--- a/docs/מטלת בית-שרה זייבלד.docx
+++ b/docs/מטלת בית-שרה זייבלד.docx
@@ -2066,6 +2066,7 @@
     </w:p>
     <w:p>
       <w:pPr>
+        <w:spacing w:after="0"/>
         <w:rPr>
           <w:rFonts w:ascii="Segoe UI" w:hAnsi="Segoe UI" w:cs="Segoe UI"/>
           <w:sz w:val="18"/>
@@ -2086,7 +2087,7 @@
     <w:p>
       <w:pPr>
         <w:pStyle w:val="Heading3"/>
-        <w:spacing w:line="240" w:lineRule="auto"/>
+        <w:spacing w:before="0" w:after="0" w:line="240" w:lineRule="auto"/>
         <w:rPr>
           <w:rFonts w:ascii="Arial" w:eastAsia="Times New Roman" w:hAnsi="Arial" w:cs="Arial"/>
           <w:color w:val="1F2933"/>
@@ -2107,6 +2108,7 @@
     <w:p>
       <w:pPr>
         <w:pStyle w:val="HTMLPreformatted"/>
+        <w:spacing w:before="0"/>
         <w:rPr>
           <w:rStyle w:val="HTMLCode"/>
           <w:sz w:val="18"/>
@@ -2164,7 +2166,7 @@
           <w:tab w:val="left" w:pos="13740"/>
           <w:tab w:val="left" w:pos="14656"/>
         </w:tabs>
-        <w:spacing w:line="240" w:lineRule="auto"/>
+        <w:spacing w:after="0" w:line="276" w:lineRule="auto"/>
         <w:rPr>
           <w:rFonts w:ascii="Segoe UI" w:hAnsi="Segoe UI" w:cs="Segoe UI"/>
           <w:color w:val="1F2933"/>
@@ -2234,7 +2236,7 @@
           <w:tab w:val="left" w:pos="13740"/>
           <w:tab w:val="left" w:pos="14656"/>
         </w:tabs>
-        <w:spacing w:line="240" w:lineRule="auto"/>
+        <w:spacing w:after="0" w:line="276" w:lineRule="auto"/>
         <w:rPr>
           <w:rFonts w:ascii="Segoe UI" w:hAnsi="Segoe UI" w:cs="Segoe UI"/>
           <w:color w:val="1F2933"/>
@@ -2294,12 +2296,17 @@
           <w:tab w:val="left" w:pos="13740"/>
           <w:tab w:val="left" w:pos="14656"/>
         </w:tabs>
-        <w:spacing w:line="240" w:lineRule="auto"/>
-        <w:rPr>
-          <w:rFonts w:ascii="Segoe UI" w:hAnsi="Segoe UI" w:cs="Segoe UI"/>
-          <w:color w:val="1F2933"/>
-          <w:sz w:val="18"/>
-          <w:szCs w:val="18"/>
+        <w:spacing w:line="276" w:lineRule="auto"/>
+        <w:rPr>
+          <w:rStyle w:val="severity1"/>
+          <w:rFonts w:ascii="Segoe UI" w:hAnsi="Segoe UI" w:cs="Segoe UI"/>
+          <w:b w:val="0"/>
+          <w:bCs w:val="0"/>
+          <w:caps w:val="0"/>
+          <w:color w:val="1F2933"/>
+          <w:sz w:val="18"/>
+          <w:szCs w:val="18"/>
+          <w:rtl/>
         </w:rPr>
       </w:pPr>
       <w:r>
@@ -2354,19 +2361,28 @@
           <w:tab w:val="left" w:pos="13740"/>
           <w:tab w:val="left" w:pos="14656"/>
         </w:tabs>
-        <w:spacing w:line="240" w:lineRule="auto"/>
+        <w:spacing w:before="240" w:after="0" w:line="240" w:lineRule="auto"/>
+        <w:rPr>
+          <w:rFonts w:ascii="Segoe UI" w:eastAsia="Times New Roman" w:hAnsi="Segoe UI" w:cs="Segoe UI"/>
+          <w:color w:val="EE0000"/>
+          <w:sz w:val="18"/>
+          <w:szCs w:val="18"/>
+          <w:lang w:val="en"/>
+        </w:rPr>
+      </w:pPr>
+      <w:r>
         <w:rPr>
           <w:rStyle w:val="severity1"/>
           <w:rFonts w:eastAsia="Times New Roman"/>
           <w:color w:val="EE0000"/>
-          <w:rtl/>
-          <w:lang w:val="en"/>
-        </w:rPr>
-      </w:pPr>
-    </w:p>
-    <w:p>
-      <w:pPr>
-        <w:pStyle w:val="NormalWeb"/>
+          <w:lang w:val="en"/>
+        </w:rPr>
+        <w:t>Severity: Blocker</w:t>
+      </w:r>
+    </w:p>
+    <w:p>
+      <w:pPr>
+        <w:pStyle w:val="Heading3"/>
         <w:tabs>
           <w:tab w:val="left" w:pos="916"/>
           <w:tab w:val="left" w:pos="1832"/>
@@ -2385,28 +2401,87 @@
           <w:tab w:val="left" w:pos="13740"/>
           <w:tab w:val="left" w:pos="14656"/>
         </w:tabs>
-        <w:spacing w:line="240" w:lineRule="auto"/>
-        <w:rPr>
-          <w:rFonts w:ascii="Segoe UI" w:eastAsia="Times New Roman" w:hAnsi="Segoe UI" w:cs="Segoe UI"/>
-          <w:color w:val="EE0000"/>
-          <w:sz w:val="18"/>
-          <w:szCs w:val="18"/>
-          <w:lang w:val="en"/>
-        </w:rPr>
-      </w:pPr>
-      <w:r>
-        <w:rPr>
-          <w:rStyle w:val="severity1"/>
+        <w:spacing w:before="0" w:after="0" w:line="240" w:lineRule="auto"/>
+        <w:rPr>
+          <w:rFonts w:ascii="Arial" w:eastAsia="Times New Roman" w:hAnsi="Arial" w:cs="Arial"/>
+          <w:color w:val="1F2933"/>
+          <w:sz w:val="21"/>
+          <w:szCs w:val="21"/>
+          <w:lang w:val="en"/>
+        </w:rPr>
+      </w:pPr>
+      <w:r>
+        <w:rPr>
           <w:rFonts w:eastAsia="Times New Roman"/>
-          <w:color w:val="EE0000"/>
-          <w:lang w:val="en"/>
-        </w:rPr>
-        <w:t>Severity: Blocker</w:t>
-      </w:r>
-    </w:p>
-    <w:p>
-      <w:pPr>
-        <w:pStyle w:val="Heading3"/>
+          <w:color w:val="1F2933"/>
+          <w:lang w:val="en"/>
+        </w:rPr>
+        <w:t>All failures are returned as HTTP 200 with an empty list</w:t>
+      </w:r>
+    </w:p>
+    <w:p>
+      <w:pPr>
+        <w:pStyle w:val="HTMLPreformatted"/>
+        <w:spacing w:before="0"/>
+        <w:rPr>
+          <w:rStyle w:val="HTMLCode"/>
+          <w:sz w:val="18"/>
+          <w:szCs w:val="18"/>
+          <w:lang w:val="en"/>
+        </w:rPr>
+      </w:pPr>
+      <w:r>
+        <w:rPr>
+          <w:rStyle w:val="HTMLCode"/>
+          <w:sz w:val="18"/>
+          <w:szCs w:val="18"/>
+          <w:lang w:val="en"/>
+        </w:rPr>
+        <w:t>catch (Exception)</w:t>
+      </w:r>
+    </w:p>
+    <w:p>
+      <w:pPr>
+        <w:pStyle w:val="HTMLPreformatted"/>
+        <w:rPr>
+          <w:sz w:val="16"/>
+          <w:szCs w:val="16"/>
+          <w:lang w:val="en"/>
+        </w:rPr>
+      </w:pPr>
+      <w:r>
+        <w:rPr>
+          <w:rStyle w:val="HTMLCode"/>
+          <w:sz w:val="18"/>
+          <w:szCs w:val="18"/>
+          <w:lang w:val="en"/>
+        </w:rPr>
+        <w:t>{  return Ok(new List&lt;Announcement&gt;());</w:t>
+      </w:r>
+      <w:r>
+        <w:rPr>
+          <w:rStyle w:val="HTMLCode"/>
+          <w:rFonts w:hint="cs"/>
+          <w:sz w:val="18"/>
+          <w:szCs w:val="18"/>
+          <w:rtl/>
+          <w:lang w:val="en"/>
+        </w:rPr>
+        <w:t xml:space="preserve">  </w:t>
+      </w:r>
+      <w:r>
+        <w:rPr>
+          <w:rStyle w:val="HTMLCode"/>
+          <w:sz w:val="18"/>
+          <w:szCs w:val="18"/>
+          <w:lang w:val="en"/>
+        </w:rPr>
+        <w:t>}</w:t>
+      </w:r>
+    </w:p>
+    <w:p>
+      <w:pPr>
+        <w:pStyle w:val="NormalWeb"/>
         <w:tabs>
           <w:tab w:val="left" w:pos="916"/>
           <w:tab w:val="left" w:pos="1832"/>
@@ -2425,81 +2500,35 @@
           <w:tab w:val="left" w:pos="13740"/>
           <w:tab w:val="left" w:pos="14656"/>
         </w:tabs>
-        <w:spacing w:line="240" w:lineRule="auto"/>
-        <w:rPr>
-          <w:rFonts w:ascii="Arial" w:eastAsia="Times New Roman" w:hAnsi="Arial" w:cs="Arial"/>
-          <w:color w:val="1F2933"/>
-          <w:sz w:val="21"/>
-          <w:szCs w:val="21"/>
-          <w:lang w:val="en"/>
-        </w:rPr>
-      </w:pPr>
-      <w:r>
-        <w:rPr>
-          <w:rFonts w:eastAsia="Times New Roman"/>
-          <w:color w:val="1F2933"/>
-          <w:lang w:val="en"/>
-        </w:rPr>
-        <w:t>All failures are returned as HTTP 200 with an empty list</w:t>
-      </w:r>
-    </w:p>
-    <w:p>
-      <w:pPr>
-        <w:pStyle w:val="HTMLPreformatted"/>
-        <w:rPr>
-          <w:rStyle w:val="HTMLCode"/>
-          <w:sz w:val="18"/>
-          <w:szCs w:val="18"/>
-          <w:lang w:val="en"/>
-        </w:rPr>
-      </w:pPr>
-      <w:r>
-        <w:rPr>
-          <w:rStyle w:val="HTMLCode"/>
-          <w:sz w:val="18"/>
-          <w:szCs w:val="18"/>
-          <w:lang w:val="en"/>
-        </w:rPr>
-        <w:t>catch (Exception)</w:t>
-      </w:r>
-    </w:p>
-    <w:p>
-      <w:pPr>
-        <w:pStyle w:val="HTMLPreformatted"/>
-        <w:rPr>
-          <w:sz w:val="16"/>
-          <w:szCs w:val="16"/>
-          <w:lang w:val="en"/>
-        </w:rPr>
-      </w:pPr>
-      <w:r>
-        <w:rPr>
-          <w:rStyle w:val="HTMLCode"/>
-          <w:sz w:val="18"/>
-          <w:szCs w:val="18"/>
-          <w:lang w:val="en"/>
-        </w:rPr>
-        <w:t>{  return Ok(new List&lt;Announcement&gt;());</w:t>
-      </w:r>
-      <w:r>
-        <w:rPr>
-          <w:rStyle w:val="HTMLCode"/>
-          <w:rFonts w:hint="cs"/>
-          <w:sz w:val="18"/>
-          <w:szCs w:val="18"/>
-          <w:rtl/>
-          <w:lang w:val="en"/>
-        </w:rPr>
-        <w:t xml:space="preserve">  </w:t>
-      </w:r>
-      <w:r>
-        <w:rPr>
-          <w:rStyle w:val="HTMLCode"/>
-          <w:sz w:val="18"/>
-          <w:szCs w:val="18"/>
-          <w:lang w:val="en"/>
-        </w:rPr>
-        <w:t>}</w:t>
+        <w:spacing w:after="0" w:line="276" w:lineRule="auto"/>
+        <w:rPr>
+          <w:rFonts w:ascii="Segoe UI" w:hAnsi="Segoe UI" w:cs="Segoe UI"/>
+          <w:color w:val="1F2933"/>
+          <w:sz w:val="18"/>
+          <w:szCs w:val="18"/>
+          <w:lang w:val="en"/>
+        </w:rPr>
+      </w:pPr>
+      <w:r>
+        <w:rPr>
+          <w:rStyle w:val="Strong"/>
+          <w:rFonts w:ascii="Arial" w:hAnsi="Arial" w:cs="Arial"/>
+          <w:color w:val="1F2933"/>
+          <w:sz w:val="18"/>
+          <w:szCs w:val="18"/>
+          <w:lang w:val="en"/>
+        </w:rPr>
+        <w:t>Problem:</w:t>
+      </w:r>
+      <w:r>
+        <w:rPr>
+          <w:rFonts w:ascii="Segoe UI" w:hAnsi="Segoe UI" w:cs="Segoe UI"/>
+          <w:color w:val="1F2933"/>
+          <w:sz w:val="18"/>
+          <w:szCs w:val="18"/>
+          <w:lang w:val="en"/>
+        </w:rPr>
+        <w:t xml:space="preserve"> CMS outages, database failures and programming errors are hidden as a successful empty response.</w:t>
       </w:r>
     </w:p>
     <w:p>
@@ -2523,7 +2552,7 @@
           <w:tab w:val="left" w:pos="13740"/>
           <w:tab w:val="left" w:pos="14656"/>
         </w:tabs>
-        <w:spacing w:line="240" w:lineRule="auto"/>
+        <w:spacing w:after="0" w:line="276" w:lineRule="auto"/>
         <w:rPr>
           <w:rFonts w:ascii="Segoe UI" w:hAnsi="Segoe UI" w:cs="Segoe UI"/>
           <w:color w:val="1F2933"/>
@@ -2541,17 +2570,17 @@
           <w:szCs w:val="18"/>
           <w:lang w:val="en"/>
         </w:rPr>
-        <w:t>Problem:</w:t>
-      </w:r>
-      <w:r>
-        <w:rPr>
-          <w:rFonts w:ascii="Segoe UI" w:hAnsi="Segoe UI" w:cs="Segoe UI"/>
-          <w:color w:val="1F2933"/>
-          <w:sz w:val="18"/>
-          <w:szCs w:val="18"/>
-          <w:lang w:val="en"/>
-        </w:rPr>
-        <w:t xml:space="preserve"> CMS outages, database failures and programming errors are hidden as a successful empty response.</w:t>
+        <w:t>Why it matters:</w:t>
+      </w:r>
+      <w:r>
+        <w:rPr>
+          <w:rFonts w:ascii="Segoe UI" w:hAnsi="Segoe UI" w:cs="Segoe UI"/>
+          <w:color w:val="1F2933"/>
+          <w:sz w:val="18"/>
+          <w:szCs w:val="18"/>
+          <w:lang w:val="en"/>
+        </w:rPr>
+        <w:t xml:space="preserve"> Consumers cannot distinguish “no announcements” from “service failure,” and monitoring cannot detect the incident reliably.</w:t>
       </w:r>
     </w:p>
     <w:p>
@@ -2575,13 +2604,17 @@
           <w:tab w:val="left" w:pos="13740"/>
           <w:tab w:val="left" w:pos="14656"/>
         </w:tabs>
-        <w:spacing w:line="240" w:lineRule="auto"/>
-        <w:rPr>
-          <w:rFonts w:ascii="Segoe UI" w:hAnsi="Segoe UI" w:cs="Segoe UI"/>
-          <w:color w:val="1F2933"/>
-          <w:sz w:val="18"/>
-          <w:szCs w:val="18"/>
-          <w:lang w:val="en"/>
+        <w:spacing w:line="276" w:lineRule="auto"/>
+        <w:rPr>
+          <w:rStyle w:val="severity1"/>
+          <w:rFonts w:ascii="Segoe UI" w:hAnsi="Segoe UI" w:cs="Segoe UI"/>
+          <w:b w:val="0"/>
+          <w:bCs w:val="0"/>
+          <w:caps w:val="0"/>
+          <w:color w:val="1F2933"/>
+          <w:sz w:val="18"/>
+          <w:szCs w:val="18"/>
+          <w:rtl/>
         </w:rPr>
       </w:pPr>
       <w:r>
@@ -2593,22 +2626,30 @@
           <w:szCs w:val="18"/>
           <w:lang w:val="en"/>
         </w:rPr>
-        <w:t>Why it matters:</w:t>
-      </w:r>
-      <w:r>
-        <w:rPr>
-          <w:rFonts w:ascii="Segoe UI" w:hAnsi="Segoe UI" w:cs="Segoe UI"/>
-          <w:color w:val="1F2933"/>
-          <w:sz w:val="18"/>
-          <w:szCs w:val="18"/>
-          <w:lang w:val="en"/>
-        </w:rPr>
-        <w:t xml:space="preserve"> Consumers cannot distinguish “no announcements” from “service failure,” and monitoring cannot detect the incident reliably.</w:t>
-      </w:r>
-    </w:p>
-    <w:p>
-      <w:pPr>
-        <w:pStyle w:val="NormalWeb"/>
+        <w:t>Proposed fix:</w:t>
+      </w:r>
+      <w:r>
+        <w:rPr>
+          <w:rFonts w:ascii="Segoe UI" w:hAnsi="Segoe UI" w:cs="Segoe UI"/>
+          <w:color w:val="1F2933"/>
+          <w:sz w:val="18"/>
+          <w:szCs w:val="18"/>
+          <w:lang w:val="en"/>
+        </w:rPr>
+        <w:t xml:space="preserve"> </w:t>
+      </w:r>
+      <w:r>
+        <w:rPr>
+          <w:rFonts w:ascii="Segoe UI" w:hAnsi="Segoe UI" w:cs="Segoe UI"/>
+          <w:color w:val="1F2933"/>
+          <w:sz w:val="18"/>
+          <w:szCs w:val="18"/>
+        </w:rPr>
+        <w:t>Handle expected failures explicitly, log them appropriately, and return meaningful HTTP status codes, such as 502 for an upstream CMS failure or 500 for an unexpected internal error. Use centralized exception handling and Problem Details where appropriate.</w:t>
+      </w:r>
+    </w:p>
+    <w:p>
+      <w:pPr>
         <w:tabs>
           <w:tab w:val="left" w:pos="916"/>
           <w:tab w:val="left" w:pos="1832"/>
@@ -2627,48 +2668,28 @@
           <w:tab w:val="left" w:pos="13740"/>
           <w:tab w:val="left" w:pos="14656"/>
         </w:tabs>
-        <w:spacing w:line="240" w:lineRule="auto"/>
-        <w:rPr>
-          <w:rFonts w:ascii="Segoe UI" w:hAnsi="Segoe UI" w:cs="Segoe UI"/>
-          <w:color w:val="1F2933"/>
-          <w:sz w:val="18"/>
-          <w:szCs w:val="18"/>
-        </w:rPr>
-      </w:pPr>
-      <w:r>
-        <w:rPr>
-          <w:rStyle w:val="Strong"/>
-          <w:rFonts w:ascii="Arial" w:hAnsi="Arial" w:cs="Arial"/>
-          <w:color w:val="1F2933"/>
-          <w:sz w:val="18"/>
-          <w:szCs w:val="18"/>
-          <w:lang w:val="en"/>
-        </w:rPr>
-        <w:t>Proposed fix:</w:t>
-      </w:r>
-      <w:r>
-        <w:rPr>
-          <w:rFonts w:ascii="Segoe UI" w:hAnsi="Segoe UI" w:cs="Segoe UI"/>
-          <w:color w:val="1F2933"/>
-          <w:sz w:val="18"/>
-          <w:szCs w:val="18"/>
-          <w:lang w:val="en"/>
-        </w:rPr>
-        <w:t xml:space="preserve"> </w:t>
-      </w:r>
-      <w:r>
-        <w:rPr>
-          <w:rFonts w:ascii="Segoe UI" w:hAnsi="Segoe UI" w:cs="Segoe UI"/>
-          <w:color w:val="1F2933"/>
-          <w:sz w:val="18"/>
-          <w:szCs w:val="18"/>
-        </w:rPr>
-        <w:t>Handle expected failures explicitly, log them appropriately, and return meaningful HTTP status codes, such as 502 for an upstream CMS failure or 500 for an unexpected internal error. Use centralized exception handling and Problem Details where appropriate.</w:t>
-      </w:r>
-    </w:p>
-    <w:p>
-      <w:pPr>
-        <w:pStyle w:val="NormalWeb"/>
+        <w:spacing w:before="240" w:after="0" w:line="240" w:lineRule="auto"/>
+        <w:rPr>
+          <w:rFonts w:ascii="Segoe UI" w:eastAsia="Times New Roman" w:hAnsi="Segoe UI" w:cs="Segoe UI"/>
+          <w:color w:val="FFC000"/>
+          <w:sz w:val="18"/>
+          <w:szCs w:val="18"/>
+          <w:lang w:val="en"/>
+        </w:rPr>
+      </w:pPr>
+      <w:r>
+        <w:rPr>
+          <w:rStyle w:val="severity1"/>
+          <w:rFonts w:eastAsia="Times New Roman"/>
+          <w:color w:val="FFC000"/>
+          <w:lang w:val="en"/>
+        </w:rPr>
+        <w:t>Severity: Important</w:t>
+      </w:r>
+    </w:p>
+    <w:p>
+      <w:pPr>
+        <w:pStyle w:val="Heading3"/>
         <w:tabs>
           <w:tab w:val="left" w:pos="916"/>
           <w:tab w:val="left" w:pos="1832"/>
@@ -2687,17 +2708,71 @@
           <w:tab w:val="left" w:pos="13740"/>
           <w:tab w:val="left" w:pos="14656"/>
         </w:tabs>
-        <w:spacing w:line="240" w:lineRule="auto"/>
-        <w:rPr>
-          <w:rStyle w:val="severity1"/>
+        <w:spacing w:before="0" w:after="0" w:line="240" w:lineRule="auto"/>
+        <w:rPr>
+          <w:rFonts w:ascii="Arial" w:eastAsia="Times New Roman" w:hAnsi="Arial" w:cs="Arial"/>
+          <w:color w:val="1F2933"/>
+          <w:sz w:val="21"/>
+          <w:szCs w:val="21"/>
+          <w:lang w:val="en"/>
+        </w:rPr>
+      </w:pPr>
+      <w:r>
+        <w:rPr>
           <w:rFonts w:eastAsia="Times New Roman"/>
-          <w:color w:val="EE0000"/>
-          <w:sz w:val="13"/>
-          <w:szCs w:val="13"/>
-          <w:rtl/>
-          <w:lang w:val="en"/>
-        </w:rPr>
-      </w:pPr>
+          <w:color w:val="1F2933"/>
+          <w:lang w:val="en"/>
+        </w:rPr>
+        <w:t>The synchronous action blocks on an asynchronous HTTP call</w:t>
+      </w:r>
+    </w:p>
+    <w:p>
+      <w:pPr>
+        <w:pStyle w:val="HTMLPreformatted"/>
+        <w:spacing w:before="0"/>
+        <w:rPr>
+          <w:rStyle w:val="HTMLCode"/>
+          <w:lang w:val="en"/>
+        </w:rPr>
+      </w:pPr>
+      <w:r>
+        <w:rPr>
+          <w:rStyle w:val="HTMLCode"/>
+          <w:lang w:val="en"/>
+        </w:rPr>
+        <w:t>public IActionResult Get(string authorityCode)</w:t>
+      </w:r>
+    </w:p>
+    <w:p>
+      <w:pPr>
+        <w:pStyle w:val="HTMLPreformatted"/>
+        <w:rPr>
+          <w:lang w:val="en"/>
+        </w:rPr>
+      </w:pPr>
+      <w:r>
+        <w:rPr>
+          <w:rStyle w:val="HTMLCode"/>
+          <w:lang w:val="en"/>
+        </w:rPr>
+        <w:t>{  var json = client.GetStringAsync(url).Result;</w:t>
+      </w:r>
+      <w:r>
+        <w:rPr>
+          <w:rStyle w:val="HTMLCode"/>
+          <w:rFonts w:hint="cs"/>
+          <w:rtl/>
+          <w:lang w:val="en"/>
+        </w:rPr>
+        <w:t xml:space="preserve">  </w:t>
+      </w:r>
+      <w:r>
+        <w:rPr>
+          <w:rStyle w:val="HTMLCode"/>
+          <w:lang w:val="en"/>
+        </w:rPr>
+        <w:t>}</w:t>
+      </w:r>
     </w:p>
     <w:p>
       <w:pPr>
@@ -2720,30 +2795,76 @@
           <w:tab w:val="left" w:pos="13740"/>
           <w:tab w:val="left" w:pos="14656"/>
         </w:tabs>
-        <w:spacing w:line="240" w:lineRule="auto"/>
-        <w:rPr>
-          <w:rFonts w:ascii="Segoe UI" w:eastAsia="Times New Roman" w:hAnsi="Segoe UI" w:cs="Segoe UI"/>
-          <w:color w:val="EE0000"/>
-          <w:sz w:val="16"/>
-          <w:szCs w:val="16"/>
-          <w:lang w:val="en"/>
-        </w:rPr>
-      </w:pPr>
-      <w:r>
-        <w:rPr>
-          <w:rStyle w:val="severity1"/>
-          <w:rFonts w:eastAsia="Times New Roman"/>
-          <w:color w:val="EE0000"/>
-          <w:sz w:val="13"/>
-          <w:szCs w:val="13"/>
-          <w:lang w:val="en"/>
-        </w:rPr>
-        <w:t>Severity: Blocker</w:t>
-      </w:r>
-    </w:p>
-    <w:p>
-      <w:pPr>
-        <w:pStyle w:val="Heading3"/>
+        <w:spacing w:after="0" w:line="276" w:lineRule="auto"/>
+        <w:rPr>
+          <w:rFonts w:ascii="Segoe UI" w:hAnsi="Segoe UI" w:cs="Segoe UI"/>
+          <w:color w:val="1F2933"/>
+          <w:sz w:val="18"/>
+          <w:szCs w:val="18"/>
+          <w:lang w:val="en"/>
+        </w:rPr>
+      </w:pPr>
+      <w:r>
+        <w:rPr>
+          <w:rStyle w:val="Strong"/>
+          <w:rFonts w:ascii="Arial" w:hAnsi="Arial" w:cs="Arial"/>
+          <w:color w:val="1F2933"/>
+          <w:sz w:val="18"/>
+          <w:szCs w:val="18"/>
+          <w:lang w:val="en"/>
+        </w:rPr>
+        <w:t>Problem:</w:t>
+      </w:r>
+      <w:r>
+        <w:rPr>
+          <w:rFonts w:ascii="Segoe UI" w:hAnsi="Segoe UI" w:cs="Segoe UI"/>
+          <w:color w:val="1F2933"/>
+          <w:sz w:val="18"/>
+          <w:szCs w:val="18"/>
+          <w:lang w:val="en"/>
+        </w:rPr>
+        <w:t xml:space="preserve"> The method is not declared </w:t>
+      </w:r>
+      <w:r>
+        <w:rPr>
+          <w:rStyle w:val="HTMLCode"/>
+          <w:color w:val="1F2933"/>
+          <w:lang w:val="en"/>
+        </w:rPr>
+        <w:t>async</w:t>
+      </w:r>
+      <w:r>
+        <w:rPr>
+          <w:rFonts w:ascii="Segoe UI" w:hAnsi="Segoe UI" w:cs="Segoe UI"/>
+          <w:color w:val="1F2933"/>
+          <w:sz w:val="18"/>
+          <w:szCs w:val="18"/>
+          <w:lang w:val="en"/>
+        </w:rPr>
+        <w:t xml:space="preserve"> and blocks with </w:t>
+      </w:r>
+      <w:r>
+        <w:rPr>
+          <w:rStyle w:val="HTMLCode"/>
+          <w:color w:val="1F2933"/>
+          <w:lang w:val="en"/>
+        </w:rPr>
+        <w:t>.Result</w:t>
+      </w:r>
+      <w:r>
+        <w:rPr>
+          <w:rFonts w:ascii="Segoe UI" w:hAnsi="Segoe UI" w:cs="Segoe UI"/>
+          <w:color w:val="1F2933"/>
+          <w:sz w:val="18"/>
+          <w:szCs w:val="18"/>
+          <w:lang w:val="en"/>
+        </w:rPr>
+        <w:t>.</w:t>
+      </w:r>
+    </w:p>
+    <w:p>
+      <w:pPr>
+        <w:pStyle w:val="NormalWeb"/>
         <w:tabs>
           <w:tab w:val="left" w:pos="916"/>
           <w:tab w:val="left" w:pos="1832"/>
@@ -2762,64 +2883,35 @@
           <w:tab w:val="left" w:pos="13740"/>
           <w:tab w:val="left" w:pos="14656"/>
         </w:tabs>
-        <w:spacing w:line="240" w:lineRule="auto"/>
-        <w:rPr>
-          <w:rFonts w:ascii="Arial" w:eastAsia="Times New Roman" w:hAnsi="Arial" w:cs="Arial"/>
-          <w:color w:val="1F2933"/>
-          <w:sz w:val="20"/>
-          <w:szCs w:val="20"/>
-          <w:lang w:val="en"/>
-        </w:rPr>
-      </w:pPr>
-      <w:r>
-        <w:rPr>
-          <w:rFonts w:eastAsia="Times New Roman"/>
-          <w:color w:val="1F2933"/>
-          <w:sz w:val="20"/>
-          <w:szCs w:val="20"/>
-          <w:lang w:val="en"/>
-        </w:rPr>
-        <w:t>The logged idNumber does not control which user or authority is fetched.</w:t>
-      </w:r>
-    </w:p>
-    <w:p>
-      <w:pPr>
-        <w:pStyle w:val="HTMLPreformatted"/>
-        <w:rPr>
-          <w:rStyle w:val="HTMLCode"/>
-          <w:sz w:val="18"/>
-          <w:szCs w:val="18"/>
-          <w:lang w:val="en"/>
-        </w:rPr>
-      </w:pPr>
-      <w:r>
-        <w:rPr>
-          <w:rStyle w:val="HTMLCode"/>
-          <w:sz w:val="18"/>
-          <w:szCs w:val="18"/>
-          <w:lang w:val="en"/>
-        </w:rPr>
-        <w:t>_logger.LogInformation("Fetched announcements for " + authorityCode +</w:t>
-      </w:r>
-    </w:p>
-    <w:p>
-      <w:pPr>
-        <w:pStyle w:val="HTMLPreformatted"/>
-        <w:rPr>
-          <w:rStyle w:val="HTMLCode"/>
-          <w:sz w:val="18"/>
-          <w:szCs w:val="18"/>
-          <w:lang w:val="en"/>
-        </w:rPr>
-      </w:pPr>
-      <w:r>
-        <w:rPr>
-          <w:rStyle w:val="HTMLCode"/>
-          <w:sz w:val="18"/>
-          <w:szCs w:val="18"/>
-          <w:lang w:val="en"/>
-        </w:rPr>
-        <w:t xml:space="preserve">    " by user " + User.FindFirst("idNumber")?.Value);</w:t>
+        <w:spacing w:after="0" w:line="276" w:lineRule="auto"/>
+        <w:rPr>
+          <w:rFonts w:ascii="Segoe UI" w:hAnsi="Segoe UI" w:cs="Segoe UI"/>
+          <w:color w:val="1F2933"/>
+          <w:sz w:val="18"/>
+          <w:szCs w:val="18"/>
+          <w:lang w:val="en"/>
+        </w:rPr>
+      </w:pPr>
+      <w:r>
+        <w:rPr>
+          <w:rStyle w:val="Strong"/>
+          <w:rFonts w:ascii="Arial" w:hAnsi="Arial" w:cs="Arial"/>
+          <w:color w:val="1F2933"/>
+          <w:sz w:val="18"/>
+          <w:szCs w:val="18"/>
+          <w:lang w:val="en"/>
+        </w:rPr>
+        <w:t>Why it matters:</w:t>
+      </w:r>
+      <w:r>
+        <w:rPr>
+          <w:rFonts w:ascii="Segoe UI" w:hAnsi="Segoe UI" w:cs="Segoe UI"/>
+          <w:color w:val="1F2933"/>
+          <w:sz w:val="18"/>
+          <w:szCs w:val="18"/>
+          <w:lang w:val="en"/>
+        </w:rPr>
+        <w:t xml:space="preserve"> This consumes request threads, increases latency and prevents cancellation.</w:t>
       </w:r>
     </w:p>
     <w:p>
@@ -2843,29 +2935,48 @@
           <w:tab w:val="left" w:pos="13740"/>
           <w:tab w:val="left" w:pos="14656"/>
         </w:tabs>
-        <w:spacing w:line="240" w:lineRule="auto"/>
-        <w:rPr>
-          <w:rFonts w:ascii="Segoe UI" w:hAnsi="Segoe UI" w:cs="Segoe UI"/>
-          <w:sz w:val="18"/>
-          <w:szCs w:val="18"/>
+        <w:spacing w:line="276" w:lineRule="auto"/>
+        <w:rPr>
+          <w:rStyle w:val="severity1"/>
+          <w:rFonts w:ascii="Segoe UI" w:hAnsi="Segoe UI" w:cs="Segoe UI"/>
+          <w:b w:val="0"/>
+          <w:bCs w:val="0"/>
+          <w:caps w:val="0"/>
+          <w:color w:val="1F2933"/>
+          <w:sz w:val="18"/>
+          <w:szCs w:val="18"/>
+          <w:rtl/>
         </w:rPr>
       </w:pPr>
       <w:r>
         <w:rPr>
           <w:rStyle w:val="Strong"/>
-          <w:rFonts w:ascii="Segoe UI" w:hAnsi="Segoe UI" w:cs="Segoe UI"/>
-          <w:sz w:val="18"/>
-          <w:szCs w:val="18"/>
-        </w:rPr>
-        <w:t>Problem:</w:t>
-      </w:r>
-      <w:r>
-        <w:rPr>
-          <w:rFonts w:ascii="Segoe UI" w:hAnsi="Segoe UI" w:cs="Segoe UI"/>
-          <w:sz w:val="18"/>
-          <w:szCs w:val="18"/>
-        </w:rPr>
-        <w:t xml:space="preserve"> User.FindFirst("idNumber") only reads a claim from the authenticated principal for the current request; the actual CMS and Mongo queries are driven by the request authorityCode, with no visible authorization check binding that authority to the current user.</w:t>
+          <w:rFonts w:ascii="Arial" w:hAnsi="Arial" w:cs="Arial"/>
+          <w:color w:val="1F2933"/>
+          <w:sz w:val="18"/>
+          <w:szCs w:val="18"/>
+          <w:lang w:val="en"/>
+        </w:rPr>
+        <w:t>Proposed fix:</w:t>
+      </w:r>
+      <w:r>
+        <w:rPr>
+          <w:rFonts w:ascii="Segoe UI" w:hAnsi="Segoe UI" w:cs="Segoe UI"/>
+          <w:color w:val="1F2933"/>
+          <w:sz w:val="18"/>
+          <w:szCs w:val="18"/>
+          <w:lang w:val="en"/>
+        </w:rPr>
+        <w:t xml:space="preserve"> </w:t>
+      </w:r>
+      <w:r>
+        <w:rPr>
+          <w:rFonts w:ascii="Segoe UI" w:hAnsi="Segoe UI" w:cs="Segoe UI"/>
+          <w:color w:val="1F2933"/>
+          <w:sz w:val="18"/>
+          <w:szCs w:val="18"/>
+        </w:rPr>
+        <w:t>Make the action asynchronous, return Task&lt;IActionResult&gt;, use await, and propagate a CancellationToken to downstream calls.</w:t>
       </w:r>
     </w:p>
     <w:p>
@@ -2889,34 +3000,28 @@
           <w:tab w:val="left" w:pos="13740"/>
           <w:tab w:val="left" w:pos="14656"/>
         </w:tabs>
-        <w:spacing w:line="240" w:lineRule="auto"/>
-        <w:rPr>
-          <w:rFonts w:ascii="Segoe UI" w:hAnsi="Segoe UI" w:cs="Segoe UI"/>
-          <w:sz w:val="18"/>
-          <w:szCs w:val="18"/>
-        </w:rPr>
-      </w:pPr>
-      <w:r>
-        <w:rPr>
-          <w:rStyle w:val="Strong"/>
-          <w:rFonts w:ascii="Segoe UI" w:hAnsi="Segoe UI" w:cs="Segoe UI"/>
-          <w:sz w:val="18"/>
-          <w:szCs w:val="18"/>
-        </w:rPr>
-        <w:t>Why it matters:</w:t>
-      </w:r>
-      <w:r>
-        <w:rPr>
-          <w:rFonts w:ascii="Segoe UI" w:hAnsi="Segoe UI" w:cs="Segoe UI"/>
-          <w:sz w:val="18"/>
-          <w:szCs w:val="18"/>
-        </w:rPr>
-        <w:t xml:space="preserve"> This is misleading audit logging and, unless authorization exists elsewhere, a caller could change authorityCode and access another authority's announcements or settings.</w:t>
-      </w:r>
-    </w:p>
-    <w:p>
-      <w:pPr>
-        <w:pStyle w:val="NormalWeb"/>
+        <w:spacing w:before="240" w:after="0" w:line="240" w:lineRule="auto"/>
+        <w:rPr>
+          <w:rFonts w:ascii="Segoe UI" w:eastAsia="Times New Roman" w:hAnsi="Segoe UI" w:cs="Segoe UI"/>
+          <w:color w:val="FFC000"/>
+          <w:sz w:val="18"/>
+          <w:szCs w:val="18"/>
+          <w:lang w:val="en"/>
+        </w:rPr>
+      </w:pPr>
+      <w:r>
+        <w:rPr>
+          <w:rStyle w:val="severity1"/>
+          <w:rFonts w:eastAsia="Times New Roman"/>
+          <w:color w:val="FFC000"/>
+          <w:lang w:val="en"/>
+        </w:rPr>
+        <w:t>Severity: Important</w:t>
+      </w:r>
+    </w:p>
+    <w:p>
+      <w:pPr>
+        <w:pStyle w:val="Heading3"/>
         <w:tabs>
           <w:tab w:val="left" w:pos="916"/>
           <w:tab w:val="left" w:pos="1832"/>
@@ -2935,33 +3040,50 @@
           <w:tab w:val="left" w:pos="13740"/>
           <w:tab w:val="left" w:pos="14656"/>
         </w:tabs>
-        <w:spacing w:line="240" w:lineRule="auto"/>
-        <w:rPr>
-          <w:rFonts w:ascii="Segoe UI" w:hAnsi="Segoe UI" w:cs="Segoe UI"/>
-          <w:sz w:val="18"/>
-          <w:szCs w:val="18"/>
-        </w:rPr>
-      </w:pPr>
-      <w:r>
-        <w:rPr>
-          <w:rStyle w:val="Strong"/>
-          <w:rFonts w:ascii="Segoe UI" w:hAnsi="Segoe UI" w:cs="Segoe UI"/>
-          <w:sz w:val="18"/>
-          <w:szCs w:val="18"/>
-        </w:rPr>
-        <w:t>Suggested fix:</w:t>
-      </w:r>
-      <w:r>
-        <w:rPr>
-          <w:rFonts w:ascii="Segoe UI" w:hAnsi="Segoe UI" w:cs="Segoe UI"/>
-          <w:sz w:val="18"/>
-          <w:szCs w:val="18"/>
-        </w:rPr>
-        <w:t xml:space="preserve"> Enforce authorization server-side by resolving the allowed authority from trusted identity/claims or an access-control service, verify it matches authorityCode, and log a non-sensitive user identifier with structured logging. Do not treat the idNumber claim as a selector for the data query.</w:t>
-      </w:r>
-    </w:p>
-    <w:p>
-      <w:pPr>
+        <w:spacing w:before="0" w:after="0" w:line="240" w:lineRule="auto"/>
+        <w:rPr>
+          <w:rFonts w:ascii="Arial" w:eastAsia="Times New Roman" w:hAnsi="Arial" w:cs="Arial"/>
+          <w:color w:val="1F2933"/>
+          <w:sz w:val="21"/>
+          <w:szCs w:val="21"/>
+        </w:rPr>
+      </w:pPr>
+      <w:r>
+        <w:rPr>
+          <w:rFonts w:eastAsia="Times New Roman"/>
+          <w:color w:val="1F2933"/>
+          <w:lang w:val="en"/>
+        </w:rPr>
+        <w:t xml:space="preserve">A </w:t>
+      </w:r>
+      <w:r>
+        <w:rPr>
+          <w:rFonts w:eastAsia="Times New Roman"/>
+          <w:color w:val="1F2933"/>
+          <w:lang w:val="en"/>
+        </w:rPr>
+        <w:t>CMS HTTP calls lack proper client lifecycle and resilience configuration</w:t>
+      </w:r>
+    </w:p>
+    <w:p>
+      <w:pPr>
+        <w:pStyle w:val="HTMLPreformatted"/>
+        <w:spacing w:before="0"/>
+        <w:rPr>
+          <w:lang w:val="en"/>
+        </w:rPr>
+      </w:pPr>
+      <w:r>
+        <w:rPr>
+          <w:rStyle w:val="HTMLCode"/>
+          <w:lang w:val="en"/>
+        </w:rPr>
+        <w:t>var client = new HttpClient();</w:t>
+      </w:r>
+    </w:p>
+    <w:p>
+      <w:pPr>
+        <w:pStyle w:val="NormalWeb"/>
         <w:tabs>
           <w:tab w:val="left" w:pos="916"/>
           <w:tab w:val="left" w:pos="1832"/>
@@ -2980,18 +3102,48 @@
           <w:tab w:val="left" w:pos="13740"/>
           <w:tab w:val="left" w:pos="14656"/>
         </w:tabs>
-        <w:spacing w:line="240" w:lineRule="auto"/>
-        <w:rPr>
-          <w:rStyle w:val="severity1"/>
-          <w:rFonts w:eastAsia="Times New Roman"/>
-          <w:color w:val="FFC000"/>
-          <w:rtl/>
-          <w:lang w:val="en"/>
-        </w:rPr>
-      </w:pPr>
-    </w:p>
-    <w:p>
-      <w:pPr>
+        <w:spacing w:after="0" w:line="276" w:lineRule="auto"/>
+        <w:rPr>
+          <w:rFonts w:ascii="Segoe UI" w:hAnsi="Segoe UI" w:cs="Segoe UI"/>
+          <w:color w:val="1F2933"/>
+          <w:sz w:val="18"/>
+          <w:szCs w:val="18"/>
+        </w:rPr>
+      </w:pPr>
+      <w:r>
+        <w:rPr>
+          <w:rStyle w:val="Strong"/>
+          <w:rFonts w:ascii="Arial" w:hAnsi="Arial" w:cs="Arial"/>
+          <w:color w:val="1F2933"/>
+          <w:sz w:val="18"/>
+          <w:szCs w:val="18"/>
+          <w:lang w:val="en"/>
+        </w:rPr>
+        <w:t>Problem:</w:t>
+      </w:r>
+      <w:r>
+        <w:rPr>
+          <w:rFonts w:ascii="Segoe UI" w:hAnsi="Segoe UI" w:cs="Segoe UI"/>
+          <w:color w:val="1F2933"/>
+          <w:sz w:val="18"/>
+          <w:szCs w:val="18"/>
+          <w:lang w:val="en"/>
+        </w:rPr>
+        <w:t xml:space="preserve"> </w:t>
+      </w:r>
+      <w:r>
+        <w:rPr>
+          <w:rFonts w:ascii="Segoe UI" w:hAnsi="Segoe UI" w:cs="Segoe UI"/>
+          <w:color w:val="1F2933"/>
+          <w:sz w:val="18"/>
+          <w:szCs w:val="18"/>
+        </w:rPr>
+        <w:t>A new HttpClient is created for each request, with no explicit timeout or defined handling of unsuccessful CMS responses.</w:t>
+      </w:r>
+    </w:p>
+    <w:p>
+      <w:pPr>
+        <w:pStyle w:val="NormalWeb"/>
         <w:tabs>
           <w:tab w:val="left" w:pos="916"/>
           <w:tab w:val="left" w:pos="1832"/>
@@ -3010,28 +3162,68 @@
           <w:tab w:val="left" w:pos="13740"/>
           <w:tab w:val="left" w:pos="14656"/>
         </w:tabs>
-        <w:spacing w:line="240" w:lineRule="auto"/>
-        <w:rPr>
-          <w:rFonts w:ascii="Segoe UI" w:eastAsia="Times New Roman" w:hAnsi="Segoe UI" w:cs="Segoe UI"/>
-          <w:color w:val="FFC000"/>
-          <w:sz w:val="18"/>
-          <w:szCs w:val="18"/>
-          <w:lang w:val="en"/>
-        </w:rPr>
-      </w:pPr>
-      <w:r>
-        <w:rPr>
-          <w:rStyle w:val="severity1"/>
-          <w:rFonts w:eastAsia="Times New Roman"/>
-          <w:color w:val="FFC000"/>
-          <w:lang w:val="en"/>
-        </w:rPr>
-        <w:t>Severity: Important</w:t>
-      </w:r>
-    </w:p>
-    <w:p>
-      <w:pPr>
-        <w:pStyle w:val="Heading3"/>
+        <w:spacing w:after="0" w:line="276" w:lineRule="auto"/>
+        <w:rPr>
+          <w:rFonts w:ascii="Segoe UI" w:hAnsi="Segoe UI" w:cs="Segoe UI"/>
+          <w:color w:val="1F2933"/>
+          <w:sz w:val="18"/>
+          <w:szCs w:val="18"/>
+        </w:rPr>
+      </w:pPr>
+      <w:r>
+        <w:rPr>
+          <w:rStyle w:val="Strong"/>
+          <w:rFonts w:ascii="Arial" w:hAnsi="Arial" w:cs="Arial"/>
+          <w:color w:val="1F2933"/>
+          <w:sz w:val="18"/>
+          <w:szCs w:val="18"/>
+          <w:lang w:val="en"/>
+        </w:rPr>
+        <w:t>Why it matters:</w:t>
+      </w:r>
+      <w:r>
+        <w:rPr>
+          <w:rFonts w:ascii="Segoe UI" w:hAnsi="Segoe UI" w:cs="Segoe UI"/>
+          <w:color w:val="1F2933"/>
+          <w:sz w:val="18"/>
+          <w:szCs w:val="18"/>
+          <w:lang w:val="en"/>
+        </w:rPr>
+        <w:t xml:space="preserve"> </w:t>
+      </w:r>
+      <w:r>
+        <w:rPr>
+          <w:rFonts w:ascii="Segoe UI" w:hAnsi="Segoe UI" w:cs="Segoe UI"/>
+          <w:color w:val="1F2933"/>
+          <w:sz w:val="18"/>
+          <w:szCs w:val="18"/>
+          <w:lang w:val="en"/>
+        </w:rPr>
+        <w:t>T</w:t>
+      </w:r>
+      <w:r>
+        <w:rPr>
+          <w:rFonts w:ascii="Segoe UI" w:hAnsi="Segoe UI" w:cs="Segoe UI"/>
+          <w:color w:val="1F2933"/>
+          <w:sz w:val="18"/>
+          <w:szCs w:val="18"/>
+        </w:rPr>
+        <w:t>his can contribute to socket exhaustion, long-running requests, and unpredictable behavior when the CMS is slow or unavailable</w:t>
+      </w:r>
+      <w:r>
+        <w:rPr>
+          <w:rFonts w:ascii="Segoe UI" w:hAnsi="Segoe UI" w:cs="Segoe UI"/>
+          <w:color w:val="1F2933"/>
+          <w:sz w:val="18"/>
+          <w:szCs w:val="18"/>
+          <w:lang w:val="en"/>
+        </w:rPr>
+        <w:t>.</w:t>
+      </w:r>
+    </w:p>
+    <w:p>
+      <w:pPr>
+        <w:pStyle w:val="NormalWeb"/>
         <w:tabs>
           <w:tab w:val="left" w:pos="916"/>
           <w:tab w:val="left" w:pos="1832"/>
@@ -3050,74 +3242,62 @@
           <w:tab w:val="left" w:pos="13740"/>
           <w:tab w:val="left" w:pos="14656"/>
         </w:tabs>
-        <w:spacing w:line="240" w:lineRule="auto"/>
-        <w:rPr>
-          <w:rFonts w:ascii="Arial" w:eastAsia="Times New Roman" w:hAnsi="Arial" w:cs="Arial"/>
-          <w:color w:val="1F2933"/>
-          <w:sz w:val="21"/>
-          <w:szCs w:val="21"/>
-          <w:lang w:val="en"/>
-        </w:rPr>
-      </w:pPr>
-      <w:r>
-        <w:rPr>
-          <w:rFonts w:eastAsia="Times New Roman"/>
-          <w:color w:val="1F2933"/>
-          <w:lang w:val="en"/>
-        </w:rPr>
-        <w:t>The synchronous action blocks on an asynchronous HTTP call</w:t>
-      </w:r>
-    </w:p>
-    <w:p>
-      <w:pPr>
-        <w:pStyle w:val="HTMLPreformatted"/>
-        <w:rPr>
-          <w:rStyle w:val="HTMLCode"/>
-          <w:lang w:val="en"/>
-        </w:rPr>
-      </w:pPr>
-      <w:r>
-        <w:rPr>
-          <w:rStyle w:val="HTMLCode"/>
-          <w:lang w:val="en"/>
-        </w:rPr>
-        <w:t>public IActionResult Get(string authorityCode)</w:t>
-      </w:r>
-    </w:p>
-    <w:p>
-      <w:pPr>
-        <w:pStyle w:val="HTMLPreformatted"/>
-        <w:rPr>
-          <w:lang w:val="en"/>
-        </w:rPr>
-      </w:pPr>
-      <w:r>
-        <w:rPr>
-          <w:rStyle w:val="HTMLCode"/>
-          <w:lang w:val="en"/>
-        </w:rPr>
-        <w:t>{  var json = client.GetStringAsync(url).Result;</w:t>
-      </w:r>
-      <w:r>
-        <w:rPr>
-          <w:rStyle w:val="HTMLCode"/>
-          <w:rFonts w:hint="cs"/>
-          <w:rtl/>
-          <w:lang w:val="en"/>
-        </w:rPr>
-        <w:t xml:space="preserve">  </w:t>
-      </w:r>
-      <w:r>
-        <w:rPr>
-          <w:rStyle w:val="HTMLCode"/>
-          <w:lang w:val="en"/>
-        </w:rPr>
-        <w:t>}</w:t>
-      </w:r>
-    </w:p>
-    <w:p>
-      <w:pPr>
-        <w:pStyle w:val="NormalWeb"/>
+        <w:spacing w:line="276" w:lineRule="auto"/>
+        <w:rPr>
+          <w:rStyle w:val="severity1"/>
+          <w:rFonts w:ascii="Segoe UI" w:hAnsi="Segoe UI" w:cs="Segoe UI"/>
+          <w:b w:val="0"/>
+          <w:bCs w:val="0"/>
+          <w:caps w:val="0"/>
+          <w:color w:val="1F2933"/>
+          <w:sz w:val="18"/>
+          <w:szCs w:val="18"/>
+          <w:rtl/>
+        </w:rPr>
+      </w:pPr>
+      <w:r>
+        <w:rPr>
+          <w:rStyle w:val="Strong"/>
+          <w:rFonts w:ascii="Arial" w:hAnsi="Arial" w:cs="Arial"/>
+          <w:color w:val="1F2933"/>
+          <w:sz w:val="18"/>
+          <w:szCs w:val="18"/>
+          <w:lang w:val="en"/>
+        </w:rPr>
+        <w:t>Proposed fix:</w:t>
+      </w:r>
+      <w:r>
+        <w:rPr>
+          <w:rFonts w:ascii="Segoe UI" w:hAnsi="Segoe UI" w:cs="Segoe UI"/>
+          <w:color w:val="1F2933"/>
+          <w:sz w:val="18"/>
+          <w:szCs w:val="18"/>
+          <w:lang w:val="en"/>
+        </w:rPr>
+        <w:t xml:space="preserve"> </w:t>
+      </w:r>
+      <w:r>
+        <w:rPr>
+          <w:rFonts w:ascii="Segoe UI" w:hAnsi="Segoe UI" w:cs="Segoe UI"/>
+          <w:color w:val="1F2933"/>
+          <w:sz w:val="18"/>
+          <w:szCs w:val="18"/>
+        </w:rPr>
+        <w:t>Register a typed client using IHttpClientFactory, configure a bounded timeout, propagate cancellation, handle non-success status codes, and use bounded retries only for appropriate transient failures</w:t>
+      </w:r>
+      <w:r>
+        <w:rPr>
+          <w:rFonts w:ascii="Segoe UI" w:hAnsi="Segoe UI" w:cs="Segoe UI"/>
+          <w:color w:val="1F2933"/>
+          <w:sz w:val="18"/>
+          <w:szCs w:val="18"/>
+          <w:lang w:val="en"/>
+        </w:rPr>
+        <w:t>.</w:t>
+      </w:r>
+    </w:p>
+    <w:p>
+      <w:pPr>
         <w:tabs>
           <w:tab w:val="left" w:pos="916"/>
           <w:tab w:val="left" w:pos="1832"/>
@@ -3136,76 +3316,27 @@
           <w:tab w:val="left" w:pos="13740"/>
           <w:tab w:val="left" w:pos="14656"/>
         </w:tabs>
-        <w:spacing w:line="240" w:lineRule="auto"/>
-        <w:rPr>
-          <w:rFonts w:ascii="Segoe UI" w:hAnsi="Segoe UI" w:cs="Segoe UI"/>
-          <w:color w:val="1F2933"/>
-          <w:sz w:val="18"/>
-          <w:szCs w:val="18"/>
-          <w:lang w:val="en"/>
-        </w:rPr>
-      </w:pPr>
-      <w:r>
-        <w:rPr>
-          <w:rStyle w:val="Strong"/>
-          <w:rFonts w:ascii="Arial" w:hAnsi="Arial" w:cs="Arial"/>
-          <w:color w:val="1F2933"/>
-          <w:sz w:val="18"/>
-          <w:szCs w:val="18"/>
-          <w:lang w:val="en"/>
-        </w:rPr>
-        <w:t>Problem:</w:t>
-      </w:r>
-      <w:r>
-        <w:rPr>
-          <w:rFonts w:ascii="Segoe UI" w:hAnsi="Segoe UI" w:cs="Segoe UI"/>
-          <w:color w:val="1F2933"/>
-          <w:sz w:val="18"/>
-          <w:szCs w:val="18"/>
-          <w:lang w:val="en"/>
-        </w:rPr>
-        <w:t xml:space="preserve"> The method is not declared </w:t>
-      </w:r>
-      <w:r>
-        <w:rPr>
-          <w:rStyle w:val="HTMLCode"/>
-          <w:color w:val="1F2933"/>
-          <w:lang w:val="en"/>
-        </w:rPr>
-        <w:t>async</w:t>
-      </w:r>
-      <w:r>
-        <w:rPr>
-          <w:rFonts w:ascii="Segoe UI" w:hAnsi="Segoe UI" w:cs="Segoe UI"/>
-          <w:color w:val="1F2933"/>
-          <w:sz w:val="18"/>
-          <w:szCs w:val="18"/>
-          <w:lang w:val="en"/>
-        </w:rPr>
-        <w:t xml:space="preserve"> and blocks with </w:t>
-      </w:r>
-      <w:r>
-        <w:rPr>
-          <w:rStyle w:val="HTMLCode"/>
-          <w:color w:val="1F2933"/>
-          <w:lang w:val="en"/>
-        </w:rPr>
-        <w:t>.Result</w:t>
-      </w:r>
-      <w:r>
-        <w:rPr>
-          <w:rFonts w:ascii="Segoe UI" w:hAnsi="Segoe UI" w:cs="Segoe UI"/>
-          <w:color w:val="1F2933"/>
-          <w:sz w:val="18"/>
-          <w:szCs w:val="18"/>
-          <w:lang w:val="en"/>
-        </w:rPr>
-        <w:t>.</w:t>
-      </w:r>
-    </w:p>
-    <w:p>
-      <w:pPr>
-        <w:pStyle w:val="NormalWeb"/>
+        <w:spacing w:before="240" w:after="0" w:line="240" w:lineRule="auto"/>
+        <w:rPr>
+          <w:rFonts w:ascii="Segoe UI" w:hAnsi="Segoe UI" w:cs="Segoe UI"/>
+          <w:sz w:val="18"/>
+          <w:szCs w:val="18"/>
+          <w:lang w:val="en"/>
+        </w:rPr>
+      </w:pPr>
+      <w:r>
+        <w:rPr>
+          <w:rStyle w:val="severity1"/>
+          <w:rFonts w:eastAsia="Times New Roman"/>
+          <w:color w:val="FFC000"/>
+          <w:lang w:val="en"/>
+        </w:rPr>
+        <w:t>Severity: Important</w:t>
+      </w:r>
+    </w:p>
+    <w:p>
+      <w:pPr>
+        <w:pStyle w:val="Heading3"/>
         <w:tabs>
           <w:tab w:val="left" w:pos="916"/>
           <w:tab w:val="left" w:pos="1832"/>
@@ -3224,36 +3355,38 @@
           <w:tab w:val="left" w:pos="13740"/>
           <w:tab w:val="left" w:pos="14656"/>
         </w:tabs>
-        <w:spacing w:line="240" w:lineRule="auto"/>
-        <w:rPr>
-          <w:rFonts w:ascii="Segoe UI" w:hAnsi="Segoe UI" w:cs="Segoe UI"/>
-          <w:color w:val="1F2933"/>
-          <w:sz w:val="18"/>
-          <w:szCs w:val="18"/>
-          <w:lang w:val="en"/>
-        </w:rPr>
-      </w:pPr>
-      <w:r>
-        <w:rPr>
-          <w:rStyle w:val="Strong"/>
-          <w:rFonts w:ascii="Arial" w:hAnsi="Arial" w:cs="Arial"/>
-          <w:color w:val="1F2933"/>
-          <w:sz w:val="18"/>
-          <w:szCs w:val="18"/>
-          <w:lang w:val="en"/>
-        </w:rPr>
-        <w:lastRenderedPageBreak/>
-        <w:t>Why it matters:</w:t>
-      </w:r>
-      <w:r>
-        <w:rPr>
-          <w:rFonts w:ascii="Segoe UI" w:hAnsi="Segoe UI" w:cs="Segoe UI"/>
-          <w:color w:val="1F2933"/>
-          <w:sz w:val="18"/>
-          <w:szCs w:val="18"/>
-          <w:lang w:val="en"/>
-        </w:rPr>
-        <w:t xml:space="preserve"> This consumes request threads, increases latency and prevents cancellation.</w:t>
+        <w:spacing w:before="0" w:after="0" w:line="240" w:lineRule="auto"/>
+        <w:rPr>
+          <w:rFonts w:ascii="Arial" w:eastAsia="Times New Roman" w:hAnsi="Arial" w:cs="Arial"/>
+          <w:color w:val="1F2933"/>
+          <w:sz w:val="21"/>
+          <w:szCs w:val="21"/>
+          <w:lang w:val="en"/>
+        </w:rPr>
+      </w:pPr>
+      <w:r>
+        <w:rPr>
+          <w:rFonts w:eastAsia="Times New Roman"/>
+          <w:color w:val="1F2933"/>
+          <w:lang w:val="en"/>
+        </w:rPr>
+        <w:t>The production CMS URL is hard-coded and uses HTTP</w:t>
+      </w:r>
+    </w:p>
+    <w:p>
+      <w:pPr>
+        <w:pStyle w:val="HTMLPreformatted"/>
+        <w:spacing w:before="0"/>
+        <w:rPr>
+          <w:lang w:val="en"/>
+        </w:rPr>
+      </w:pPr>
+      <w:r>
+        <w:rPr>
+          <w:rStyle w:val="HTMLCode"/>
+          <w:lang w:val="en"/>
+        </w:rPr>
+        <w:t>"http://cms-prod.internal/api/content?authority=" + authorityCode</w:t>
       </w:r>
     </w:p>
     <w:p>
@@ -3277,7 +3410,7 @@
           <w:tab w:val="left" w:pos="13740"/>
           <w:tab w:val="left" w:pos="14656"/>
         </w:tabs>
-        <w:spacing w:line="240" w:lineRule="auto"/>
+        <w:spacing w:after="0" w:line="276" w:lineRule="auto"/>
         <w:rPr>
           <w:rFonts w:ascii="Segoe UI" w:hAnsi="Segoe UI" w:cs="Segoe UI"/>
           <w:color w:val="1F2933"/>
@@ -3294,7 +3427,7 @@
           <w:szCs w:val="18"/>
           <w:lang w:val="en"/>
         </w:rPr>
-        <w:t>Proposed fix:</w:t>
+        <w:t>Problem:</w:t>
       </w:r>
       <w:r>
         <w:rPr>
@@ -3312,8 +3445,18 @@
           <w:color w:val="1F2933"/>
           <w:sz w:val="18"/>
           <w:szCs w:val="18"/>
-        </w:rPr>
-        <w:t>Make the action asynchronous, return Task&lt;IActionResult&gt;, use await, and propagate a CancellationToken to downstream calls.</w:t>
+          <w:lang w:val="en"/>
+        </w:rPr>
+        <w:t>T</w:t>
+      </w:r>
+      <w:r>
+        <w:rPr>
+          <w:rFonts w:ascii="Segoe UI" w:hAnsi="Segoe UI" w:cs="Segoe UI"/>
+          <w:color w:val="1F2933"/>
+          <w:sz w:val="18"/>
+          <w:szCs w:val="18"/>
+        </w:rPr>
+        <w:t>he production hostname and protocol are embedded in application code.</w:t>
       </w:r>
     </w:p>
     <w:p>
@@ -3337,15 +3480,54 @@
           <w:tab w:val="left" w:pos="13740"/>
           <w:tab w:val="left" w:pos="14656"/>
         </w:tabs>
-        <w:spacing w:line="240" w:lineRule="auto"/>
-        <w:rPr>
-          <w:rStyle w:val="severity1"/>
-          <w:rFonts w:eastAsia="Times New Roman"/>
-          <w:color w:val="FFC000"/>
-          <w:rtl/>
-          <w:lang w:val="en"/>
-        </w:rPr>
-      </w:pPr>
+        <w:spacing w:after="0" w:line="276" w:lineRule="auto"/>
+        <w:rPr>
+          <w:rFonts w:ascii="Segoe UI" w:hAnsi="Segoe UI" w:cs="Segoe UI"/>
+          <w:color w:val="1F2933"/>
+          <w:sz w:val="18"/>
+          <w:szCs w:val="18"/>
+        </w:rPr>
+      </w:pPr>
+      <w:r>
+        <w:rPr>
+          <w:rStyle w:val="Strong"/>
+          <w:rFonts w:ascii="Arial" w:hAnsi="Arial" w:cs="Arial"/>
+          <w:color w:val="1F2933"/>
+          <w:sz w:val="18"/>
+          <w:szCs w:val="18"/>
+          <w:lang w:val="en"/>
+        </w:rPr>
+        <w:t>Why it matters:</w:t>
+      </w:r>
+      <w:r>
+        <w:rPr>
+          <w:rFonts w:ascii="Segoe UI" w:hAnsi="Segoe UI" w:cs="Segoe UI"/>
+          <w:color w:val="1F2933"/>
+          <w:sz w:val="18"/>
+          <w:szCs w:val="18"/>
+          <w:lang w:val="en"/>
+        </w:rPr>
+        <w:t xml:space="preserve"> </w:t>
+      </w:r>
+      <w:r>
+        <w:rPr>
+          <w:rFonts w:ascii="Segoe UI" w:hAnsi="Segoe UI" w:cs="Segoe UI"/>
+          <w:color w:val="1F2933"/>
+          <w:sz w:val="18"/>
+          <w:szCs w:val="18"/>
+        </w:rPr>
+        <w:t>This complicates environment-specific configuration, and unencrypted HTTP may expose or allow modification of traffic in transit</w:t>
+      </w:r>
+      <w:r>
+        <w:rPr>
+          <w:rFonts w:ascii="Segoe UI" w:hAnsi="Segoe UI" w:cs="Segoe UI"/>
+          <w:color w:val="1F2933"/>
+          <w:sz w:val="18"/>
+          <w:szCs w:val="18"/>
+          <w:lang w:val="en"/>
+        </w:rPr>
+        <w:t>.</w:t>
+      </w:r>
     </w:p>
     <w:p>
       <w:pPr>
@@ -3368,28 +3550,63 @@
           <w:tab w:val="left" w:pos="13740"/>
           <w:tab w:val="left" w:pos="14656"/>
         </w:tabs>
-        <w:spacing w:line="240" w:lineRule="auto"/>
-        <w:rPr>
-          <w:rFonts w:ascii="Segoe UI" w:eastAsia="Times New Roman" w:hAnsi="Segoe UI" w:cs="Segoe UI"/>
-          <w:color w:val="FFC000"/>
-          <w:sz w:val="18"/>
-          <w:szCs w:val="18"/>
-          <w:lang w:val="en"/>
-        </w:rPr>
-      </w:pPr>
-      <w:r>
+        <w:spacing w:line="276" w:lineRule="auto"/>
         <w:rPr>
           <w:rStyle w:val="severity1"/>
-          <w:rFonts w:eastAsia="Times New Roman"/>
-          <w:color w:val="FFC000"/>
-          <w:lang w:val="en"/>
-        </w:rPr>
-        <w:t>Severity: Important</w:t>
-      </w:r>
-    </w:p>
-    <w:p>
-      <w:pPr>
-        <w:pStyle w:val="Heading3"/>
+          <w:rFonts w:ascii="Segoe UI" w:hAnsi="Segoe UI" w:cs="Segoe UI"/>
+          <w:b w:val="0"/>
+          <w:bCs w:val="0"/>
+          <w:caps w:val="0"/>
+          <w:color w:val="1F2933"/>
+          <w:sz w:val="18"/>
+          <w:szCs w:val="18"/>
+          <w:rtl/>
+        </w:rPr>
+      </w:pPr>
+      <w:r>
+        <w:rPr>
+          <w:rStyle w:val="Strong"/>
+          <w:rFonts w:ascii="Arial" w:hAnsi="Arial" w:cs="Arial"/>
+          <w:color w:val="1F2933"/>
+          <w:sz w:val="18"/>
+          <w:szCs w:val="18"/>
+          <w:lang w:val="en"/>
+        </w:rPr>
+        <w:lastRenderedPageBreak/>
+        <w:t>Proposed fix:</w:t>
+      </w:r>
+      <w:r>
+        <w:rPr>
+          <w:rFonts w:ascii="Segoe UI" w:hAnsi="Segoe UI" w:cs="Segoe UI"/>
+          <w:color w:val="1F2933"/>
+          <w:sz w:val="18"/>
+          <w:szCs w:val="18"/>
+          <w:lang w:val="en"/>
+        </w:rPr>
+        <w:t xml:space="preserve"> </w:t>
+      </w:r>
+      <w:r>
+        <w:rPr>
+          <w:rFonts w:ascii="Segoe UI" w:hAnsi="Segoe UI" w:cs="Segoe UI"/>
+          <w:color w:val="1F2933"/>
+          <w:sz w:val="18"/>
+          <w:szCs w:val="18"/>
+        </w:rPr>
+        <w:t>Configure the CMS base URL per environment and use HTTPS in production, with appropriate authentication and certificate validation</w:t>
+      </w:r>
+      <w:r>
+        <w:rPr>
+          <w:rFonts w:ascii="Segoe UI" w:hAnsi="Segoe UI" w:cs="Segoe UI"/>
+          <w:color w:val="1F2933"/>
+          <w:sz w:val="18"/>
+          <w:szCs w:val="18"/>
+          <w:lang w:val="en"/>
+        </w:rPr>
+        <w:t>.</w:t>
+      </w:r>
+    </w:p>
+    <w:p>
+      <w:pPr>
         <w:tabs>
           <w:tab w:val="left" w:pos="916"/>
           <w:tab w:val="left" w:pos="1832"/>
@@ -3408,49 +3625,27 @@
           <w:tab w:val="left" w:pos="13740"/>
           <w:tab w:val="left" w:pos="14656"/>
         </w:tabs>
-        <w:spacing w:line="240" w:lineRule="auto"/>
-        <w:rPr>
-          <w:rFonts w:ascii="Arial" w:eastAsia="Times New Roman" w:hAnsi="Arial" w:cs="Arial"/>
-          <w:color w:val="1F2933"/>
-          <w:sz w:val="21"/>
-          <w:szCs w:val="21"/>
-        </w:rPr>
-      </w:pPr>
-      <w:r>
-        <w:rPr>
+        <w:spacing w:before="240" w:after="0" w:line="240" w:lineRule="auto"/>
+        <w:rPr>
+          <w:rFonts w:ascii="Segoe UI" w:hAnsi="Segoe UI" w:cs="Segoe UI"/>
+          <w:sz w:val="18"/>
+          <w:szCs w:val="18"/>
+          <w:lang w:val="en"/>
+        </w:rPr>
+      </w:pPr>
+      <w:r>
+        <w:rPr>
+          <w:rStyle w:val="severity1"/>
           <w:rFonts w:eastAsia="Times New Roman"/>
-          <w:color w:val="1F2933"/>
-          <w:lang w:val="en"/>
-        </w:rPr>
-        <w:t xml:space="preserve">A </w:t>
-      </w:r>
-      <w:r>
-        <w:rPr>
-          <w:rFonts w:eastAsia="Times New Roman"/>
-          <w:color w:val="1F2933"/>
-          <w:lang w:val="en"/>
-        </w:rPr>
-        <w:t>CMS HTTP calls lack proper client lifecycle and resilience configuration</w:t>
-      </w:r>
-    </w:p>
-    <w:p>
-      <w:pPr>
-        <w:pStyle w:val="HTMLPreformatted"/>
-        <w:rPr>
-          <w:lang w:val="en"/>
-        </w:rPr>
-      </w:pPr>
-      <w:r>
-        <w:rPr>
-          <w:rStyle w:val="HTMLCode"/>
-          <w:lang w:val="en"/>
-        </w:rPr>
-        <w:t>var client = new HttpClient();</w:t>
-      </w:r>
-    </w:p>
-    <w:p>
-      <w:pPr>
-        <w:pStyle w:val="NormalWeb"/>
+          <w:color w:val="FFC000"/>
+          <w:lang w:val="en"/>
+        </w:rPr>
+        <w:t>Severity: Important</w:t>
+      </w:r>
+    </w:p>
+    <w:p>
+      <w:pPr>
+        <w:pStyle w:val="Heading3"/>
         <w:tabs>
           <w:tab w:val="left" w:pos="916"/>
           <w:tab w:val="left" w:pos="1832"/>
@@ -3469,43 +3664,97 @@
           <w:tab w:val="left" w:pos="13740"/>
           <w:tab w:val="left" w:pos="14656"/>
         </w:tabs>
-        <w:spacing w:line="240" w:lineRule="auto"/>
-        <w:rPr>
-          <w:rFonts w:ascii="Segoe UI" w:hAnsi="Segoe UI" w:cs="Segoe UI"/>
-          <w:color w:val="1F2933"/>
-          <w:sz w:val="18"/>
-          <w:szCs w:val="18"/>
-        </w:rPr>
-      </w:pPr>
-      <w:r>
-        <w:rPr>
-          <w:rStyle w:val="Strong"/>
-          <w:rFonts w:ascii="Arial" w:hAnsi="Arial" w:cs="Arial"/>
-          <w:color w:val="1F2933"/>
-          <w:sz w:val="18"/>
-          <w:szCs w:val="18"/>
-          <w:lang w:val="en"/>
-        </w:rPr>
-        <w:t>Problem:</w:t>
-      </w:r>
-      <w:r>
-        <w:rPr>
-          <w:rFonts w:ascii="Segoe UI" w:hAnsi="Segoe UI" w:cs="Segoe UI"/>
-          <w:color w:val="1F2933"/>
-          <w:sz w:val="18"/>
-          <w:szCs w:val="18"/>
-          <w:lang w:val="en"/>
-        </w:rPr>
-        <w:t xml:space="preserve"> </w:t>
-      </w:r>
-      <w:r>
-        <w:rPr>
-          <w:rFonts w:ascii="Segoe UI" w:hAnsi="Segoe UI" w:cs="Segoe UI"/>
-          <w:color w:val="1F2933"/>
-          <w:sz w:val="18"/>
-          <w:szCs w:val="18"/>
-        </w:rPr>
-        <w:t>A new HttpClient is created for each request, with no explicit timeout or defined handling of unsuccessful CMS responses.</w:t>
+        <w:spacing w:before="0" w:after="0" w:line="240" w:lineRule="auto"/>
+        <w:rPr>
+          <w:rFonts w:ascii="Arial" w:eastAsia="Times New Roman" w:hAnsi="Arial" w:cs="Arial"/>
+          <w:color w:val="1F2933"/>
+          <w:sz w:val="21"/>
+          <w:szCs w:val="21"/>
+          <w:lang w:val="en"/>
+        </w:rPr>
+      </w:pPr>
+      <w:r>
+        <w:rPr>
+          <w:rFonts w:eastAsia="Times New Roman"/>
+          <w:color w:val="1F2933"/>
+          <w:lang w:val="en"/>
+        </w:rPr>
+        <w:t xml:space="preserve">Required announcement filtering and normalization rules are </w:t>
+      </w:r>
+      <w:r>
+        <w:rPr>
+          <w:rFonts w:eastAsia="Times New Roman"/>
+          <w:color w:val="1F2933"/>
+          <w:lang w:val="en"/>
+        </w:rPr>
+        <w:t>missing</w:t>
+      </w:r>
+    </w:p>
+    <w:p>
+      <w:pPr>
+        <w:pStyle w:val="HTMLPreformatted"/>
+        <w:spacing w:before="0" w:after="0"/>
+        <w:rPr>
+          <w:rStyle w:val="HTMLCode"/>
+          <w:lang w:val="en"/>
+        </w:rPr>
+      </w:pPr>
+      <w:r>
+        <w:rPr>
+          <w:rStyle w:val="HTMLCode"/>
+          <w:lang w:val="en"/>
+        </w:rPr>
+        <w:t>var result = items</w:t>
+      </w:r>
+    </w:p>
+    <w:p>
+      <w:pPr>
+        <w:pStyle w:val="HTMLPreformatted"/>
+        <w:spacing w:before="0"/>
+        <w:rPr>
+          <w:rStyle w:val="HTMLCode"/>
+          <w:lang w:val="en"/>
+        </w:rPr>
+      </w:pPr>
+      <w:r>
+        <w:rPr>
+          <w:rStyle w:val="HTMLCode"/>
+          <w:lang w:val="en"/>
+        </w:rPr>
+        <w:t xml:space="preserve">    .Where(i =&gt; settings["enabledCategories"].AsBsonArray.Contains(i.Category))</w:t>
+      </w:r>
+    </w:p>
+    <w:p>
+      <w:pPr>
+        <w:pStyle w:val="HTMLPreformatted"/>
+        <w:spacing w:before="0" w:after="0"/>
+        <w:rPr>
+          <w:rStyle w:val="HTMLCode"/>
+          <w:lang w:val="en"/>
+        </w:rPr>
+      </w:pPr>
+      <w:r>
+        <w:rPr>
+          <w:rStyle w:val="HTMLCode"/>
+          <w:lang w:val="en"/>
+        </w:rPr>
+        <w:t xml:space="preserve">    .ToList();</w:t>
+      </w:r>
+    </w:p>
+    <w:p>
+      <w:pPr>
+        <w:pStyle w:val="HTMLPreformatted"/>
+        <w:spacing w:before="0"/>
+        <w:rPr>
+          <w:lang w:val="en"/>
+        </w:rPr>
+      </w:pPr>
+      <w:r>
+        <w:rPr>
+          <w:rStyle w:val="HTMLCode"/>
+          <w:lang w:val="en"/>
+        </w:rPr>
+        <w:t>return Ok(result);</w:t>
       </w:r>
     </w:p>
     <w:p>
@@ -3529,7 +3778,7 @@
           <w:tab w:val="left" w:pos="13740"/>
           <w:tab w:val="left" w:pos="14656"/>
         </w:tabs>
-        <w:spacing w:line="240" w:lineRule="auto"/>
+        <w:spacing w:after="0" w:line="276" w:lineRule="auto"/>
         <w:rPr>
           <w:rFonts w:ascii="Segoe UI" w:hAnsi="Segoe UI" w:cs="Segoe UI"/>
           <w:color w:val="1F2933"/>
@@ -3546,7 +3795,7 @@
           <w:szCs w:val="18"/>
           <w:lang w:val="en"/>
         </w:rPr>
-        <w:t>Why it matters:</w:t>
+        <w:t>Problem:</w:t>
       </w:r>
       <w:r>
         <w:rPr>
@@ -3565,7 +3814,7 @@
           <w:sz w:val="18"/>
           <w:szCs w:val="18"/>
         </w:rPr>
-        <w:t>his can contribute to socket exhaustion, long-running requests, and unpredictable behavior when the CMS is slow or unavailable</w:t>
+        <w:t>The endpoint filters only by enabled category and returns the original CMS objects without applying the required business rules</w:t>
       </w:r>
       <w:r>
         <w:rPr>
@@ -3599,7 +3848,7 @@
           <w:tab w:val="left" w:pos="13740"/>
           <w:tab w:val="left" w:pos="14656"/>
         </w:tabs>
-        <w:spacing w:line="240" w:lineRule="auto"/>
+        <w:spacing w:after="0" w:line="276" w:lineRule="auto"/>
         <w:rPr>
           <w:rFonts w:ascii="Segoe UI" w:hAnsi="Segoe UI" w:cs="Segoe UI"/>
           <w:color w:val="1F2933"/>
@@ -3616,7 +3865,7 @@
           <w:szCs w:val="18"/>
           <w:lang w:val="en"/>
         </w:rPr>
-        <w:t>Proposed fix:</w:t>
+        <w:t>Why it matters:</w:t>
       </w:r>
       <w:r>
         <w:rPr>
@@ -3635,21 +3884,12 @@
           <w:sz w:val="18"/>
           <w:szCs w:val="18"/>
         </w:rPr>
-        <w:t>Register a typed client using IHttpClientFactory, configure a bounded timeout, propagate cancellation, handle non-success status codes, and use bounded retries only for appropriate transient failures</w:t>
-      </w:r>
-      <w:r>
-        <w:rPr>
-          <w:rFonts w:ascii="Segoe UI" w:hAnsi="Segoe UI" w:cs="Segoe UI"/>
-          <w:color w:val="1F2933"/>
-          <w:sz w:val="18"/>
-          <w:szCs w:val="18"/>
-          <w:lang w:val="en"/>
-        </w:rPr>
-        <w:t>.</w:t>
-      </w:r>
-    </w:p>
-    <w:p>
-      <w:pPr>
+        <w:t>Unpublished or expired announcements may be returned, and urgency, category display names, sorting, HTML-to-text summary generation, and maxItems are not applied.</w:t>
+      </w:r>
+    </w:p>
+    <w:p>
+      <w:pPr>
+        <w:pStyle w:val="NormalWeb"/>
         <w:tabs>
           <w:tab w:val="left" w:pos="916"/>
           <w:tab w:val="left" w:pos="1832"/>
@@ -3668,15 +3908,49 @@
           <w:tab w:val="left" w:pos="13740"/>
           <w:tab w:val="left" w:pos="14656"/>
         </w:tabs>
-        <w:spacing w:line="240" w:lineRule="auto"/>
+        <w:spacing w:line="276" w:lineRule="auto"/>
         <w:rPr>
           <w:rStyle w:val="severity1"/>
-          <w:rFonts w:eastAsia="Times New Roman"/>
-          <w:color w:val="FFC000"/>
-          <w:rtl/>
-          <w:lang w:val="en"/>
-        </w:rPr>
-      </w:pPr>
+          <w:rFonts w:ascii="Segoe UI" w:hAnsi="Segoe UI" w:cs="Segoe UI"/>
+          <w:b w:val="0"/>
+          <w:bCs w:val="0"/>
+          <w:caps w:val="0"/>
+          <w:color w:val="1F2933"/>
+          <w:sz w:val="18"/>
+          <w:szCs w:val="18"/>
+          <w:rtl/>
+        </w:rPr>
+      </w:pPr>
+      <w:r>
+        <w:rPr>
+          <w:rStyle w:val="Strong"/>
+          <w:rFonts w:ascii="Arial" w:hAnsi="Arial" w:cs="Arial"/>
+          <w:color w:val="1F2933"/>
+          <w:sz w:val="18"/>
+          <w:szCs w:val="18"/>
+          <w:lang w:val="en"/>
+        </w:rPr>
+        <w:t>Proposed fix:</w:t>
+      </w:r>
+      <w:r>
+        <w:rPr>
+          <w:rFonts w:ascii="Segoe UI" w:hAnsi="Segoe UI" w:cs="Segoe UI"/>
+          <w:color w:val="1F2933"/>
+          <w:sz w:val="18"/>
+          <w:szCs w:val="18"/>
+          <w:lang w:val="en"/>
+        </w:rPr>
+        <w:t xml:space="preserve"> </w:t>
+      </w:r>
+      <w:r>
+        <w:rPr>
+          <w:rFonts w:ascii="Segoe UI" w:hAnsi="Segoe UI" w:cs="Segoe UI"/>
+          <w:color w:val="1F2933"/>
+          <w:sz w:val="18"/>
+          <w:szCs w:val="18"/>
+        </w:rPr>
+        <w:t>Implement these rules in a dedicated application service, map CMS data to a response DTO, and add unit tests covering publication dates, enabled categories, urgency, sorting, summary length, and result limits.</w:t>
+      </w:r>
     </w:p>
     <w:p>
       <w:pPr>
@@ -3698,7 +3972,7 @@
           <w:tab w:val="left" w:pos="13740"/>
           <w:tab w:val="left" w:pos="14656"/>
         </w:tabs>
-        <w:spacing w:line="240" w:lineRule="auto"/>
+        <w:spacing w:before="240" w:after="0" w:line="240" w:lineRule="auto"/>
         <w:rPr>
           <w:rFonts w:ascii="Segoe UI" w:hAnsi="Segoe UI" w:cs="Segoe UI"/>
           <w:sz w:val="18"/>
@@ -3737,7 +4011,7 @@
           <w:tab w:val="left" w:pos="13740"/>
           <w:tab w:val="left" w:pos="14656"/>
         </w:tabs>
-        <w:spacing w:line="240" w:lineRule="auto"/>
+        <w:spacing w:before="0" w:after="0" w:line="240" w:lineRule="auto"/>
         <w:rPr>
           <w:rFonts w:ascii="Arial" w:eastAsia="Times New Roman" w:hAnsi="Arial" w:cs="Arial"/>
           <w:color w:val="1F2933"/>
@@ -3752,22 +4026,40 @@
           <w:color w:val="1F2933"/>
           <w:lang w:val="en"/>
         </w:rPr>
-        <w:t>The production CMS URL is hard-coded and uses HTTP</w:t>
+        <w:t>Null and malformed upstream data are not handled</w:t>
       </w:r>
     </w:p>
     <w:p>
       <w:pPr>
         <w:pStyle w:val="HTMLPreformatted"/>
-        <w:rPr>
-          <w:lang w:val="en"/>
-        </w:rPr>
-      </w:pPr>
-      <w:r>
+        <w:spacing w:before="0" w:after="0"/>
         <w:rPr>
           <w:rStyle w:val="HTMLCode"/>
           <w:lang w:val="en"/>
         </w:rPr>
-        <w:t>"http://cms-prod.internal/api/content?authority=" + authorityCode</w:t>
+      </w:pPr>
+      <w:r>
+        <w:rPr>
+          <w:rStyle w:val="HTMLCode"/>
+          <w:lang w:val="en"/>
+        </w:rPr>
+        <w:t>var items = JsonConvert.DeserializeObject&lt;List&lt;Announcement&gt;&gt;(json);</w:t>
+      </w:r>
+    </w:p>
+    <w:p>
+      <w:pPr>
+        <w:pStyle w:val="HTMLPreformatted"/>
+        <w:spacing w:before="0"/>
+        <w:rPr>
+          <w:lang w:val="en"/>
+        </w:rPr>
+      </w:pPr>
+      <w:r>
+        <w:rPr>
+          <w:rStyle w:val="HTMLCode"/>
+          <w:lang w:val="en"/>
+        </w:rPr>
+        <w:t>var settings = _mongo.GetCollection&lt;BsonDocument&gt;(...).FirstOrDefault();</w:t>
       </w:r>
     </w:p>
     <w:p>
@@ -3791,12 +4083,13 @@
           <w:tab w:val="left" w:pos="13740"/>
           <w:tab w:val="left" w:pos="14656"/>
         </w:tabs>
-        <w:spacing w:line="240" w:lineRule="auto"/>
-        <w:rPr>
-          <w:rFonts w:ascii="Segoe UI" w:hAnsi="Segoe UI" w:cs="Segoe UI"/>
-          <w:color w:val="1F2933"/>
-          <w:sz w:val="18"/>
-          <w:szCs w:val="18"/>
+        <w:spacing w:after="0" w:line="276" w:lineRule="auto"/>
+        <w:rPr>
+          <w:rFonts w:ascii="Segoe UI" w:hAnsi="Segoe UI" w:cs="Segoe UI"/>
+          <w:color w:val="1F2933"/>
+          <w:sz w:val="18"/>
+          <w:szCs w:val="18"/>
+          <w:lang w:val="en"/>
         </w:rPr>
       </w:pPr>
       <w:r>
@@ -3818,26 +4111,7 @@
           <w:szCs w:val="18"/>
           <w:lang w:val="en"/>
         </w:rPr>
-        <w:t xml:space="preserve"> </w:t>
-      </w:r>
-      <w:r>
-        <w:rPr>
-          <w:rFonts w:ascii="Segoe UI" w:hAnsi="Segoe UI" w:cs="Segoe UI"/>
-          <w:color w:val="1F2933"/>
-          <w:sz w:val="18"/>
-          <w:szCs w:val="18"/>
-          <w:lang w:val="en"/>
-        </w:rPr>
-        <w:t>T</w:t>
-      </w:r>
-      <w:r>
-        <w:rPr>
-          <w:rFonts w:ascii="Segoe UI" w:hAnsi="Segoe UI" w:cs="Segoe UI"/>
-          <w:color w:val="1F2933"/>
-          <w:sz w:val="18"/>
-          <w:szCs w:val="18"/>
-        </w:rPr>
-        <w:t>he production hostname and protocol are embedded in application code.</w:t>
+        <w:t xml:space="preserve"> The code assumes that deserialization, the settings and the enabled categories field always succeed.</w:t>
       </w:r>
     </w:p>
     <w:p>
@@ -3861,12 +4135,13 @@
           <w:tab w:val="left" w:pos="13740"/>
           <w:tab w:val="left" w:pos="14656"/>
         </w:tabs>
-        <w:spacing w:line="240" w:lineRule="auto"/>
-        <w:rPr>
-          <w:rFonts w:ascii="Segoe UI" w:hAnsi="Segoe UI" w:cs="Segoe UI"/>
-          <w:color w:val="1F2933"/>
-          <w:sz w:val="18"/>
-          <w:szCs w:val="18"/>
+        <w:spacing w:after="0" w:line="276" w:lineRule="auto"/>
+        <w:rPr>
+          <w:rFonts w:ascii="Segoe UI" w:hAnsi="Segoe UI" w:cs="Segoe UI"/>
+          <w:color w:val="1F2933"/>
+          <w:sz w:val="18"/>
+          <w:szCs w:val="18"/>
+          <w:lang w:val="en"/>
         </w:rPr>
       </w:pPr>
       <w:r>
@@ -3888,26 +4163,7 @@
           <w:szCs w:val="18"/>
           <w:lang w:val="en"/>
         </w:rPr>
-        <w:t xml:space="preserve"> </w:t>
-      </w:r>
-      <w:r>
-        <w:rPr>
-          <w:rFonts w:ascii="Segoe UI" w:hAnsi="Segoe UI" w:cs="Segoe UI"/>
-          <w:color w:val="1F2933"/>
-          <w:sz w:val="18"/>
-          <w:szCs w:val="18"/>
-        </w:rPr>
-        <w:t>This complicates environment-specific configuration, and unencrypted HTTP may expose or allow modification of traffic in transit</w:t>
-      </w:r>
-      <w:r>
-        <w:rPr>
-          <w:rFonts w:ascii="Segoe UI" w:hAnsi="Segoe UI" w:cs="Segoe UI"/>
-          <w:color w:val="1F2933"/>
-          <w:sz w:val="18"/>
-          <w:szCs w:val="18"/>
-          <w:lang w:val="en"/>
-        </w:rPr>
-        <w:t>.</w:t>
+        <w:t xml:space="preserve"> Missing data becomes a hidden runtime exception.</w:t>
       </w:r>
     </w:p>
     <w:p>
@@ -3931,7 +4187,7 @@
           <w:tab w:val="left" w:pos="13740"/>
           <w:tab w:val="left" w:pos="14656"/>
         </w:tabs>
-        <w:spacing w:line="240" w:lineRule="auto"/>
+        <w:spacing w:line="276" w:lineRule="auto"/>
         <w:rPr>
           <w:rStyle w:val="severity1"/>
           <w:rFonts w:ascii="Segoe UI" w:hAnsi="Segoe UI" w:cs="Segoe UI"/>
@@ -3941,6 +4197,8 @@
           <w:color w:val="1F2933"/>
           <w:sz w:val="18"/>
           <w:szCs w:val="18"/>
+          <w:rtl/>
+          <w:lang w:val="en"/>
         </w:rPr>
       </w:pPr>
       <w:r>
@@ -3971,7 +4229,7 @@
           <w:sz w:val="18"/>
           <w:szCs w:val="18"/>
         </w:rPr>
-        <w:t>Configure the CMS base URL per environment and use HTTPS in production, with appropriate authentication and certificate validation</w:t>
+        <w:t>Define explicit behavior for unknown authorities and invalid upstream responses</w:t>
       </w:r>
       <w:r>
         <w:rPr>
@@ -4004,18 +4262,27 @@
           <w:tab w:val="left" w:pos="13740"/>
           <w:tab w:val="left" w:pos="14656"/>
         </w:tabs>
-        <w:spacing w:line="240" w:lineRule="auto"/>
+        <w:spacing w:before="240" w:after="0" w:line="240" w:lineRule="auto"/>
+        <w:rPr>
+          <w:rFonts w:ascii="Segoe UI" w:hAnsi="Segoe UI" w:cs="Segoe UI"/>
+          <w:sz w:val="18"/>
+          <w:szCs w:val="18"/>
+          <w:lang w:val="en"/>
+        </w:rPr>
+      </w:pPr>
+      <w:r>
         <w:rPr>
           <w:rStyle w:val="severity1"/>
           <w:rFonts w:eastAsia="Times New Roman"/>
           <w:color w:val="FFC000"/>
-          <w:rtl/>
-          <w:lang w:val="en"/>
-        </w:rPr>
-      </w:pPr>
-    </w:p>
-    <w:p>
-      <w:pPr>
+          <w:lang w:val="en"/>
+        </w:rPr>
+        <w:t>Severity: Important</w:t>
+      </w:r>
+    </w:p>
+    <w:p>
+      <w:pPr>
+        <w:pStyle w:val="Heading3"/>
         <w:tabs>
           <w:tab w:val="left" w:pos="916"/>
           <w:tab w:val="left" w:pos="1832"/>
@@ -4034,27 +4301,43 @@
           <w:tab w:val="left" w:pos="13740"/>
           <w:tab w:val="left" w:pos="14656"/>
         </w:tabs>
-        <w:spacing w:line="240" w:lineRule="auto"/>
-        <w:rPr>
-          <w:rFonts w:ascii="Segoe UI" w:hAnsi="Segoe UI" w:cs="Segoe UI"/>
-          <w:sz w:val="18"/>
-          <w:szCs w:val="18"/>
-          <w:lang w:val="en"/>
-        </w:rPr>
-      </w:pPr>
-      <w:r>
-        <w:rPr>
-          <w:rStyle w:val="severity1"/>
+        <w:spacing w:before="0" w:after="0" w:line="240" w:lineRule="auto"/>
+        <w:rPr>
+          <w:rFonts w:ascii="Arial" w:eastAsia="Times New Roman" w:hAnsi="Arial" w:cs="Arial"/>
+          <w:color w:val="1F2933"/>
+          <w:sz w:val="21"/>
+          <w:szCs w:val="21"/>
+          <w:lang w:val="en"/>
+        </w:rPr>
+      </w:pPr>
+      <w:r>
+        <w:rPr>
           <w:rFonts w:eastAsia="Times New Roman"/>
-          <w:color w:val="FFC000"/>
-          <w:lang w:val="en"/>
-        </w:rPr>
-        <w:t>Severity: Important</w:t>
-      </w:r>
-    </w:p>
-    <w:p>
-      <w:pPr>
-        <w:pStyle w:val="Heading3"/>
+          <w:color w:val="1F2933"/>
+          <w:lang w:val="en"/>
+        </w:rPr>
+        <w:t>Sensitive identity data is written to logs</w:t>
+      </w:r>
+    </w:p>
+    <w:p>
+      <w:pPr>
+        <w:pStyle w:val="HTMLPreformatted"/>
+        <w:spacing w:before="0"/>
+        <w:rPr>
+          <w:lang w:val="en"/>
+        </w:rPr>
+      </w:pPr>
+      <w:r>
+        <w:rPr>
+          <w:rStyle w:val="HTMLCode"/>
+          <w:lang w:val="en"/>
+        </w:rPr>
+        <w:t>" by user " + User.FindFirst("idNumber")?.Value</w:t>
+      </w:r>
+    </w:p>
+    <w:p>
+      <w:pPr>
+        <w:pStyle w:val="NormalWeb"/>
         <w:tabs>
           <w:tab w:val="left" w:pos="916"/>
           <w:tab w:val="left" w:pos="1832"/>
@@ -4073,93 +4356,35 @@
           <w:tab w:val="left" w:pos="13740"/>
           <w:tab w:val="left" w:pos="14656"/>
         </w:tabs>
-        <w:spacing w:line="240" w:lineRule="auto"/>
-        <w:rPr>
-          <w:rFonts w:ascii="Arial" w:eastAsia="Times New Roman" w:hAnsi="Arial" w:cs="Arial"/>
-          <w:color w:val="1F2933"/>
-          <w:sz w:val="21"/>
-          <w:szCs w:val="21"/>
-          <w:lang w:val="en"/>
-        </w:rPr>
-      </w:pPr>
-      <w:r>
-        <w:rPr>
-          <w:rFonts w:eastAsia="Times New Roman"/>
-          <w:color w:val="1F2933"/>
-          <w:lang w:val="en"/>
-        </w:rPr>
-        <w:t xml:space="preserve">Required announcement filtering and normalization rules are </w:t>
-      </w:r>
-      <w:r>
-        <w:rPr>
-          <w:rFonts w:eastAsia="Times New Roman"/>
-          <w:color w:val="1F2933"/>
-          <w:lang w:val="en"/>
-        </w:rPr>
-        <w:t>missing</w:t>
-      </w:r>
-    </w:p>
-    <w:p>
-      <w:pPr>
-        <w:pStyle w:val="HTMLPreformatted"/>
-        <w:rPr>
-          <w:rStyle w:val="HTMLCode"/>
-          <w:lang w:val="en"/>
-        </w:rPr>
-      </w:pPr>
-      <w:r>
-        <w:rPr>
-          <w:rStyle w:val="HTMLCode"/>
-          <w:lang w:val="en"/>
-        </w:rPr>
-        <w:t>var result = items</w:t>
-      </w:r>
-    </w:p>
-    <w:p>
-      <w:pPr>
-        <w:pStyle w:val="HTMLPreformatted"/>
-        <w:rPr>
-          <w:rStyle w:val="HTMLCode"/>
-          <w:lang w:val="en"/>
-        </w:rPr>
-      </w:pPr>
-      <w:r>
-        <w:rPr>
-          <w:rStyle w:val="HTMLCode"/>
-          <w:lang w:val="en"/>
-        </w:rPr>
-        <w:t xml:space="preserve">    .Where(i =&gt; settings["enabledCategories"].AsBsonArray.Contains(i.Category))</w:t>
-      </w:r>
-    </w:p>
-    <w:p>
-      <w:pPr>
-        <w:pStyle w:val="HTMLPreformatted"/>
-        <w:rPr>
-          <w:rStyle w:val="HTMLCode"/>
-          <w:lang w:val="en"/>
-        </w:rPr>
-      </w:pPr>
-      <w:r>
-        <w:rPr>
-          <w:rStyle w:val="HTMLCode"/>
-          <w:lang w:val="en"/>
-        </w:rPr>
-        <w:t xml:space="preserve">    .ToList();</w:t>
-      </w:r>
-    </w:p>
-    <w:p>
-      <w:pPr>
-        <w:pStyle w:val="HTMLPreformatted"/>
-        <w:rPr>
-          <w:lang w:val="en"/>
-        </w:rPr>
-      </w:pPr>
-      <w:r>
-        <w:rPr>
-          <w:rStyle w:val="HTMLCode"/>
-          <w:lang w:val="en"/>
-        </w:rPr>
-        <w:t>return Ok(result);</w:t>
+        <w:spacing w:after="0" w:line="276" w:lineRule="auto"/>
+        <w:rPr>
+          <w:rFonts w:ascii="Segoe UI" w:hAnsi="Segoe UI" w:cs="Segoe UI"/>
+          <w:color w:val="1F2933"/>
+          <w:sz w:val="18"/>
+          <w:szCs w:val="18"/>
+          <w:lang w:val="en"/>
+        </w:rPr>
+      </w:pPr>
+      <w:r>
+        <w:rPr>
+          <w:rStyle w:val="Strong"/>
+          <w:rFonts w:ascii="Arial" w:hAnsi="Arial" w:cs="Arial"/>
+          <w:color w:val="1F2933"/>
+          <w:sz w:val="18"/>
+          <w:szCs w:val="18"/>
+          <w:lang w:val="en"/>
+        </w:rPr>
+        <w:t>Problem:</w:t>
+      </w:r>
+      <w:r>
+        <w:rPr>
+          <w:rFonts w:ascii="Segoe UI" w:hAnsi="Segoe UI" w:cs="Segoe UI"/>
+          <w:color w:val="1F2933"/>
+          <w:sz w:val="18"/>
+          <w:szCs w:val="18"/>
+          <w:lang w:val="en"/>
+        </w:rPr>
+        <w:t xml:space="preserve"> A national identification number is written to the application log.</w:t>
       </w:r>
     </w:p>
     <w:p>
@@ -4183,12 +4408,13 @@
           <w:tab w:val="left" w:pos="13740"/>
           <w:tab w:val="left" w:pos="14656"/>
         </w:tabs>
-        <w:spacing w:line="240" w:lineRule="auto"/>
-        <w:rPr>
-          <w:rFonts w:ascii="Segoe UI" w:hAnsi="Segoe UI" w:cs="Segoe UI"/>
-          <w:color w:val="1F2933"/>
-          <w:sz w:val="18"/>
-          <w:szCs w:val="18"/>
+        <w:spacing w:after="0" w:line="276" w:lineRule="auto"/>
+        <w:rPr>
+          <w:rFonts w:ascii="Segoe UI" w:hAnsi="Segoe UI" w:cs="Segoe UI"/>
+          <w:color w:val="1F2933"/>
+          <w:sz w:val="18"/>
+          <w:szCs w:val="18"/>
+          <w:lang w:val="en"/>
         </w:rPr>
       </w:pPr>
       <w:r>
@@ -4200,36 +4426,17 @@
           <w:szCs w:val="18"/>
           <w:lang w:val="en"/>
         </w:rPr>
-        <w:t>Problem:</w:t>
-      </w:r>
-      <w:r>
-        <w:rPr>
-          <w:rFonts w:ascii="Segoe UI" w:hAnsi="Segoe UI" w:cs="Segoe UI"/>
-          <w:color w:val="1F2933"/>
-          <w:sz w:val="18"/>
-          <w:szCs w:val="18"/>
-          <w:lang w:val="en"/>
-        </w:rPr>
-        <w:t xml:space="preserve"> </w:t>
-      </w:r>
-      <w:r>
-        <w:rPr>
-          <w:rFonts w:ascii="Segoe UI" w:hAnsi="Segoe UI" w:cs="Segoe UI"/>
-          <w:color w:val="1F2933"/>
-          <w:sz w:val="18"/>
-          <w:szCs w:val="18"/>
-        </w:rPr>
-        <w:t>The endpoint filters only by enabled category and returns the original CMS objects without applying the required business rules</w:t>
-      </w:r>
-      <w:r>
-        <w:rPr>
-          <w:rFonts w:ascii="Segoe UI" w:hAnsi="Segoe UI" w:cs="Segoe UI"/>
-          <w:color w:val="1F2933"/>
-          <w:sz w:val="18"/>
-          <w:szCs w:val="18"/>
-          <w:lang w:val="en"/>
-        </w:rPr>
-        <w:t>.</w:t>
+        <w:t>Why it matters:</w:t>
+      </w:r>
+      <w:r>
+        <w:rPr>
+          <w:rFonts w:ascii="Segoe UI" w:hAnsi="Segoe UI" w:cs="Segoe UI"/>
+          <w:color w:val="1F2933"/>
+          <w:sz w:val="18"/>
+          <w:szCs w:val="18"/>
+          <w:lang w:val="en"/>
+        </w:rPr>
+        <w:t xml:space="preserve"> This creates privacy, retention and access-control risk.</w:t>
       </w:r>
     </w:p>
     <w:p>
@@ -4253,12 +4460,17 @@
           <w:tab w:val="left" w:pos="13740"/>
           <w:tab w:val="left" w:pos="14656"/>
         </w:tabs>
-        <w:spacing w:line="240" w:lineRule="auto"/>
-        <w:rPr>
-          <w:rFonts w:ascii="Segoe UI" w:hAnsi="Segoe UI" w:cs="Segoe UI"/>
-          <w:color w:val="1F2933"/>
-          <w:sz w:val="18"/>
-          <w:szCs w:val="18"/>
+        <w:spacing w:line="276" w:lineRule="auto"/>
+        <w:rPr>
+          <w:rStyle w:val="severity1"/>
+          <w:rFonts w:ascii="Segoe UI" w:hAnsi="Segoe UI" w:cs="Segoe UI"/>
+          <w:b w:val="0"/>
+          <w:bCs w:val="0"/>
+          <w:caps w:val="0"/>
+          <w:color w:val="1F2933"/>
+          <w:sz w:val="18"/>
+          <w:szCs w:val="18"/>
+          <w:rtl/>
         </w:rPr>
       </w:pPr>
       <w:r>
@@ -4270,7 +4482,7 @@
           <w:szCs w:val="18"/>
           <w:lang w:val="en"/>
         </w:rPr>
-        <w:t>Why it matters:</w:t>
+        <w:t>Proposed fix:</w:t>
       </w:r>
       <w:r>
         <w:rPr>
@@ -4289,7 +4501,7 @@
           <w:sz w:val="18"/>
           <w:szCs w:val="18"/>
         </w:rPr>
-        <w:t>Unpublished or expired announcements may be returned, and urgency, category display names, sorting, HTML-to-text summary generation, and maxItems are not applied.</w:t>
+        <w:t>Avoid logging national identification numbers. Use structured logging with a non-sensitive user identifier or correlation ID where needed.</w:t>
       </w:r>
     </w:p>
     <w:p>
@@ -4313,51 +4525,28 @@
           <w:tab w:val="left" w:pos="13740"/>
           <w:tab w:val="left" w:pos="14656"/>
         </w:tabs>
-        <w:spacing w:line="240" w:lineRule="auto"/>
+        <w:spacing w:before="240" w:after="0" w:line="240" w:lineRule="auto"/>
+        <w:rPr>
+          <w:rFonts w:ascii="Segoe UI" w:eastAsia="Times New Roman" w:hAnsi="Segoe UI" w:cs="Segoe UI"/>
+          <w:color w:val="FFC000"/>
+          <w:sz w:val="18"/>
+          <w:szCs w:val="18"/>
+          <w:lang w:val="en"/>
+        </w:rPr>
+      </w:pPr>
+      <w:r>
         <w:rPr>
           <w:rStyle w:val="severity1"/>
-          <w:rFonts w:ascii="Segoe UI" w:hAnsi="Segoe UI" w:cs="Segoe UI"/>
-          <w:b w:val="0"/>
-          <w:bCs w:val="0"/>
-          <w:caps w:val="0"/>
-          <w:color w:val="1F2933"/>
-          <w:sz w:val="18"/>
-          <w:szCs w:val="18"/>
-        </w:rPr>
-      </w:pPr>
-      <w:r>
-        <w:rPr>
-          <w:rStyle w:val="Strong"/>
-          <w:rFonts w:ascii="Arial" w:hAnsi="Arial" w:cs="Arial"/>
-          <w:color w:val="1F2933"/>
-          <w:sz w:val="18"/>
-          <w:szCs w:val="18"/>
-          <w:lang w:val="en"/>
-        </w:rPr>
-        <w:t>Proposed fix:</w:t>
-      </w:r>
-      <w:r>
-        <w:rPr>
-          <w:rFonts w:ascii="Segoe UI" w:hAnsi="Segoe UI" w:cs="Segoe UI"/>
-          <w:color w:val="1F2933"/>
-          <w:sz w:val="18"/>
-          <w:szCs w:val="18"/>
-          <w:lang w:val="en"/>
-        </w:rPr>
-        <w:t xml:space="preserve"> </w:t>
-      </w:r>
-      <w:r>
-        <w:rPr>
-          <w:rFonts w:ascii="Segoe UI" w:hAnsi="Segoe UI" w:cs="Segoe UI"/>
-          <w:color w:val="1F2933"/>
-          <w:sz w:val="18"/>
-          <w:szCs w:val="18"/>
-        </w:rPr>
-        <w:t>Implement these rules in a dedicated application service, map CMS data to a response DTO, and add unit tests covering publication dates, enabled categories, urgency, sorting, summary length, and result limits.</w:t>
-      </w:r>
-    </w:p>
-    <w:p>
-      <w:pPr>
+          <w:rFonts w:eastAsia="Times New Roman"/>
+          <w:color w:val="FFC000"/>
+          <w:lang w:val="en"/>
+        </w:rPr>
+        <w:t>Severity: Important</w:t>
+      </w:r>
+    </w:p>
+    <w:p>
+      <w:pPr>
+        <w:pStyle w:val="Heading3"/>
         <w:tabs>
           <w:tab w:val="left" w:pos="916"/>
           <w:tab w:val="left" w:pos="1832"/>
@@ -4376,18 +4565,43 @@
           <w:tab w:val="left" w:pos="13740"/>
           <w:tab w:val="left" w:pos="14656"/>
         </w:tabs>
-        <w:spacing w:line="240" w:lineRule="auto"/>
-        <w:rPr>
-          <w:rStyle w:val="severity1"/>
+        <w:spacing w:before="0" w:after="0" w:line="240" w:lineRule="auto"/>
+        <w:rPr>
+          <w:rFonts w:ascii="Arial" w:eastAsia="Times New Roman" w:hAnsi="Arial" w:cs="Arial"/>
+          <w:color w:val="1F2933"/>
+          <w:sz w:val="21"/>
+          <w:szCs w:val="21"/>
+          <w:lang w:val="en"/>
+        </w:rPr>
+      </w:pPr>
+      <w:r>
+        <w:rPr>
           <w:rFonts w:eastAsia="Times New Roman"/>
-          <w:color w:val="FFC000"/>
-          <w:rtl/>
-          <w:lang w:val="en"/>
-        </w:rPr>
-      </w:pPr>
-    </w:p>
-    <w:p>
-      <w:pPr>
+          <w:color w:val="1F2933"/>
+          <w:lang w:val="en"/>
+        </w:rPr>
+        <w:t>MongoDB access is synchronous</w:t>
+      </w:r>
+    </w:p>
+    <w:p>
+      <w:pPr>
+        <w:pStyle w:val="HTMLPreformatted"/>
+        <w:spacing w:before="0"/>
+        <w:rPr>
+          <w:lang w:val="en"/>
+        </w:rPr>
+      </w:pPr>
+      <w:r>
+        <w:rPr>
+          <w:rStyle w:val="HTMLCode"/>
+          <w:lang w:val="en"/>
+        </w:rPr>
+        <w:t>.Find(query).FirstOrDefault();</w:t>
+      </w:r>
+    </w:p>
+    <w:p>
+      <w:pPr>
+        <w:pStyle w:val="NormalWeb"/>
         <w:tabs>
           <w:tab w:val="left" w:pos="916"/>
           <w:tab w:val="left" w:pos="1832"/>
@@ -4406,27 +4620,40 @@
           <w:tab w:val="left" w:pos="13740"/>
           <w:tab w:val="left" w:pos="14656"/>
         </w:tabs>
-        <w:spacing w:line="240" w:lineRule="auto"/>
-        <w:rPr>
-          <w:rFonts w:ascii="Segoe UI" w:hAnsi="Segoe UI" w:cs="Segoe UI"/>
-          <w:sz w:val="18"/>
-          <w:szCs w:val="18"/>
-          <w:lang w:val="en"/>
-        </w:rPr>
-      </w:pPr>
-      <w:r>
-        <w:rPr>
-          <w:rStyle w:val="severity1"/>
-          <w:rFonts w:eastAsia="Times New Roman"/>
-          <w:color w:val="FFC000"/>
-          <w:lang w:val="en"/>
-        </w:rPr>
-        <w:t>Severity: Important</w:t>
-      </w:r>
-    </w:p>
-    <w:p>
-      <w:pPr>
-        <w:pStyle w:val="Heading3"/>
+        <w:spacing w:after="0" w:line="276" w:lineRule="auto"/>
+        <w:rPr>
+          <w:rFonts w:ascii="Segoe UI" w:hAnsi="Segoe UI" w:cs="Segoe UI"/>
+          <w:color w:val="1F2933"/>
+          <w:sz w:val="18"/>
+          <w:szCs w:val="18"/>
+          <w:lang w:val="en"/>
+        </w:rPr>
+      </w:pPr>
+      <w:r>
+        <w:rPr>
+          <w:rStyle w:val="Strong"/>
+          <w:rFonts w:ascii="Arial" w:hAnsi="Arial" w:cs="Arial"/>
+          <w:color w:val="1F2933"/>
+          <w:sz w:val="18"/>
+          <w:szCs w:val="18"/>
+          <w:lang w:val="en"/>
+        </w:rPr>
+        <w:t>Problem:</w:t>
+      </w:r>
+      <w:r>
+        <w:rPr>
+          <w:rFonts w:ascii="Segoe UI" w:hAnsi="Segoe UI" w:cs="Segoe UI"/>
+          <w:color w:val="1F2933"/>
+          <w:sz w:val="18"/>
+          <w:szCs w:val="18"/>
+          <w:lang w:val="en"/>
+        </w:rPr>
+        <w:t xml:space="preserve"> The database call blocks the HTTP request thread.</w:t>
+      </w:r>
+    </w:p>
+    <w:p>
+      <w:pPr>
+        <w:pStyle w:val="NormalWeb"/>
         <w:tabs>
           <w:tab w:val="left" w:pos="916"/>
           <w:tab w:val="left" w:pos="1832"/>
@@ -4445,53 +4672,35 @@
           <w:tab w:val="left" w:pos="13740"/>
           <w:tab w:val="left" w:pos="14656"/>
         </w:tabs>
-        <w:spacing w:line="240" w:lineRule="auto"/>
-        <w:rPr>
-          <w:rFonts w:ascii="Arial" w:eastAsia="Times New Roman" w:hAnsi="Arial" w:cs="Arial"/>
-          <w:color w:val="1F2933"/>
-          <w:sz w:val="21"/>
-          <w:szCs w:val="21"/>
-          <w:lang w:val="en"/>
-        </w:rPr>
-      </w:pPr>
-      <w:r>
-        <w:rPr>
-          <w:rFonts w:eastAsia="Times New Roman"/>
-          <w:color w:val="1F2933"/>
-          <w:lang w:val="en"/>
-        </w:rPr>
-        <w:t>Null and malformed upstream data are not handled</w:t>
-      </w:r>
-    </w:p>
-    <w:p>
-      <w:pPr>
-        <w:pStyle w:val="HTMLPreformatted"/>
-        <w:rPr>
-          <w:rStyle w:val="HTMLCode"/>
-          <w:lang w:val="en"/>
-        </w:rPr>
-      </w:pPr>
-      <w:r>
-        <w:rPr>
-          <w:rStyle w:val="HTMLCode"/>
-          <w:lang w:val="en"/>
-        </w:rPr>
-        <w:t>var items = JsonConvert.DeserializeObject&lt;List&lt;Announcement&gt;&gt;(json);</w:t>
-      </w:r>
-    </w:p>
-    <w:p>
-      <w:pPr>
-        <w:pStyle w:val="HTMLPreformatted"/>
-        <w:rPr>
-          <w:lang w:val="en"/>
-        </w:rPr>
-      </w:pPr>
-      <w:r>
-        <w:rPr>
-          <w:rStyle w:val="HTMLCode"/>
-          <w:lang w:val="en"/>
-        </w:rPr>
-        <w:t>var settings = _mongo.GetCollection&lt;BsonDocument&gt;(...).FirstOrDefault();</w:t>
+        <w:spacing w:after="0" w:line="276" w:lineRule="auto"/>
+        <w:rPr>
+          <w:rFonts w:ascii="Segoe UI" w:hAnsi="Segoe UI" w:cs="Segoe UI"/>
+          <w:color w:val="1F2933"/>
+          <w:sz w:val="18"/>
+          <w:szCs w:val="18"/>
+          <w:lang w:val="en"/>
+        </w:rPr>
+      </w:pPr>
+      <w:r>
+        <w:rPr>
+          <w:rStyle w:val="Strong"/>
+          <w:rFonts w:ascii="Arial" w:hAnsi="Arial" w:cs="Arial"/>
+          <w:color w:val="1F2933"/>
+          <w:sz w:val="18"/>
+          <w:szCs w:val="18"/>
+          <w:lang w:val="en"/>
+        </w:rPr>
+        <w:t>Why it matters:</w:t>
+      </w:r>
+      <w:r>
+        <w:rPr>
+          <w:rFonts w:ascii="Segoe UI" w:hAnsi="Segoe UI" w:cs="Segoe UI"/>
+          <w:color w:val="1F2933"/>
+          <w:sz w:val="18"/>
+          <w:szCs w:val="18"/>
+          <w:lang w:val="en"/>
+        </w:rPr>
+        <w:t xml:space="preserve"> Throughput is reduced and request cancellation cannot propagate.</w:t>
       </w:r>
     </w:p>
     <w:p>
@@ -4515,12 +4724,17 @@
           <w:tab w:val="left" w:pos="13740"/>
           <w:tab w:val="left" w:pos="14656"/>
         </w:tabs>
-        <w:spacing w:line="240" w:lineRule="auto"/>
-        <w:rPr>
-          <w:rFonts w:ascii="Segoe UI" w:hAnsi="Segoe UI" w:cs="Segoe UI"/>
-          <w:color w:val="1F2933"/>
-          <w:sz w:val="18"/>
-          <w:szCs w:val="18"/>
+        <w:spacing w:line="276" w:lineRule="auto"/>
+        <w:rPr>
+          <w:rStyle w:val="severity1"/>
+          <w:rFonts w:ascii="Segoe UI" w:hAnsi="Segoe UI" w:cs="Segoe UI"/>
+          <w:b w:val="0"/>
+          <w:bCs w:val="0"/>
+          <w:caps w:val="0"/>
+          <w:color w:val="1F2933"/>
+          <w:sz w:val="18"/>
+          <w:szCs w:val="18"/>
+          <w:rtl/>
           <w:lang w:val="en"/>
         </w:rPr>
       </w:pPr>
@@ -4533,23 +4747,39 @@
           <w:szCs w:val="18"/>
           <w:lang w:val="en"/>
         </w:rPr>
-        <w:lastRenderedPageBreak/>
-        <w:t>Problem:</w:t>
-      </w:r>
-      <w:r>
-        <w:rPr>
-          <w:rFonts w:ascii="Segoe UI" w:hAnsi="Segoe UI" w:cs="Segoe UI"/>
-          <w:color w:val="1F2933"/>
-          <w:sz w:val="18"/>
-          <w:szCs w:val="18"/>
-          <w:lang w:val="en"/>
-        </w:rPr>
-        <w:t xml:space="preserve"> The code assumes that deserialization, the settings document and the enabled categories field always succeed.</w:t>
-      </w:r>
-    </w:p>
-    <w:p>
-      <w:pPr>
-        <w:pStyle w:val="NormalWeb"/>
+        <w:t>Proposed fix:</w:t>
+      </w:r>
+      <w:r>
+        <w:rPr>
+          <w:rFonts w:ascii="Segoe UI" w:hAnsi="Segoe UI" w:cs="Segoe UI"/>
+          <w:color w:val="1F2933"/>
+          <w:sz w:val="18"/>
+          <w:szCs w:val="18"/>
+          <w:lang w:val="en"/>
+        </w:rPr>
+        <w:t xml:space="preserve"> Use </w:t>
+      </w:r>
+      <w:r>
+        <w:rPr>
+          <w:rStyle w:val="HTMLCode"/>
+          <w:color w:val="1F2933"/>
+          <w:lang w:val="en"/>
+        </w:rPr>
+        <w:t>FirstOrDefaultAsync(cancellationToken)</w:t>
+      </w:r>
+      <w:r>
+        <w:rPr>
+          <w:rFonts w:ascii="Segoe UI" w:hAnsi="Segoe UI" w:cs="Segoe UI"/>
+          <w:color w:val="1F2933"/>
+          <w:sz w:val="18"/>
+          <w:szCs w:val="18"/>
+          <w:lang w:val="en"/>
+        </w:rPr>
+        <w:t xml:space="preserve"> in an async repository method.</w:t>
+      </w:r>
+    </w:p>
+    <w:p>
+      <w:pPr>
         <w:tabs>
           <w:tab w:val="left" w:pos="916"/>
           <w:tab w:val="left" w:pos="1832"/>
@@ -4568,40 +4798,27 @@
           <w:tab w:val="left" w:pos="13740"/>
           <w:tab w:val="left" w:pos="14656"/>
         </w:tabs>
-        <w:spacing w:line="240" w:lineRule="auto"/>
-        <w:rPr>
-          <w:rFonts w:ascii="Segoe UI" w:hAnsi="Segoe UI" w:cs="Segoe UI"/>
-          <w:color w:val="1F2933"/>
-          <w:sz w:val="18"/>
-          <w:szCs w:val="18"/>
-          <w:lang w:val="en"/>
-        </w:rPr>
-      </w:pPr>
-      <w:r>
-        <w:rPr>
-          <w:rStyle w:val="Strong"/>
-          <w:rFonts w:ascii="Arial" w:hAnsi="Arial" w:cs="Arial"/>
-          <w:color w:val="1F2933"/>
-          <w:sz w:val="18"/>
-          <w:szCs w:val="18"/>
-          <w:lang w:val="en"/>
-        </w:rPr>
-        <w:t>Why it matters:</w:t>
-      </w:r>
-      <w:r>
-        <w:rPr>
-          <w:rFonts w:ascii="Segoe UI" w:hAnsi="Segoe UI" w:cs="Segoe UI"/>
-          <w:color w:val="1F2933"/>
-          <w:sz w:val="18"/>
-          <w:szCs w:val="18"/>
-          <w:lang w:val="en"/>
-        </w:rPr>
-        <w:t xml:space="preserve"> Missing data becomes a hidden runtime exception.</w:t>
-      </w:r>
-    </w:p>
-    <w:p>
-      <w:pPr>
-        <w:pStyle w:val="NormalWeb"/>
+        <w:spacing w:before="240" w:after="0" w:line="240" w:lineRule="auto"/>
+        <w:rPr>
+          <w:rFonts w:ascii="Segoe UI" w:hAnsi="Segoe UI" w:cs="Segoe UI"/>
+          <w:sz w:val="18"/>
+          <w:szCs w:val="18"/>
+          <w:lang w:val="en"/>
+        </w:rPr>
+      </w:pPr>
+      <w:r>
+        <w:rPr>
+          <w:rStyle w:val="severity1"/>
+          <w:rFonts w:eastAsia="Times New Roman"/>
+          <w:color w:val="00B050"/>
+          <w:lang w:val="en"/>
+        </w:rPr>
+        <w:t>Severity: Improvement</w:t>
+      </w:r>
+    </w:p>
+    <w:p>
+      <w:pPr>
+        <w:pStyle w:val="Heading3"/>
         <w:tabs>
           <w:tab w:val="left" w:pos="916"/>
           <w:tab w:val="left" w:pos="1832"/>
@@ -4620,43 +4837,71 @@
           <w:tab w:val="left" w:pos="13740"/>
           <w:tab w:val="left" w:pos="14656"/>
         </w:tabs>
-        <w:spacing w:line="240" w:lineRule="auto"/>
-        <w:rPr>
-          <w:rStyle w:val="severity1"/>
-          <w:rFonts w:ascii="Segoe UI" w:hAnsi="Segoe UI" w:cs="Segoe UI"/>
-          <w:b w:val="0"/>
-          <w:bCs w:val="0"/>
-          <w:caps w:val="0"/>
-          <w:color w:val="1F2933"/>
-          <w:sz w:val="18"/>
-          <w:szCs w:val="18"/>
-          <w:lang w:val="en"/>
-        </w:rPr>
-      </w:pPr>
-      <w:r>
-        <w:rPr>
-          <w:rStyle w:val="Strong"/>
-          <w:rFonts w:ascii="Arial" w:hAnsi="Arial" w:cs="Arial"/>
-          <w:color w:val="1F2933"/>
-          <w:sz w:val="18"/>
-          <w:szCs w:val="18"/>
-          <w:lang w:val="en"/>
-        </w:rPr>
-        <w:t>Proposed fix:</w:t>
-      </w:r>
-      <w:r>
-        <w:rPr>
-          <w:rFonts w:ascii="Segoe UI" w:hAnsi="Segoe UI" w:cs="Segoe UI"/>
-          <w:color w:val="1F2933"/>
-          <w:sz w:val="18"/>
-          <w:szCs w:val="18"/>
-          <w:lang w:val="en"/>
-        </w:rPr>
-        <w:t xml:space="preserve"> Validate typed models and define explicit behavior such as 404 for an unknown authority and a clear error for invalid upstream data.</w:t>
-      </w:r>
-    </w:p>
-    <w:p>
-      <w:pPr>
+        <w:spacing w:before="0" w:after="0" w:line="240" w:lineRule="auto"/>
+        <w:rPr>
+          <w:rFonts w:ascii="Arial" w:eastAsia="Times New Roman" w:hAnsi="Arial" w:cs="Arial"/>
+          <w:color w:val="1F2933"/>
+          <w:sz w:val="20"/>
+          <w:szCs w:val="20"/>
+          <w:lang w:val="en"/>
+        </w:rPr>
+      </w:pPr>
+      <w:r>
+        <w:rPr>
+          <w:rFonts w:eastAsia="Times New Roman"/>
+          <w:color w:val="1F2933"/>
+          <w:sz w:val="20"/>
+          <w:szCs w:val="20"/>
+          <w:lang w:val="en"/>
+        </w:rPr>
+        <w:t>Map MongoDB documents to a typed DTO/model.</w:t>
+      </w:r>
+    </w:p>
+    <w:p>
+      <w:pPr>
+        <w:pStyle w:val="HTMLPreformatted"/>
+        <w:spacing w:before="0"/>
+        <w:rPr>
+          <w:rStyle w:val="HTMLCode"/>
+          <w:sz w:val="18"/>
+          <w:szCs w:val="18"/>
+          <w:lang w:val="en"/>
+        </w:rPr>
+      </w:pPr>
+      <w:r>
+        <w:rPr>
+          <w:rStyle w:val="HTMLCode"/>
+          <w:sz w:val="18"/>
+          <w:szCs w:val="18"/>
+          <w:lang w:val="en"/>
+        </w:rPr>
+        <w:t>var settings = _mongo.GetCollection&lt;BsonDocument&gt;("AuthoritySiteSettings").</w:t>
+      </w:r>
+    </w:p>
+    <w:p>
+      <w:pPr>
+        <w:pStyle w:val="HTMLPreformatted"/>
+        <w:spacing w:before="0"/>
+        <w:rPr>
+          <w:rStyle w:val="HTMLCode"/>
+          <w:sz w:val="18"/>
+          <w:szCs w:val="18"/>
+          <w:lang w:val="en"/>
+        </w:rPr>
+      </w:pPr>
+      <w:r>
+        <w:rPr>
+          <w:rStyle w:val="HTMLCode"/>
+          <w:sz w:val="18"/>
+          <w:szCs w:val="18"/>
+          <w:lang w:val="en"/>
+        </w:rPr>
+        <w:t xml:space="preserve">    .Find("{ authorityCode: '" + authorityCode + "' }").FirstOrDefault();</w:t>
+      </w:r>
+    </w:p>
+    <w:p>
+      <w:pPr>
+        <w:pStyle w:val="NormalWeb"/>
         <w:tabs>
           <w:tab w:val="left" w:pos="916"/>
           <w:tab w:val="left" w:pos="1832"/>
@@ -4675,18 +4920,34 @@
           <w:tab w:val="left" w:pos="13740"/>
           <w:tab w:val="left" w:pos="14656"/>
         </w:tabs>
-        <w:spacing w:line="240" w:lineRule="auto"/>
-        <w:rPr>
-          <w:rStyle w:val="severity1"/>
-          <w:rFonts w:eastAsia="Times New Roman"/>
-          <w:color w:val="FFC000"/>
-          <w:rtl/>
-          <w:lang w:val="en"/>
-        </w:rPr>
-      </w:pPr>
-    </w:p>
-    <w:p>
-      <w:pPr>
+        <w:spacing w:after="0" w:line="276" w:lineRule="auto"/>
+        <w:rPr>
+          <w:rFonts w:ascii="Segoe UI" w:hAnsi="Segoe UI" w:cs="Segoe UI"/>
+          <w:sz w:val="18"/>
+          <w:szCs w:val="18"/>
+        </w:rPr>
+      </w:pPr>
+      <w:r>
+        <w:rPr>
+          <w:rStyle w:val="Strong"/>
+          <w:rFonts w:ascii="Segoe UI" w:hAnsi="Segoe UI" w:cs="Segoe UI"/>
+          <w:sz w:val="18"/>
+          <w:szCs w:val="18"/>
+        </w:rPr>
+        <w:t>Problem:</w:t>
+      </w:r>
+      <w:r>
+        <w:rPr>
+          <w:rFonts w:ascii="Segoe UI" w:hAnsi="Segoe UI" w:cs="Segoe UI"/>
+          <w:sz w:val="18"/>
+          <w:szCs w:val="18"/>
+        </w:rPr>
+        <w:t xml:space="preserve"> The controller exposes BsonDocument and reads settings by string field names, so the persistence shape leaks into business logic and there is no compile-time contract.</w:t>
+      </w:r>
+    </w:p>
+    <w:p>
+      <w:pPr>
+        <w:pStyle w:val="NormalWeb"/>
         <w:tabs>
           <w:tab w:val="left" w:pos="916"/>
           <w:tab w:val="left" w:pos="1832"/>
@@ -4705,27 +4966,34 @@
           <w:tab w:val="left" w:pos="13740"/>
           <w:tab w:val="left" w:pos="14656"/>
         </w:tabs>
-        <w:spacing w:line="240" w:lineRule="auto"/>
-        <w:rPr>
-          <w:rFonts w:ascii="Segoe UI" w:hAnsi="Segoe UI" w:cs="Segoe UI"/>
-          <w:sz w:val="18"/>
-          <w:szCs w:val="18"/>
-          <w:lang w:val="en"/>
-        </w:rPr>
-      </w:pPr>
-      <w:r>
-        <w:rPr>
-          <w:rStyle w:val="severity1"/>
-          <w:rFonts w:eastAsia="Times New Roman"/>
-          <w:color w:val="FFC000"/>
-          <w:lang w:val="en"/>
-        </w:rPr>
-        <w:t>Severity: Important</w:t>
-      </w:r>
-    </w:p>
-    <w:p>
-      <w:pPr>
-        <w:pStyle w:val="Heading3"/>
+        <w:spacing w:after="0" w:line="276" w:lineRule="auto"/>
+        <w:rPr>
+          <w:rFonts w:ascii="Segoe UI" w:hAnsi="Segoe UI" w:cs="Segoe UI"/>
+          <w:sz w:val="18"/>
+          <w:szCs w:val="18"/>
+        </w:rPr>
+      </w:pPr>
+      <w:r>
+        <w:rPr>
+          <w:rStyle w:val="Strong"/>
+          <w:rFonts w:ascii="Segoe UI" w:hAnsi="Segoe UI" w:cs="Segoe UI"/>
+          <w:sz w:val="18"/>
+          <w:szCs w:val="18"/>
+        </w:rPr>
+        <w:t>Why it matters:</w:t>
+      </w:r>
+      <w:r>
+        <w:rPr>
+          <w:rFonts w:ascii="Segoe UI" w:hAnsi="Segoe UI" w:cs="Segoe UI"/>
+          <w:sz w:val="18"/>
+          <w:szCs w:val="18"/>
+        </w:rPr>
+        <w:t xml:space="preserve"> Schema changes become runtime failures, validation is weak, and the code is difficult to test and maintain.</w:t>
+      </w:r>
+    </w:p>
+    <w:p>
+      <w:pPr>
+        <w:pStyle w:val="NormalWeb"/>
         <w:tabs>
           <w:tab w:val="left" w:pos="916"/>
           <w:tab w:val="left" w:pos="1832"/>
@@ -4744,42 +5012,39 @@
           <w:tab w:val="left" w:pos="13740"/>
           <w:tab w:val="left" w:pos="14656"/>
         </w:tabs>
-        <w:spacing w:line="240" w:lineRule="auto"/>
-        <w:rPr>
-          <w:rFonts w:ascii="Arial" w:eastAsia="Times New Roman" w:hAnsi="Arial" w:cs="Arial"/>
-          <w:color w:val="1F2933"/>
-          <w:sz w:val="21"/>
-          <w:szCs w:val="21"/>
-          <w:lang w:val="en"/>
-        </w:rPr>
-      </w:pPr>
-      <w:r>
-        <w:rPr>
-          <w:rFonts w:eastAsia="Times New Roman"/>
-          <w:color w:val="1F2933"/>
-          <w:lang w:val="en"/>
-        </w:rPr>
-        <w:t>Sensitive identity data is written to logs</w:t>
-      </w:r>
-    </w:p>
-    <w:p>
-      <w:pPr>
-        <w:pStyle w:val="HTMLPreformatted"/>
-        <w:rPr>
-          <w:lang w:val="en"/>
-        </w:rPr>
-      </w:pPr>
-      <w:r>
-        <w:rPr>
-          <w:rStyle w:val="HTMLCode"/>
-          <w:lang w:val="en"/>
-        </w:rPr>
-        <w:t>" by user " + User.FindFirst("idNumber")?.Value</w:t>
-      </w:r>
-    </w:p>
-    <w:p>
-      <w:pPr>
-        <w:pStyle w:val="NormalWeb"/>
+        <w:spacing w:line="276" w:lineRule="auto"/>
+        <w:rPr>
+          <w:rStyle w:val="severity1"/>
+          <w:rFonts w:ascii="Segoe UI" w:hAnsi="Segoe UI" w:cs="Segoe UI"/>
+          <w:b w:val="0"/>
+          <w:bCs w:val="0"/>
+          <w:caps w:val="0"/>
+          <w:color w:val="auto"/>
+          <w:sz w:val="18"/>
+          <w:szCs w:val="18"/>
+          <w:rtl/>
+        </w:rPr>
+      </w:pPr>
+      <w:r>
+        <w:rPr>
+          <w:rStyle w:val="Strong"/>
+          <w:rFonts w:ascii="Segoe UI" w:hAnsi="Segoe UI" w:cs="Segoe UI"/>
+          <w:sz w:val="18"/>
+          <w:szCs w:val="18"/>
+        </w:rPr>
+        <w:t>Suggested fix:</w:t>
+      </w:r>
+      <w:r>
+        <w:rPr>
+          <w:rFonts w:ascii="Segoe UI" w:hAnsi="Segoe UI" w:cs="Segoe UI"/>
+          <w:sz w:val="18"/>
+          <w:szCs w:val="18"/>
+        </w:rPr>
+        <w:t xml:space="preserve"> Introduce a typed AuthoritySiteSettingsDto/model, deserialize and map at the repository boundary, validate required fields, and keep Mongo-specific types out of the controller/service contract.</w:t>
+      </w:r>
+    </w:p>
+    <w:p>
+      <w:pPr>
         <w:tabs>
           <w:tab w:val="left" w:pos="916"/>
           <w:tab w:val="left" w:pos="1832"/>
@@ -4798,40 +5063,17 @@
           <w:tab w:val="left" w:pos="13740"/>
           <w:tab w:val="left" w:pos="14656"/>
         </w:tabs>
-        <w:spacing w:line="240" w:lineRule="auto"/>
-        <w:rPr>
-          <w:rFonts w:ascii="Segoe UI" w:hAnsi="Segoe UI" w:cs="Segoe UI"/>
-          <w:color w:val="1F2933"/>
-          <w:sz w:val="18"/>
-          <w:szCs w:val="18"/>
-          <w:lang w:val="en"/>
-        </w:rPr>
-      </w:pPr>
-      <w:r>
-        <w:rPr>
-          <w:rStyle w:val="Strong"/>
-          <w:rFonts w:ascii="Arial" w:hAnsi="Arial" w:cs="Arial"/>
-          <w:color w:val="1F2933"/>
-          <w:sz w:val="18"/>
-          <w:szCs w:val="18"/>
-          <w:lang w:val="en"/>
-        </w:rPr>
-        <w:t>Problem:</w:t>
-      </w:r>
-      <w:r>
-        <w:rPr>
-          <w:rFonts w:ascii="Segoe UI" w:hAnsi="Segoe UI" w:cs="Segoe UI"/>
-          <w:color w:val="1F2933"/>
-          <w:sz w:val="18"/>
-          <w:szCs w:val="18"/>
-          <w:lang w:val="en"/>
-        </w:rPr>
-        <w:t xml:space="preserve"> A national identification number is written to the application log.</w:t>
-      </w:r>
-    </w:p>
-    <w:p>
-      <w:pPr>
-        <w:pStyle w:val="NormalWeb"/>
+        <w:spacing w:before="240" w:after="0" w:line="240" w:lineRule="auto"/>
+        <w:rPr>
+          <w:rStyle w:val="severity1"/>
+          <w:rFonts w:eastAsia="Times New Roman"/>
+          <w:color w:val="00B050"/>
+          <w:lang w:val="en"/>
+        </w:rPr>
+      </w:pPr>
+    </w:p>
+    <w:p>
+      <w:pPr>
         <w:tabs>
           <w:tab w:val="left" w:pos="916"/>
           <w:tab w:val="left" w:pos="1832"/>
@@ -4850,40 +5092,28 @@
           <w:tab w:val="left" w:pos="13740"/>
           <w:tab w:val="left" w:pos="14656"/>
         </w:tabs>
-        <w:spacing w:line="240" w:lineRule="auto"/>
-        <w:rPr>
-          <w:rFonts w:ascii="Segoe UI" w:hAnsi="Segoe UI" w:cs="Segoe UI"/>
-          <w:color w:val="1F2933"/>
-          <w:sz w:val="18"/>
-          <w:szCs w:val="18"/>
-          <w:lang w:val="en"/>
-        </w:rPr>
-      </w:pPr>
-      <w:r>
-        <w:rPr>
-          <w:rStyle w:val="Strong"/>
-          <w:rFonts w:ascii="Arial" w:hAnsi="Arial" w:cs="Arial"/>
-          <w:color w:val="1F2933"/>
-          <w:sz w:val="18"/>
-          <w:szCs w:val="18"/>
-          <w:lang w:val="en"/>
-        </w:rPr>
-        <w:t>Why it matters:</w:t>
-      </w:r>
-      <w:r>
-        <w:rPr>
-          <w:rFonts w:ascii="Segoe UI" w:hAnsi="Segoe UI" w:cs="Segoe UI"/>
-          <w:color w:val="1F2933"/>
-          <w:sz w:val="18"/>
-          <w:szCs w:val="18"/>
-          <w:lang w:val="en"/>
-        </w:rPr>
-        <w:t xml:space="preserve"> This creates privacy, retention and access-control risk.</w:t>
-      </w:r>
-    </w:p>
-    <w:p>
-      <w:pPr>
-        <w:pStyle w:val="NormalWeb"/>
+        <w:spacing w:before="240" w:after="0" w:line="240" w:lineRule="auto"/>
+        <w:rPr>
+          <w:rFonts w:ascii="Segoe UI" w:hAnsi="Segoe UI" w:cs="Segoe UI"/>
+          <w:sz w:val="18"/>
+          <w:szCs w:val="18"/>
+          <w:lang w:val="en"/>
+        </w:rPr>
+      </w:pPr>
+      <w:r>
+        <w:rPr>
+          <w:rStyle w:val="severity1"/>
+          <w:rFonts w:eastAsia="Times New Roman"/>
+          <w:color w:val="00B050"/>
+          <w:lang w:val="en"/>
+        </w:rPr>
+        <w:lastRenderedPageBreak/>
+        <w:t>Severity: Improvement</w:t>
+      </w:r>
+    </w:p>
+    <w:p>
+      <w:pPr>
+        <w:pStyle w:val="Heading3"/>
         <w:tabs>
           <w:tab w:val="left" w:pos="916"/>
           <w:tab w:val="left" w:pos="1832"/>
@@ -4902,43 +5132,70 @@
           <w:tab w:val="left" w:pos="13740"/>
           <w:tab w:val="left" w:pos="14656"/>
         </w:tabs>
-        <w:spacing w:line="240" w:lineRule="auto"/>
-        <w:rPr>
-          <w:rFonts w:ascii="Segoe UI" w:hAnsi="Segoe UI" w:cs="Segoe UI"/>
-          <w:color w:val="1F2933"/>
-          <w:sz w:val="18"/>
-          <w:szCs w:val="18"/>
-        </w:rPr>
-      </w:pPr>
-      <w:r>
-        <w:rPr>
-          <w:rStyle w:val="Strong"/>
-          <w:rFonts w:ascii="Arial" w:hAnsi="Arial" w:cs="Arial"/>
-          <w:color w:val="1F2933"/>
-          <w:sz w:val="18"/>
-          <w:szCs w:val="18"/>
-          <w:lang w:val="en"/>
-        </w:rPr>
-        <w:t>Proposed fix:</w:t>
-      </w:r>
-      <w:r>
-        <w:rPr>
-          <w:rFonts w:ascii="Segoe UI" w:hAnsi="Segoe UI" w:cs="Segoe UI"/>
-          <w:color w:val="1F2933"/>
-          <w:sz w:val="18"/>
-          <w:szCs w:val="18"/>
-          <w:lang w:val="en"/>
-        </w:rPr>
-        <w:t xml:space="preserve"> </w:t>
-      </w:r>
-      <w:r>
-        <w:rPr>
-          <w:rFonts w:ascii="Segoe UI" w:hAnsi="Segoe UI" w:cs="Segoe UI"/>
-          <w:color w:val="1F2933"/>
-          <w:sz w:val="18"/>
-          <w:szCs w:val="18"/>
-        </w:rPr>
-        <w:t>Avoid logging national identification numbers. Use structured logging with a non-sensitive user identifier or correlation ID where needed.</w:t>
+        <w:spacing w:before="0" w:line="240" w:lineRule="auto"/>
+        <w:rPr>
+          <w:rFonts w:ascii="Arial" w:eastAsia="Times New Roman" w:hAnsi="Arial" w:cs="Arial"/>
+          <w:color w:val="1F2933"/>
+          <w:sz w:val="21"/>
+          <w:szCs w:val="21"/>
+          <w:lang w:val="en"/>
+        </w:rPr>
+      </w:pPr>
+      <w:r>
+        <w:rPr>
+          <w:rFonts w:eastAsia="Times New Roman"/>
+          <w:color w:val="1F2933"/>
+          <w:lang w:val="en"/>
+        </w:rPr>
+        <w:t>The controller contains infrastructure and business logic</w:t>
+      </w:r>
+    </w:p>
+    <w:p>
+      <w:pPr>
+        <w:pStyle w:val="HTMLPreformatted"/>
+        <w:spacing w:before="0"/>
+        <w:rPr>
+          <w:rStyle w:val="HTMLCode"/>
+          <w:lang w:val="en"/>
+        </w:rPr>
+      </w:pPr>
+      <w:r>
+        <w:rPr>
+          <w:rStyle w:val="HTMLCode"/>
+          <w:lang w:val="en"/>
+        </w:rPr>
+        <w:t>public IActionResult Get(string authorityCode)</w:t>
+      </w:r>
+    </w:p>
+    <w:p>
+      <w:pPr>
+        <w:pStyle w:val="HTMLPreformatted"/>
+        <w:rPr>
+          <w:lang w:val="en"/>
+        </w:rPr>
+      </w:pPr>
+      <w:r>
+        <w:rPr>
+          <w:rStyle w:val="HTMLCode"/>
+          <w:lang w:val="en"/>
+        </w:rPr>
+        <w:t>{   // HTTP access, Mongo access and filtering are all performed here.</w:t>
+      </w:r>
+      <w:r>
+        <w:rPr>
+          <w:rStyle w:val="HTMLCode"/>
+          <w:rFonts w:hint="cs"/>
+          <w:rtl/>
+          <w:lang w:val="en"/>
+        </w:rPr>
+        <w:t xml:space="preserve">  </w:t>
+      </w:r>
+      <w:r>
+        <w:rPr>
+          <w:rStyle w:val="HTMLCode"/>
+          <w:lang w:val="en"/>
+        </w:rPr>
+        <w:t>}</w:t>
       </w:r>
     </w:p>
     <w:p>
@@ -4962,15 +5219,36 @@
           <w:tab w:val="left" w:pos="13740"/>
           <w:tab w:val="left" w:pos="14656"/>
         </w:tabs>
-        <w:spacing w:line="240" w:lineRule="auto"/>
-        <w:rPr>
-          <w:rStyle w:val="severity1"/>
-          <w:rFonts w:eastAsia="Times New Roman"/>
-          <w:color w:val="FFC000"/>
-          <w:rtl/>
-          <w:lang w:val="en"/>
-        </w:rPr>
-      </w:pPr>
+        <w:spacing w:after="0" w:line="276" w:lineRule="auto"/>
+        <w:rPr>
+          <w:rFonts w:ascii="Segoe UI" w:hAnsi="Segoe UI" w:cs="Segoe UI"/>
+          <w:color w:val="1F2933"/>
+          <w:sz w:val="18"/>
+          <w:szCs w:val="18"/>
+          <w:lang w:val="en"/>
+        </w:rPr>
+      </w:pPr>
+      <w:r>
+        <w:rPr>
+          <w:rStyle w:val="Strong"/>
+          <w:rFonts w:ascii="Arial" w:hAnsi="Arial" w:cs="Arial"/>
+          <w:color w:val="1F2933"/>
+          <w:sz w:val="18"/>
+          <w:szCs w:val="18"/>
+          <w:lang w:val="en"/>
+        </w:rPr>
+        <w:t>Problem:</w:t>
+      </w:r>
+      <w:r>
+        <w:rPr>
+          <w:rFonts w:ascii="Segoe UI" w:hAnsi="Segoe UI" w:cs="Segoe UI"/>
+          <w:color w:val="1F2933"/>
+          <w:sz w:val="18"/>
+          <w:szCs w:val="18"/>
+          <w:lang w:val="en"/>
+        </w:rPr>
+        <w:t xml:space="preserve"> The controller owns external calls, persistence access and filtering.</w:t>
+      </w:r>
     </w:p>
     <w:p>
       <w:pPr>
@@ -4993,28 +5271,40 @@
           <w:tab w:val="left" w:pos="13740"/>
           <w:tab w:val="left" w:pos="14656"/>
         </w:tabs>
-        <w:spacing w:line="240" w:lineRule="auto"/>
-        <w:rPr>
-          <w:rFonts w:ascii="Segoe UI" w:eastAsia="Times New Roman" w:hAnsi="Segoe UI" w:cs="Segoe UI"/>
-          <w:color w:val="FFC000"/>
-          <w:sz w:val="18"/>
-          <w:szCs w:val="18"/>
-          <w:lang w:val="en"/>
-        </w:rPr>
-      </w:pPr>
-      <w:r>
-        <w:rPr>
-          <w:rStyle w:val="severity1"/>
-          <w:rFonts w:eastAsia="Times New Roman"/>
-          <w:color w:val="FFC000"/>
-          <w:lang w:val="en"/>
-        </w:rPr>
-        <w:t>Severity: Important</w:t>
-      </w:r>
-    </w:p>
-    <w:p>
-      <w:pPr>
-        <w:pStyle w:val="Heading3"/>
+        <w:spacing w:after="0" w:line="276" w:lineRule="auto"/>
+        <w:rPr>
+          <w:rFonts w:ascii="Segoe UI" w:hAnsi="Segoe UI" w:cs="Segoe UI"/>
+          <w:color w:val="1F2933"/>
+          <w:sz w:val="18"/>
+          <w:szCs w:val="18"/>
+          <w:lang w:val="en"/>
+        </w:rPr>
+      </w:pPr>
+      <w:r>
+        <w:rPr>
+          <w:rStyle w:val="Strong"/>
+          <w:rFonts w:ascii="Arial" w:hAnsi="Arial" w:cs="Arial"/>
+          <w:color w:val="1F2933"/>
+          <w:sz w:val="18"/>
+          <w:szCs w:val="18"/>
+          <w:lang w:val="en"/>
+        </w:rPr>
+        <w:t>Why it matters:</w:t>
+      </w:r>
+      <w:r>
+        <w:rPr>
+          <w:rFonts w:ascii="Segoe UI" w:hAnsi="Segoe UI" w:cs="Segoe UI"/>
+          <w:color w:val="1F2933"/>
+          <w:sz w:val="18"/>
+          <w:szCs w:val="18"/>
+          <w:lang w:val="en"/>
+        </w:rPr>
+        <w:t xml:space="preserve"> This couples transport, infrastructure and business concerns and makes testing harder.</w:t>
+      </w:r>
+    </w:p>
+    <w:p>
+      <w:pPr>
+        <w:pStyle w:val="NormalWeb"/>
         <w:tabs>
           <w:tab w:val="left" w:pos="916"/>
           <w:tab w:val="left" w:pos="1832"/>
@@ -5033,42 +5323,52 @@
           <w:tab w:val="left" w:pos="13740"/>
           <w:tab w:val="left" w:pos="14656"/>
         </w:tabs>
-        <w:spacing w:line="240" w:lineRule="auto"/>
-        <w:rPr>
-          <w:rFonts w:ascii="Arial" w:eastAsia="Times New Roman" w:hAnsi="Arial" w:cs="Arial"/>
-          <w:color w:val="1F2933"/>
-          <w:sz w:val="21"/>
-          <w:szCs w:val="21"/>
-          <w:lang w:val="en"/>
-        </w:rPr>
-      </w:pPr>
-      <w:r>
-        <w:rPr>
-          <w:rFonts w:eastAsia="Times New Roman"/>
-          <w:color w:val="1F2933"/>
-          <w:lang w:val="en"/>
-        </w:rPr>
-        <w:t>MongoDB access is synchronous</w:t>
-      </w:r>
-    </w:p>
-    <w:p>
-      <w:pPr>
-        <w:pStyle w:val="HTMLPreformatted"/>
-        <w:rPr>
-          <w:lang w:val="en"/>
-        </w:rPr>
-      </w:pPr>
-      <w:r>
-        <w:rPr>
-          <w:rStyle w:val="HTMLCode"/>
-          <w:lang w:val="en"/>
-        </w:rPr>
-        <w:t>.Find(query).FirstOrDefault();</w:t>
-      </w:r>
-    </w:p>
-    <w:p>
-      <w:pPr>
-        <w:pStyle w:val="NormalWeb"/>
+        <w:spacing w:line="276" w:lineRule="auto"/>
+        <w:rPr>
+          <w:rStyle w:val="severity1"/>
+          <w:rFonts w:ascii="Segoe UI" w:hAnsi="Segoe UI" w:cs="Segoe UI"/>
+          <w:b w:val="0"/>
+          <w:bCs w:val="0"/>
+          <w:caps w:val="0"/>
+          <w:color w:val="1F2933"/>
+          <w:sz w:val="18"/>
+          <w:szCs w:val="18"/>
+          <w:rtl/>
+        </w:rPr>
+      </w:pPr>
+      <w:r>
+        <w:rPr>
+          <w:rStyle w:val="Strong"/>
+          <w:rFonts w:ascii="Arial" w:hAnsi="Arial" w:cs="Arial"/>
+          <w:color w:val="1F2933"/>
+          <w:sz w:val="18"/>
+          <w:szCs w:val="18"/>
+          <w:lang w:val="en"/>
+        </w:rPr>
+        <w:t>Proposed fix:</w:t>
+      </w:r>
+      <w:r>
+        <w:rPr>
+          <w:rFonts w:ascii="Segoe UI" w:hAnsi="Segoe UI" w:cs="Segoe UI"/>
+          <w:color w:val="1F2933"/>
+          <w:sz w:val="18"/>
+          <w:szCs w:val="18"/>
+          <w:lang w:val="en"/>
+        </w:rPr>
+        <w:t xml:space="preserve"> </w:t>
+      </w:r>
+      <w:r>
+        <w:rPr>
+          <w:rFonts w:ascii="Segoe UI" w:hAnsi="Segoe UI" w:cs="Segoe UI"/>
+          <w:color w:val="1F2933"/>
+          <w:sz w:val="18"/>
+          <w:szCs w:val="18"/>
+        </w:rPr>
+        <w:t>Keep the controller focused on HTTP concerns and delegate business rules to an application service that uses injected repository and CMS client interfaces.</w:t>
+      </w:r>
+    </w:p>
+    <w:p>
+      <w:pPr>
         <w:tabs>
           <w:tab w:val="left" w:pos="916"/>
           <w:tab w:val="left" w:pos="1832"/>
@@ -5087,40 +5387,27 @@
           <w:tab w:val="left" w:pos="13740"/>
           <w:tab w:val="left" w:pos="14656"/>
         </w:tabs>
-        <w:spacing w:line="240" w:lineRule="auto"/>
-        <w:rPr>
-          <w:rFonts w:ascii="Segoe UI" w:hAnsi="Segoe UI" w:cs="Segoe UI"/>
-          <w:color w:val="1F2933"/>
-          <w:sz w:val="18"/>
-          <w:szCs w:val="18"/>
-          <w:lang w:val="en"/>
-        </w:rPr>
-      </w:pPr>
-      <w:r>
-        <w:rPr>
-          <w:rStyle w:val="Strong"/>
-          <w:rFonts w:ascii="Arial" w:hAnsi="Arial" w:cs="Arial"/>
-          <w:color w:val="1F2933"/>
-          <w:sz w:val="18"/>
-          <w:szCs w:val="18"/>
-          <w:lang w:val="en"/>
-        </w:rPr>
-        <w:t>Problem:</w:t>
-      </w:r>
-      <w:r>
-        <w:rPr>
-          <w:rFonts w:ascii="Segoe UI" w:hAnsi="Segoe UI" w:cs="Segoe UI"/>
-          <w:color w:val="1F2933"/>
-          <w:sz w:val="18"/>
-          <w:szCs w:val="18"/>
-          <w:lang w:val="en"/>
-        </w:rPr>
-        <w:t xml:space="preserve"> The database call blocks the HTTP request thread.</w:t>
-      </w:r>
-    </w:p>
-    <w:p>
-      <w:pPr>
-        <w:pStyle w:val="NormalWeb"/>
+        <w:spacing w:before="240" w:after="0" w:line="240" w:lineRule="auto"/>
+        <w:rPr>
+          <w:rFonts w:ascii="Segoe UI" w:hAnsi="Segoe UI" w:cs="Segoe UI"/>
+          <w:sz w:val="18"/>
+          <w:szCs w:val="18"/>
+          <w:lang w:val="en"/>
+        </w:rPr>
+      </w:pPr>
+      <w:r>
+        <w:rPr>
+          <w:rStyle w:val="severity1"/>
+          <w:rFonts w:eastAsia="Times New Roman"/>
+          <w:color w:val="00B050"/>
+          <w:lang w:val="en"/>
+        </w:rPr>
+        <w:t>Severity: Improvement</w:t>
+      </w:r>
+    </w:p>
+    <w:p>
+      <w:pPr>
+        <w:pStyle w:val="Heading3"/>
         <w:tabs>
           <w:tab w:val="left" w:pos="916"/>
           <w:tab w:val="left" w:pos="1832"/>
@@ -5139,35 +5426,54 @@
           <w:tab w:val="left" w:pos="13740"/>
           <w:tab w:val="left" w:pos="14656"/>
         </w:tabs>
-        <w:spacing w:line="240" w:lineRule="auto"/>
-        <w:rPr>
-          <w:rFonts w:ascii="Segoe UI" w:hAnsi="Segoe UI" w:cs="Segoe UI"/>
-          <w:color w:val="1F2933"/>
-          <w:sz w:val="18"/>
-          <w:szCs w:val="18"/>
-          <w:lang w:val="en"/>
-        </w:rPr>
-      </w:pPr>
-      <w:r>
-        <w:rPr>
-          <w:rStyle w:val="Strong"/>
-          <w:rFonts w:ascii="Arial" w:hAnsi="Arial" w:cs="Arial"/>
-          <w:color w:val="1F2933"/>
-          <w:sz w:val="18"/>
-          <w:szCs w:val="18"/>
-          <w:lang w:val="en"/>
-        </w:rPr>
-        <w:t>Why it matters:</w:t>
-      </w:r>
-      <w:r>
-        <w:rPr>
-          <w:rFonts w:ascii="Segoe UI" w:hAnsi="Segoe UI" w:cs="Segoe UI"/>
-          <w:color w:val="1F2933"/>
-          <w:sz w:val="18"/>
-          <w:szCs w:val="18"/>
-          <w:lang w:val="en"/>
-        </w:rPr>
-        <w:t xml:space="preserve"> Throughput is reduced and request cancellation cannot propagate.</w:t>
+        <w:spacing w:before="0" w:line="240" w:lineRule="auto"/>
+        <w:rPr>
+          <w:rFonts w:ascii="Arial" w:eastAsia="Times New Roman" w:hAnsi="Arial" w:cs="Arial"/>
+          <w:color w:val="1F2933"/>
+          <w:sz w:val="21"/>
+          <w:szCs w:val="21"/>
+          <w:lang w:val="en"/>
+        </w:rPr>
+      </w:pPr>
+      <w:r>
+        <w:rPr>
+          <w:rFonts w:eastAsia="Times New Roman"/>
+          <w:color w:val="1F2933"/>
+          <w:lang w:val="en"/>
+        </w:rPr>
+        <w:t>The authorityCode route contract is ambiguous</w:t>
+      </w:r>
+    </w:p>
+    <w:p>
+      <w:pPr>
+        <w:pStyle w:val="HTMLPreformatted"/>
+        <w:spacing w:before="0"/>
+        <w:rPr>
+          <w:rStyle w:val="HTMLCode"/>
+          <w:lang w:val="en"/>
+        </w:rPr>
+      </w:pPr>
+      <w:r>
+        <w:rPr>
+          <w:rStyle w:val="HTMLCode"/>
+          <w:lang w:val="en"/>
+        </w:rPr>
+        <w:t>[HttpGet("announcements")]</w:t>
+      </w:r>
+    </w:p>
+    <w:p>
+      <w:pPr>
+        <w:pStyle w:val="HTMLPreformatted"/>
+        <w:rPr>
+          <w:lang w:val="en"/>
+        </w:rPr>
+      </w:pPr>
+      <w:r>
+        <w:rPr>
+          <w:rStyle w:val="HTMLCode"/>
+          <w:lang w:val="en"/>
+        </w:rPr>
+        <w:t>public IActionResult Get(string authorityCode)</w:t>
       </w:r>
     </w:p>
     <w:p>
@@ -5191,13 +5497,9 @@
           <w:tab w:val="left" w:pos="13740"/>
           <w:tab w:val="left" w:pos="14656"/>
         </w:tabs>
-        <w:spacing w:line="240" w:lineRule="auto"/>
-        <w:rPr>
-          <w:rStyle w:val="severity1"/>
-          <w:rFonts w:ascii="Segoe UI" w:hAnsi="Segoe UI" w:cs="Segoe UI"/>
-          <w:b w:val="0"/>
-          <w:bCs w:val="0"/>
-          <w:caps w:val="0"/>
+        <w:spacing w:after="0" w:line="276" w:lineRule="auto"/>
+        <w:rPr>
+          <w:rFonts w:ascii="Segoe UI" w:hAnsi="Segoe UI" w:cs="Segoe UI"/>
           <w:color w:val="1F2933"/>
           <w:sz w:val="18"/>
           <w:szCs w:val="18"/>
@@ -5213,39 +5515,22 @@
           <w:szCs w:val="18"/>
           <w:lang w:val="en"/>
         </w:rPr>
-        <w:t>Proposed fix:</w:t>
-      </w:r>
-      <w:r>
-        <w:rPr>
-          <w:rFonts w:ascii="Segoe UI" w:hAnsi="Segoe UI" w:cs="Segoe UI"/>
-          <w:color w:val="1F2933"/>
-          <w:sz w:val="18"/>
-          <w:szCs w:val="18"/>
-          <w:lang w:val="en"/>
-        </w:rPr>
-        <w:t xml:space="preserve"> Use </w:t>
-      </w:r>
-      <w:r>
-        <w:rPr>
-          <w:rStyle w:val="HTMLCode"/>
-          <w:color w:val="1F2933"/>
-          <w:lang w:val="en"/>
-        </w:rPr>
-        <w:t>FirstOrDefaultAsync(cancellationToken)</w:t>
-      </w:r>
-      <w:r>
-        <w:rPr>
-          <w:rFonts w:ascii="Segoe UI" w:hAnsi="Segoe UI" w:cs="Segoe UI"/>
-          <w:color w:val="1F2933"/>
-          <w:sz w:val="18"/>
-          <w:szCs w:val="18"/>
-          <w:lang w:val="en"/>
-        </w:rPr>
-        <w:t xml:space="preserve"> in an async repository method.</w:t>
-      </w:r>
-    </w:p>
-    <w:p>
-      <w:pPr>
+        <w:t>Problem:</w:t>
+      </w:r>
+      <w:r>
+        <w:rPr>
+          <w:rFonts w:ascii="Segoe UI" w:hAnsi="Segoe UI" w:cs="Segoe UI"/>
+          <w:color w:val="1F2933"/>
+          <w:sz w:val="18"/>
+          <w:szCs w:val="18"/>
+          <w:lang w:val="en"/>
+        </w:rPr>
+        <w:t xml:space="preserve"> It is unclear whether the authority code is a route value or query parameter, and no format constraint is declared.</w:t>
+      </w:r>
+    </w:p>
+    <w:p>
+      <w:pPr>
+        <w:pStyle w:val="NormalWeb"/>
         <w:tabs>
           <w:tab w:val="left" w:pos="916"/>
           <w:tab w:val="left" w:pos="1832"/>
@@ -5264,18 +5549,40 @@
           <w:tab w:val="left" w:pos="13740"/>
           <w:tab w:val="left" w:pos="14656"/>
         </w:tabs>
-        <w:spacing w:line="240" w:lineRule="auto"/>
-        <w:rPr>
-          <w:rStyle w:val="severity1"/>
-          <w:rFonts w:eastAsia="Times New Roman"/>
-          <w:color w:val="00B050"/>
-          <w:rtl/>
-          <w:lang w:val="en"/>
-        </w:rPr>
-      </w:pPr>
-    </w:p>
-    <w:p>
-      <w:pPr>
+        <w:spacing w:after="0" w:line="276" w:lineRule="auto"/>
+        <w:rPr>
+          <w:rFonts w:ascii="Segoe UI" w:hAnsi="Segoe UI" w:cs="Segoe UI"/>
+          <w:color w:val="1F2933"/>
+          <w:sz w:val="18"/>
+          <w:szCs w:val="18"/>
+          <w:lang w:val="en"/>
+        </w:rPr>
+      </w:pPr>
+      <w:r>
+        <w:rPr>
+          <w:rStyle w:val="Strong"/>
+          <w:rFonts w:ascii="Arial" w:hAnsi="Arial" w:cs="Arial"/>
+          <w:color w:val="1F2933"/>
+          <w:sz w:val="18"/>
+          <w:szCs w:val="18"/>
+          <w:lang w:val="en"/>
+        </w:rPr>
+        <w:t>Why it matters:</w:t>
+      </w:r>
+      <w:r>
+        <w:rPr>
+          <w:rFonts w:ascii="Segoe UI" w:hAnsi="Segoe UI" w:cs="Segoe UI"/>
+          <w:color w:val="1F2933"/>
+          <w:sz w:val="18"/>
+          <w:szCs w:val="18"/>
+          <w:lang w:val="en"/>
+        </w:rPr>
+        <w:t xml:space="preserve"> Clients may call inconsistent URLs or send invalid tenant identifiers.</w:t>
+      </w:r>
+    </w:p>
+    <w:p>
+      <w:pPr>
+        <w:pStyle w:val="NormalWeb"/>
         <w:tabs>
           <w:tab w:val="left" w:pos="916"/>
           <w:tab w:val="left" w:pos="1832"/>
@@ -5294,27 +5601,94 @@
           <w:tab w:val="left" w:pos="13740"/>
           <w:tab w:val="left" w:pos="14656"/>
         </w:tabs>
-        <w:spacing w:line="240" w:lineRule="auto"/>
-        <w:rPr>
-          <w:rFonts w:ascii="Segoe UI" w:hAnsi="Segoe UI" w:cs="Segoe UI"/>
-          <w:sz w:val="18"/>
-          <w:szCs w:val="18"/>
-          <w:lang w:val="en"/>
-        </w:rPr>
-      </w:pPr>
-      <w:r>
-        <w:rPr>
-          <w:rStyle w:val="severity1"/>
-          <w:rFonts w:eastAsia="Times New Roman"/>
-          <w:color w:val="00B050"/>
-          <w:lang w:val="en"/>
-        </w:rPr>
-        <w:t>Severity: Improvement</w:t>
-      </w:r>
-    </w:p>
-    <w:p>
-      <w:pPr>
-        <w:pStyle w:val="Heading3"/>
+        <w:spacing w:line="276" w:lineRule="auto"/>
+        <w:rPr>
+          <w:rFonts w:ascii="Segoe UI" w:hAnsi="Segoe UI" w:cs="Segoe UI"/>
+          <w:color w:val="1F2933"/>
+          <w:sz w:val="18"/>
+          <w:szCs w:val="18"/>
+          <w:lang w:val="en"/>
+        </w:rPr>
+      </w:pPr>
+      <w:r>
+        <w:rPr>
+          <w:rStyle w:val="Strong"/>
+          <w:rFonts w:ascii="Arial" w:hAnsi="Arial" w:cs="Arial"/>
+          <w:color w:val="1F2933"/>
+          <w:sz w:val="18"/>
+          <w:szCs w:val="18"/>
+          <w:lang w:val="en"/>
+        </w:rPr>
+        <w:t>Proposed fix:</w:t>
+      </w:r>
+      <w:r>
+        <w:rPr>
+          <w:rFonts w:ascii="Segoe UI" w:hAnsi="Segoe UI" w:cs="Segoe UI"/>
+          <w:color w:val="1F2933"/>
+          <w:sz w:val="18"/>
+          <w:szCs w:val="18"/>
+          <w:lang w:val="en"/>
+        </w:rPr>
+        <w:t xml:space="preserve"> Use an explicit contract such as </w:t>
+      </w:r>
+      <w:r>
+        <w:rPr>
+          <w:rStyle w:val="HTMLCode"/>
+          <w:color w:val="1F2933"/>
+          <w:lang w:val="en"/>
+        </w:rPr>
+        <w:t>[HttpGet("announcements/{authorityCode}")]</w:t>
+      </w:r>
+      <w:r>
+        <w:rPr>
+          <w:rFonts w:ascii="Segoe UI" w:hAnsi="Segoe UI" w:cs="Segoe UI"/>
+          <w:color w:val="1F2933"/>
+          <w:sz w:val="18"/>
+          <w:szCs w:val="18"/>
+          <w:lang w:val="en"/>
+        </w:rPr>
+        <w:t xml:space="preserve"> with </w:t>
+      </w:r>
+      <w:r>
+        <w:rPr>
+          <w:rStyle w:val="HTMLCode"/>
+          <w:color w:val="1F2933"/>
+          <w:lang w:val="en"/>
+        </w:rPr>
+        <w:t>[FromRoute]</w:t>
+      </w:r>
+      <w:r>
+        <w:rPr>
+          <w:rFonts w:ascii="Segoe UI" w:hAnsi="Segoe UI" w:cs="Segoe UI"/>
+          <w:color w:val="1F2933"/>
+          <w:sz w:val="18"/>
+          <w:szCs w:val="18"/>
+          <w:lang w:val="en"/>
+        </w:rPr>
+        <w:t xml:space="preserve">, or explicitly use </w:t>
+      </w:r>
+      <w:r>
+        <w:rPr>
+          <w:rStyle w:val="HTMLCode"/>
+          <w:color w:val="1F2933"/>
+          <w:lang w:val="en"/>
+        </w:rPr>
+        <w:t>[FromQuery]</w:t>
+      </w:r>
+      <w:r>
+        <w:rPr>
+          <w:rFonts w:ascii="Segoe UI" w:hAnsi="Segoe UI" w:cs="Segoe UI"/>
+          <w:color w:val="1F2933"/>
+          <w:sz w:val="18"/>
+          <w:szCs w:val="18"/>
+          <w:lang w:val="en"/>
+        </w:rPr>
+        <w:t>.</w:t>
+      </w:r>
+    </w:p>
+    <w:p>
+      <w:pPr>
+        <w:pStyle w:val="NormalWeb"/>
         <w:tabs>
           <w:tab w:val="left" w:pos="916"/>
           <w:tab w:val="left" w:pos="1832"/>
@@ -5333,69 +5707,19 @@
           <w:tab w:val="left" w:pos="13740"/>
           <w:tab w:val="left" w:pos="14656"/>
         </w:tabs>
-        <w:spacing w:line="240" w:lineRule="auto"/>
-        <w:rPr>
-          <w:rFonts w:ascii="Arial" w:eastAsia="Times New Roman" w:hAnsi="Arial" w:cs="Arial"/>
-          <w:color w:val="1F2933"/>
-          <w:sz w:val="20"/>
-          <w:szCs w:val="20"/>
-          <w:lang w:val="en"/>
-        </w:rPr>
-      </w:pPr>
-      <w:r>
-        <w:rPr>
-          <w:rFonts w:eastAsia="Times New Roman"/>
-          <w:color w:val="1F2933"/>
-          <w:sz w:val="20"/>
-          <w:szCs w:val="20"/>
-          <w:lang w:val="en"/>
-        </w:rPr>
-        <w:t>Map MongoDB documents to a typed DTO/model.</w:t>
-      </w:r>
-    </w:p>
-    <w:p>
-      <w:pPr>
-        <w:pStyle w:val="HTMLPreformatted"/>
-        <w:rPr>
-          <w:rStyle w:val="HTMLCode"/>
-          <w:sz w:val="18"/>
-          <w:szCs w:val="18"/>
-          <w:lang w:val="en"/>
-        </w:rPr>
-      </w:pPr>
-      <w:r>
-        <w:rPr>
-          <w:rStyle w:val="HTMLCode"/>
-          <w:sz w:val="18"/>
-          <w:szCs w:val="18"/>
-          <w:lang w:val="en"/>
-        </w:rPr>
-        <w:t>var settings = _mongo.GetCollection&lt;BsonDocument&gt;("AuthoritySiteSettings").</w:t>
-      </w:r>
-    </w:p>
-    <w:p>
-      <w:pPr>
-        <w:pStyle w:val="HTMLPreformatted"/>
-        <w:rPr>
-          <w:rStyle w:val="HTMLCode"/>
-          <w:sz w:val="18"/>
-          <w:szCs w:val="18"/>
-          <w:lang w:val="en"/>
-        </w:rPr>
-      </w:pPr>
-      <w:r>
-        <w:rPr>
-          <w:rStyle w:val="HTMLCode"/>
-          <w:sz w:val="18"/>
-          <w:szCs w:val="18"/>
-          <w:lang w:val="en"/>
-        </w:rPr>
-        <w:t xml:space="preserve">    .Find("{ authorityCode: '" + authorityCode + "' }").FirstOrDefault();</w:t>
-      </w:r>
-    </w:p>
-    <w:p>
-      <w:pPr>
-        <w:pStyle w:val="NormalWeb"/>
+        <w:spacing w:line="276" w:lineRule="auto"/>
+        <w:rPr>
+          <w:rFonts w:ascii="Segoe UI" w:hAnsi="Segoe UI" w:cs="Segoe UI"/>
+          <w:color w:val="1F2933"/>
+          <w:sz w:val="18"/>
+          <w:szCs w:val="18"/>
+          <w:lang w:val="en"/>
+        </w:rPr>
+      </w:pPr>
+    </w:p>
+    <w:p>
+      <w:pPr>
+        <w:pStyle w:val="Heading2"/>
         <w:tabs>
           <w:tab w:val="left" w:pos="916"/>
           <w:tab w:val="left" w:pos="1832"/>
@@ -5416,847 +5740,6 @@
         </w:tabs>
         <w:spacing w:line="240" w:lineRule="auto"/>
         <w:rPr>
-          <w:rFonts w:ascii="Segoe UI" w:hAnsi="Segoe UI" w:cs="Segoe UI"/>
-          <w:sz w:val="18"/>
-          <w:szCs w:val="18"/>
-        </w:rPr>
-      </w:pPr>
-      <w:r>
-        <w:rPr>
-          <w:rStyle w:val="Strong"/>
-          <w:rFonts w:ascii="Segoe UI" w:hAnsi="Segoe UI" w:cs="Segoe UI"/>
-          <w:sz w:val="18"/>
-          <w:szCs w:val="18"/>
-        </w:rPr>
-        <w:t>Problem:</w:t>
-      </w:r>
-      <w:r>
-        <w:rPr>
-          <w:rFonts w:ascii="Segoe UI" w:hAnsi="Segoe UI" w:cs="Segoe UI"/>
-          <w:sz w:val="18"/>
-          <w:szCs w:val="18"/>
-        </w:rPr>
-        <w:t xml:space="preserve"> The controller exposes BsonDocument and reads settings by string field names, so the persistence shape leaks into business logic and there is no compile-time contract.</w:t>
-      </w:r>
-    </w:p>
-    <w:p>
-      <w:pPr>
-        <w:pStyle w:val="NormalWeb"/>
-        <w:tabs>
-          <w:tab w:val="left" w:pos="916"/>
-          <w:tab w:val="left" w:pos="1832"/>
-          <w:tab w:val="left" w:pos="2748"/>
-          <w:tab w:val="left" w:pos="3664"/>
-          <w:tab w:val="left" w:pos="4580"/>
-          <w:tab w:val="left" w:pos="5496"/>
-          <w:tab w:val="left" w:pos="6412"/>
-          <w:tab w:val="left" w:pos="7328"/>
-          <w:tab w:val="left" w:pos="8244"/>
-          <w:tab w:val="left" w:pos="9160"/>
-          <w:tab w:val="left" w:pos="10076"/>
-          <w:tab w:val="left" w:pos="10992"/>
-          <w:tab w:val="left" w:pos="11908"/>
-          <w:tab w:val="left" w:pos="12824"/>
-          <w:tab w:val="left" w:pos="13740"/>
-          <w:tab w:val="left" w:pos="14656"/>
-        </w:tabs>
-        <w:spacing w:line="240" w:lineRule="auto"/>
-        <w:rPr>
-          <w:rFonts w:ascii="Segoe UI" w:hAnsi="Segoe UI" w:cs="Segoe UI"/>
-          <w:sz w:val="18"/>
-          <w:szCs w:val="18"/>
-        </w:rPr>
-      </w:pPr>
-      <w:r>
-        <w:rPr>
-          <w:rStyle w:val="Strong"/>
-          <w:rFonts w:ascii="Segoe UI" w:hAnsi="Segoe UI" w:cs="Segoe UI"/>
-          <w:sz w:val="18"/>
-          <w:szCs w:val="18"/>
-        </w:rPr>
-        <w:t>Why it matters:</w:t>
-      </w:r>
-      <w:r>
-        <w:rPr>
-          <w:rFonts w:ascii="Segoe UI" w:hAnsi="Segoe UI" w:cs="Segoe UI"/>
-          <w:sz w:val="18"/>
-          <w:szCs w:val="18"/>
-        </w:rPr>
-        <w:t xml:space="preserve"> Schema changes become runtime failures, validation is weak, and the code is difficult to test and maintain.</w:t>
-      </w:r>
-    </w:p>
-    <w:p>
-      <w:pPr>
-        <w:pStyle w:val="NormalWeb"/>
-        <w:tabs>
-          <w:tab w:val="left" w:pos="916"/>
-          <w:tab w:val="left" w:pos="1832"/>
-          <w:tab w:val="left" w:pos="2748"/>
-          <w:tab w:val="left" w:pos="3664"/>
-          <w:tab w:val="left" w:pos="4580"/>
-          <w:tab w:val="left" w:pos="5496"/>
-          <w:tab w:val="left" w:pos="6412"/>
-          <w:tab w:val="left" w:pos="7328"/>
-          <w:tab w:val="left" w:pos="8244"/>
-          <w:tab w:val="left" w:pos="9160"/>
-          <w:tab w:val="left" w:pos="10076"/>
-          <w:tab w:val="left" w:pos="10992"/>
-          <w:tab w:val="left" w:pos="11908"/>
-          <w:tab w:val="left" w:pos="12824"/>
-          <w:tab w:val="left" w:pos="13740"/>
-          <w:tab w:val="left" w:pos="14656"/>
-        </w:tabs>
-        <w:spacing w:line="240" w:lineRule="auto"/>
-        <w:rPr>
-          <w:rStyle w:val="severity1"/>
-          <w:rFonts w:ascii="Segoe UI" w:hAnsi="Segoe UI" w:cs="Segoe UI"/>
-          <w:b w:val="0"/>
-          <w:bCs w:val="0"/>
-          <w:caps w:val="0"/>
-          <w:color w:val="auto"/>
-          <w:sz w:val="18"/>
-          <w:szCs w:val="18"/>
-        </w:rPr>
-      </w:pPr>
-      <w:r>
-        <w:rPr>
-          <w:rStyle w:val="Strong"/>
-          <w:rFonts w:ascii="Segoe UI" w:hAnsi="Segoe UI" w:cs="Segoe UI"/>
-          <w:sz w:val="18"/>
-          <w:szCs w:val="18"/>
-        </w:rPr>
-        <w:t>Suggested fix:</w:t>
-      </w:r>
-      <w:r>
-        <w:rPr>
-          <w:rFonts w:ascii="Segoe UI" w:hAnsi="Segoe UI" w:cs="Segoe UI"/>
-          <w:sz w:val="18"/>
-          <w:szCs w:val="18"/>
-        </w:rPr>
-        <w:t xml:space="preserve"> Introduce a typed AuthoritySiteSettingsDto/model, deserialize and map at the repository boundary, validate required fields, and keep Mongo-specific types out of the controller/service contract.</w:t>
-      </w:r>
-    </w:p>
-    <w:p>
-      <w:pPr>
-        <w:tabs>
-          <w:tab w:val="left" w:pos="916"/>
-          <w:tab w:val="left" w:pos="1832"/>
-          <w:tab w:val="left" w:pos="2748"/>
-          <w:tab w:val="left" w:pos="3664"/>
-          <w:tab w:val="left" w:pos="4580"/>
-          <w:tab w:val="left" w:pos="5496"/>
-          <w:tab w:val="left" w:pos="6412"/>
-          <w:tab w:val="left" w:pos="7328"/>
-          <w:tab w:val="left" w:pos="8244"/>
-          <w:tab w:val="left" w:pos="9160"/>
-          <w:tab w:val="left" w:pos="10076"/>
-          <w:tab w:val="left" w:pos="10992"/>
-          <w:tab w:val="left" w:pos="11908"/>
-          <w:tab w:val="left" w:pos="12824"/>
-          <w:tab w:val="left" w:pos="13740"/>
-          <w:tab w:val="left" w:pos="14656"/>
-        </w:tabs>
-        <w:spacing w:line="240" w:lineRule="auto"/>
-        <w:rPr>
-          <w:rStyle w:val="severity1"/>
-          <w:rFonts w:eastAsia="Times New Roman"/>
-          <w:color w:val="00B050"/>
-          <w:rtl/>
-          <w:lang w:val="en"/>
-        </w:rPr>
-      </w:pPr>
-    </w:p>
-    <w:p>
-      <w:pPr>
-        <w:tabs>
-          <w:tab w:val="left" w:pos="916"/>
-          <w:tab w:val="left" w:pos="1832"/>
-          <w:tab w:val="left" w:pos="2748"/>
-          <w:tab w:val="left" w:pos="3664"/>
-          <w:tab w:val="left" w:pos="4580"/>
-          <w:tab w:val="left" w:pos="5496"/>
-          <w:tab w:val="left" w:pos="6412"/>
-          <w:tab w:val="left" w:pos="7328"/>
-          <w:tab w:val="left" w:pos="8244"/>
-          <w:tab w:val="left" w:pos="9160"/>
-          <w:tab w:val="left" w:pos="10076"/>
-          <w:tab w:val="left" w:pos="10992"/>
-          <w:tab w:val="left" w:pos="11908"/>
-          <w:tab w:val="left" w:pos="12824"/>
-          <w:tab w:val="left" w:pos="13740"/>
-          <w:tab w:val="left" w:pos="14656"/>
-        </w:tabs>
-        <w:spacing w:line="240" w:lineRule="auto"/>
-        <w:rPr>
-          <w:rFonts w:ascii="Segoe UI" w:hAnsi="Segoe UI" w:cs="Segoe UI"/>
-          <w:sz w:val="18"/>
-          <w:szCs w:val="18"/>
-          <w:lang w:val="en"/>
-        </w:rPr>
-      </w:pPr>
-      <w:r>
-        <w:rPr>
-          <w:rStyle w:val="severity1"/>
-          <w:rFonts w:eastAsia="Times New Roman"/>
-          <w:color w:val="00B050"/>
-          <w:lang w:val="en"/>
-        </w:rPr>
-        <w:t>Severity: Improvement</w:t>
-      </w:r>
-    </w:p>
-    <w:p>
-      <w:pPr>
-        <w:pStyle w:val="Heading3"/>
-        <w:tabs>
-          <w:tab w:val="left" w:pos="916"/>
-          <w:tab w:val="left" w:pos="1832"/>
-          <w:tab w:val="left" w:pos="2748"/>
-          <w:tab w:val="left" w:pos="3664"/>
-          <w:tab w:val="left" w:pos="4580"/>
-          <w:tab w:val="left" w:pos="5496"/>
-          <w:tab w:val="left" w:pos="6412"/>
-          <w:tab w:val="left" w:pos="7328"/>
-          <w:tab w:val="left" w:pos="8244"/>
-          <w:tab w:val="left" w:pos="9160"/>
-          <w:tab w:val="left" w:pos="10076"/>
-          <w:tab w:val="left" w:pos="10992"/>
-          <w:tab w:val="left" w:pos="11908"/>
-          <w:tab w:val="left" w:pos="12824"/>
-          <w:tab w:val="left" w:pos="13740"/>
-          <w:tab w:val="left" w:pos="14656"/>
-        </w:tabs>
-        <w:spacing w:line="240" w:lineRule="auto"/>
-        <w:rPr>
-          <w:rFonts w:ascii="Arial" w:eastAsia="Times New Roman" w:hAnsi="Arial" w:cs="Arial"/>
-          <w:color w:val="1F2933"/>
-          <w:sz w:val="21"/>
-          <w:szCs w:val="21"/>
-          <w:lang w:val="en"/>
-        </w:rPr>
-      </w:pPr>
-      <w:r>
-        <w:rPr>
-          <w:rFonts w:eastAsia="Times New Roman"/>
-          <w:color w:val="1F2933"/>
-          <w:lang w:val="en"/>
-        </w:rPr>
-        <w:t>The controller contains infrastructure and business logic</w:t>
-      </w:r>
-    </w:p>
-    <w:p>
-      <w:pPr>
-        <w:pStyle w:val="HTMLPreformatted"/>
-        <w:rPr>
-          <w:rStyle w:val="HTMLCode"/>
-          <w:lang w:val="en"/>
-        </w:rPr>
-      </w:pPr>
-      <w:r>
-        <w:rPr>
-          <w:rStyle w:val="HTMLCode"/>
-          <w:lang w:val="en"/>
-        </w:rPr>
-        <w:t>public IActionResult Get(string authorityCode)</w:t>
-      </w:r>
-    </w:p>
-    <w:p>
-      <w:pPr>
-        <w:pStyle w:val="HTMLPreformatted"/>
-        <w:rPr>
-          <w:lang w:val="en"/>
-        </w:rPr>
-      </w:pPr>
-      <w:r>
-        <w:rPr>
-          <w:rStyle w:val="HTMLCode"/>
-          <w:lang w:val="en"/>
-        </w:rPr>
-        <w:t>{   // HTTP access, Mongo access and filtering are all performed here.</w:t>
-      </w:r>
-      <w:r>
-        <w:rPr>
-          <w:rStyle w:val="HTMLCode"/>
-          <w:rFonts w:hint="cs"/>
-          <w:rtl/>
-          <w:lang w:val="en"/>
-        </w:rPr>
-        <w:t xml:space="preserve">  </w:t>
-      </w:r>
-      <w:r>
-        <w:rPr>
-          <w:rStyle w:val="HTMLCode"/>
-          <w:lang w:val="en"/>
-        </w:rPr>
-        <w:t>}</w:t>
-      </w:r>
-    </w:p>
-    <w:p>
-      <w:pPr>
-        <w:pStyle w:val="NormalWeb"/>
-        <w:tabs>
-          <w:tab w:val="left" w:pos="916"/>
-          <w:tab w:val="left" w:pos="1832"/>
-          <w:tab w:val="left" w:pos="2748"/>
-          <w:tab w:val="left" w:pos="3664"/>
-          <w:tab w:val="left" w:pos="4580"/>
-          <w:tab w:val="left" w:pos="5496"/>
-          <w:tab w:val="left" w:pos="6412"/>
-          <w:tab w:val="left" w:pos="7328"/>
-          <w:tab w:val="left" w:pos="8244"/>
-          <w:tab w:val="left" w:pos="9160"/>
-          <w:tab w:val="left" w:pos="10076"/>
-          <w:tab w:val="left" w:pos="10992"/>
-          <w:tab w:val="left" w:pos="11908"/>
-          <w:tab w:val="left" w:pos="12824"/>
-          <w:tab w:val="left" w:pos="13740"/>
-          <w:tab w:val="left" w:pos="14656"/>
-        </w:tabs>
-        <w:spacing w:line="240" w:lineRule="auto"/>
-        <w:rPr>
-          <w:rFonts w:ascii="Segoe UI" w:hAnsi="Segoe UI" w:cs="Segoe UI"/>
-          <w:color w:val="1F2933"/>
-          <w:sz w:val="18"/>
-          <w:szCs w:val="18"/>
-          <w:lang w:val="en"/>
-        </w:rPr>
-      </w:pPr>
-      <w:r>
-        <w:rPr>
-          <w:rStyle w:val="Strong"/>
-          <w:rFonts w:ascii="Arial" w:hAnsi="Arial" w:cs="Arial"/>
-          <w:color w:val="1F2933"/>
-          <w:sz w:val="18"/>
-          <w:szCs w:val="18"/>
-          <w:lang w:val="en"/>
-        </w:rPr>
-        <w:t>Problem:</w:t>
-      </w:r>
-      <w:r>
-        <w:rPr>
-          <w:rFonts w:ascii="Segoe UI" w:hAnsi="Segoe UI" w:cs="Segoe UI"/>
-          <w:color w:val="1F2933"/>
-          <w:sz w:val="18"/>
-          <w:szCs w:val="18"/>
-          <w:lang w:val="en"/>
-        </w:rPr>
-        <w:t xml:space="preserve"> The controller owns external calls, persistence access and filtering.</w:t>
-      </w:r>
-    </w:p>
-    <w:p>
-      <w:pPr>
-        <w:pStyle w:val="NormalWeb"/>
-        <w:tabs>
-          <w:tab w:val="left" w:pos="916"/>
-          <w:tab w:val="left" w:pos="1832"/>
-          <w:tab w:val="left" w:pos="2748"/>
-          <w:tab w:val="left" w:pos="3664"/>
-          <w:tab w:val="left" w:pos="4580"/>
-          <w:tab w:val="left" w:pos="5496"/>
-          <w:tab w:val="left" w:pos="6412"/>
-          <w:tab w:val="left" w:pos="7328"/>
-          <w:tab w:val="left" w:pos="8244"/>
-          <w:tab w:val="left" w:pos="9160"/>
-          <w:tab w:val="left" w:pos="10076"/>
-          <w:tab w:val="left" w:pos="10992"/>
-          <w:tab w:val="left" w:pos="11908"/>
-          <w:tab w:val="left" w:pos="12824"/>
-          <w:tab w:val="left" w:pos="13740"/>
-          <w:tab w:val="left" w:pos="14656"/>
-        </w:tabs>
-        <w:spacing w:line="240" w:lineRule="auto"/>
-        <w:rPr>
-          <w:rFonts w:ascii="Segoe UI" w:hAnsi="Segoe UI" w:cs="Segoe UI"/>
-          <w:color w:val="1F2933"/>
-          <w:sz w:val="18"/>
-          <w:szCs w:val="18"/>
-          <w:lang w:val="en"/>
-        </w:rPr>
-      </w:pPr>
-      <w:r>
-        <w:rPr>
-          <w:rStyle w:val="Strong"/>
-          <w:rFonts w:ascii="Arial" w:hAnsi="Arial" w:cs="Arial"/>
-          <w:color w:val="1F2933"/>
-          <w:sz w:val="18"/>
-          <w:szCs w:val="18"/>
-          <w:lang w:val="en"/>
-        </w:rPr>
-        <w:t>Why it matters:</w:t>
-      </w:r>
-      <w:r>
-        <w:rPr>
-          <w:rFonts w:ascii="Segoe UI" w:hAnsi="Segoe UI" w:cs="Segoe UI"/>
-          <w:color w:val="1F2933"/>
-          <w:sz w:val="18"/>
-          <w:szCs w:val="18"/>
-          <w:lang w:val="en"/>
-        </w:rPr>
-        <w:t xml:space="preserve"> This couples transport, infrastructure and business concerns and makes testing harder.</w:t>
-      </w:r>
-    </w:p>
-    <w:p>
-      <w:pPr>
-        <w:pStyle w:val="NormalWeb"/>
-        <w:tabs>
-          <w:tab w:val="left" w:pos="916"/>
-          <w:tab w:val="left" w:pos="1832"/>
-          <w:tab w:val="left" w:pos="2748"/>
-          <w:tab w:val="left" w:pos="3664"/>
-          <w:tab w:val="left" w:pos="4580"/>
-          <w:tab w:val="left" w:pos="5496"/>
-          <w:tab w:val="left" w:pos="6412"/>
-          <w:tab w:val="left" w:pos="7328"/>
-          <w:tab w:val="left" w:pos="8244"/>
-          <w:tab w:val="left" w:pos="9160"/>
-          <w:tab w:val="left" w:pos="10076"/>
-          <w:tab w:val="left" w:pos="10992"/>
-          <w:tab w:val="left" w:pos="11908"/>
-          <w:tab w:val="left" w:pos="12824"/>
-          <w:tab w:val="left" w:pos="13740"/>
-          <w:tab w:val="left" w:pos="14656"/>
-        </w:tabs>
-        <w:spacing w:line="240" w:lineRule="auto"/>
-        <w:rPr>
-          <w:rFonts w:ascii="Segoe UI" w:hAnsi="Segoe UI" w:cs="Segoe UI"/>
-          <w:color w:val="1F2933"/>
-          <w:sz w:val="18"/>
-          <w:szCs w:val="18"/>
-        </w:rPr>
-      </w:pPr>
-      <w:r>
-        <w:rPr>
-          <w:rStyle w:val="Strong"/>
-          <w:rFonts w:ascii="Arial" w:hAnsi="Arial" w:cs="Arial"/>
-          <w:color w:val="1F2933"/>
-          <w:sz w:val="18"/>
-          <w:szCs w:val="18"/>
-          <w:lang w:val="en"/>
-        </w:rPr>
-        <w:lastRenderedPageBreak/>
-        <w:t>Proposed fix:</w:t>
-      </w:r>
-      <w:r>
-        <w:rPr>
-          <w:rFonts w:ascii="Segoe UI" w:hAnsi="Segoe UI" w:cs="Segoe UI"/>
-          <w:color w:val="1F2933"/>
-          <w:sz w:val="18"/>
-          <w:szCs w:val="18"/>
-          <w:lang w:val="en"/>
-        </w:rPr>
-        <w:t xml:space="preserve"> </w:t>
-      </w:r>
-      <w:r>
-        <w:rPr>
-          <w:rFonts w:ascii="Segoe UI" w:hAnsi="Segoe UI" w:cs="Segoe UI"/>
-          <w:color w:val="1F2933"/>
-          <w:sz w:val="18"/>
-          <w:szCs w:val="18"/>
-        </w:rPr>
-        <w:t>Keep the controller focused on HTTP concerns and delegate business rules to an application service that uses injected repository and CMS client interfaces.</w:t>
-      </w:r>
-    </w:p>
-    <w:p>
-      <w:pPr>
-        <w:tabs>
-          <w:tab w:val="left" w:pos="916"/>
-          <w:tab w:val="left" w:pos="1832"/>
-          <w:tab w:val="left" w:pos="2748"/>
-          <w:tab w:val="left" w:pos="3664"/>
-          <w:tab w:val="left" w:pos="4580"/>
-          <w:tab w:val="left" w:pos="5496"/>
-          <w:tab w:val="left" w:pos="6412"/>
-          <w:tab w:val="left" w:pos="7328"/>
-          <w:tab w:val="left" w:pos="8244"/>
-          <w:tab w:val="left" w:pos="9160"/>
-          <w:tab w:val="left" w:pos="10076"/>
-          <w:tab w:val="left" w:pos="10992"/>
-          <w:tab w:val="left" w:pos="11908"/>
-          <w:tab w:val="left" w:pos="12824"/>
-          <w:tab w:val="left" w:pos="13740"/>
-          <w:tab w:val="left" w:pos="14656"/>
-        </w:tabs>
-        <w:spacing w:line="240" w:lineRule="auto"/>
-        <w:rPr>
-          <w:rStyle w:val="severity1"/>
-          <w:rFonts w:eastAsia="Times New Roman"/>
-          <w:color w:val="00B050"/>
-          <w:rtl/>
-          <w:lang w:val="en"/>
-        </w:rPr>
-      </w:pPr>
-    </w:p>
-    <w:p>
-      <w:pPr>
-        <w:tabs>
-          <w:tab w:val="left" w:pos="916"/>
-          <w:tab w:val="left" w:pos="1832"/>
-          <w:tab w:val="left" w:pos="2748"/>
-          <w:tab w:val="left" w:pos="3664"/>
-          <w:tab w:val="left" w:pos="4580"/>
-          <w:tab w:val="left" w:pos="5496"/>
-          <w:tab w:val="left" w:pos="6412"/>
-          <w:tab w:val="left" w:pos="7328"/>
-          <w:tab w:val="left" w:pos="8244"/>
-          <w:tab w:val="left" w:pos="9160"/>
-          <w:tab w:val="left" w:pos="10076"/>
-          <w:tab w:val="left" w:pos="10992"/>
-          <w:tab w:val="left" w:pos="11908"/>
-          <w:tab w:val="left" w:pos="12824"/>
-          <w:tab w:val="left" w:pos="13740"/>
-          <w:tab w:val="left" w:pos="14656"/>
-        </w:tabs>
-        <w:spacing w:line="240" w:lineRule="auto"/>
-        <w:rPr>
-          <w:rFonts w:ascii="Segoe UI" w:hAnsi="Segoe UI" w:cs="Segoe UI"/>
-          <w:sz w:val="18"/>
-          <w:szCs w:val="18"/>
-          <w:lang w:val="en"/>
-        </w:rPr>
-      </w:pPr>
-      <w:r>
-        <w:rPr>
-          <w:rStyle w:val="severity1"/>
-          <w:rFonts w:eastAsia="Times New Roman"/>
-          <w:color w:val="00B050"/>
-          <w:lang w:val="en"/>
-        </w:rPr>
-        <w:t>Severity: Improvement</w:t>
-      </w:r>
-    </w:p>
-    <w:p>
-      <w:pPr>
-        <w:pStyle w:val="Heading3"/>
-        <w:tabs>
-          <w:tab w:val="left" w:pos="916"/>
-          <w:tab w:val="left" w:pos="1832"/>
-          <w:tab w:val="left" w:pos="2748"/>
-          <w:tab w:val="left" w:pos="3664"/>
-          <w:tab w:val="left" w:pos="4580"/>
-          <w:tab w:val="left" w:pos="5496"/>
-          <w:tab w:val="left" w:pos="6412"/>
-          <w:tab w:val="left" w:pos="7328"/>
-          <w:tab w:val="left" w:pos="8244"/>
-          <w:tab w:val="left" w:pos="9160"/>
-          <w:tab w:val="left" w:pos="10076"/>
-          <w:tab w:val="left" w:pos="10992"/>
-          <w:tab w:val="left" w:pos="11908"/>
-          <w:tab w:val="left" w:pos="12824"/>
-          <w:tab w:val="left" w:pos="13740"/>
-          <w:tab w:val="left" w:pos="14656"/>
-        </w:tabs>
-        <w:spacing w:line="240" w:lineRule="auto"/>
-        <w:rPr>
-          <w:rFonts w:ascii="Arial" w:eastAsia="Times New Roman" w:hAnsi="Arial" w:cs="Arial"/>
-          <w:color w:val="1F2933"/>
-          <w:sz w:val="21"/>
-          <w:szCs w:val="21"/>
-          <w:lang w:val="en"/>
-        </w:rPr>
-      </w:pPr>
-      <w:r>
-        <w:rPr>
-          <w:rFonts w:eastAsia="Times New Roman"/>
-          <w:color w:val="1F2933"/>
-          <w:lang w:val="en"/>
-        </w:rPr>
-        <w:t>The authorityCode route contract is ambiguous</w:t>
-      </w:r>
-    </w:p>
-    <w:p>
-      <w:pPr>
-        <w:pStyle w:val="HTMLPreformatted"/>
-        <w:rPr>
-          <w:rStyle w:val="HTMLCode"/>
-          <w:lang w:val="en"/>
-        </w:rPr>
-      </w:pPr>
-      <w:r>
-        <w:rPr>
-          <w:rStyle w:val="HTMLCode"/>
-          <w:lang w:val="en"/>
-        </w:rPr>
-        <w:t>[HttpGet("announcements")]</w:t>
-      </w:r>
-    </w:p>
-    <w:p>
-      <w:pPr>
-        <w:pStyle w:val="HTMLPreformatted"/>
-        <w:rPr>
-          <w:lang w:val="en"/>
-        </w:rPr>
-      </w:pPr>
-      <w:r>
-        <w:rPr>
-          <w:rStyle w:val="HTMLCode"/>
-          <w:lang w:val="en"/>
-        </w:rPr>
-        <w:t>public IActionResult Get(string authorityCode)</w:t>
-      </w:r>
-    </w:p>
-    <w:p>
-      <w:pPr>
-        <w:pStyle w:val="NormalWeb"/>
-        <w:tabs>
-          <w:tab w:val="left" w:pos="916"/>
-          <w:tab w:val="left" w:pos="1832"/>
-          <w:tab w:val="left" w:pos="2748"/>
-          <w:tab w:val="left" w:pos="3664"/>
-          <w:tab w:val="left" w:pos="4580"/>
-          <w:tab w:val="left" w:pos="5496"/>
-          <w:tab w:val="left" w:pos="6412"/>
-          <w:tab w:val="left" w:pos="7328"/>
-          <w:tab w:val="left" w:pos="8244"/>
-          <w:tab w:val="left" w:pos="9160"/>
-          <w:tab w:val="left" w:pos="10076"/>
-          <w:tab w:val="left" w:pos="10992"/>
-          <w:tab w:val="left" w:pos="11908"/>
-          <w:tab w:val="left" w:pos="12824"/>
-          <w:tab w:val="left" w:pos="13740"/>
-          <w:tab w:val="left" w:pos="14656"/>
-        </w:tabs>
-        <w:spacing w:line="240" w:lineRule="auto"/>
-        <w:rPr>
-          <w:rFonts w:ascii="Segoe UI" w:hAnsi="Segoe UI" w:cs="Segoe UI"/>
-          <w:color w:val="1F2933"/>
-          <w:sz w:val="18"/>
-          <w:szCs w:val="18"/>
-          <w:lang w:val="en"/>
-        </w:rPr>
-      </w:pPr>
-      <w:r>
-        <w:rPr>
-          <w:rStyle w:val="Strong"/>
-          <w:rFonts w:ascii="Arial" w:hAnsi="Arial" w:cs="Arial"/>
-          <w:color w:val="1F2933"/>
-          <w:sz w:val="18"/>
-          <w:szCs w:val="18"/>
-          <w:lang w:val="en"/>
-        </w:rPr>
-        <w:t>Problem:</w:t>
-      </w:r>
-      <w:r>
-        <w:rPr>
-          <w:rFonts w:ascii="Segoe UI" w:hAnsi="Segoe UI" w:cs="Segoe UI"/>
-          <w:color w:val="1F2933"/>
-          <w:sz w:val="18"/>
-          <w:szCs w:val="18"/>
-          <w:lang w:val="en"/>
-        </w:rPr>
-        <w:t xml:space="preserve"> It is unclear whether the authority code is a route value or query parameter, and no format constraint is declared.</w:t>
-      </w:r>
-    </w:p>
-    <w:p>
-      <w:pPr>
-        <w:pStyle w:val="NormalWeb"/>
-        <w:tabs>
-          <w:tab w:val="left" w:pos="916"/>
-          <w:tab w:val="left" w:pos="1832"/>
-          <w:tab w:val="left" w:pos="2748"/>
-          <w:tab w:val="left" w:pos="3664"/>
-          <w:tab w:val="left" w:pos="4580"/>
-          <w:tab w:val="left" w:pos="5496"/>
-          <w:tab w:val="left" w:pos="6412"/>
-          <w:tab w:val="left" w:pos="7328"/>
-          <w:tab w:val="left" w:pos="8244"/>
-          <w:tab w:val="left" w:pos="9160"/>
-          <w:tab w:val="left" w:pos="10076"/>
-          <w:tab w:val="left" w:pos="10992"/>
-          <w:tab w:val="left" w:pos="11908"/>
-          <w:tab w:val="left" w:pos="12824"/>
-          <w:tab w:val="left" w:pos="13740"/>
-          <w:tab w:val="left" w:pos="14656"/>
-        </w:tabs>
-        <w:spacing w:line="240" w:lineRule="auto"/>
-        <w:rPr>
-          <w:rFonts w:ascii="Segoe UI" w:hAnsi="Segoe UI" w:cs="Segoe UI"/>
-          <w:color w:val="1F2933"/>
-          <w:sz w:val="18"/>
-          <w:szCs w:val="18"/>
-          <w:lang w:val="en"/>
-        </w:rPr>
-      </w:pPr>
-      <w:r>
-        <w:rPr>
-          <w:rStyle w:val="Strong"/>
-          <w:rFonts w:ascii="Arial" w:hAnsi="Arial" w:cs="Arial"/>
-          <w:color w:val="1F2933"/>
-          <w:sz w:val="18"/>
-          <w:szCs w:val="18"/>
-          <w:lang w:val="en"/>
-        </w:rPr>
-        <w:t>Why it matters:</w:t>
-      </w:r>
-      <w:r>
-        <w:rPr>
-          <w:rFonts w:ascii="Segoe UI" w:hAnsi="Segoe UI" w:cs="Segoe UI"/>
-          <w:color w:val="1F2933"/>
-          <w:sz w:val="18"/>
-          <w:szCs w:val="18"/>
-          <w:lang w:val="en"/>
-        </w:rPr>
-        <w:t xml:space="preserve"> Clients may call inconsistent URLs or send invalid tenant identifiers.</w:t>
-      </w:r>
-    </w:p>
-    <w:p>
-      <w:pPr>
-        <w:pStyle w:val="NormalWeb"/>
-        <w:tabs>
-          <w:tab w:val="left" w:pos="916"/>
-          <w:tab w:val="left" w:pos="1832"/>
-          <w:tab w:val="left" w:pos="2748"/>
-          <w:tab w:val="left" w:pos="3664"/>
-          <w:tab w:val="left" w:pos="4580"/>
-          <w:tab w:val="left" w:pos="5496"/>
-          <w:tab w:val="left" w:pos="6412"/>
-          <w:tab w:val="left" w:pos="7328"/>
-          <w:tab w:val="left" w:pos="8244"/>
-          <w:tab w:val="left" w:pos="9160"/>
-          <w:tab w:val="left" w:pos="10076"/>
-          <w:tab w:val="left" w:pos="10992"/>
-          <w:tab w:val="left" w:pos="11908"/>
-          <w:tab w:val="left" w:pos="12824"/>
-          <w:tab w:val="left" w:pos="13740"/>
-          <w:tab w:val="left" w:pos="14656"/>
-        </w:tabs>
-        <w:spacing w:line="240" w:lineRule="auto"/>
-        <w:rPr>
-          <w:rFonts w:ascii="Segoe UI" w:hAnsi="Segoe UI" w:cs="Segoe UI"/>
-          <w:color w:val="1F2933"/>
-          <w:sz w:val="18"/>
-          <w:szCs w:val="18"/>
-          <w:lang w:val="en"/>
-        </w:rPr>
-      </w:pPr>
-      <w:r>
-        <w:rPr>
-          <w:rStyle w:val="Strong"/>
-          <w:rFonts w:ascii="Arial" w:hAnsi="Arial" w:cs="Arial"/>
-          <w:color w:val="1F2933"/>
-          <w:sz w:val="18"/>
-          <w:szCs w:val="18"/>
-          <w:lang w:val="en"/>
-        </w:rPr>
-        <w:t>Proposed fix:</w:t>
-      </w:r>
-      <w:r>
-        <w:rPr>
-          <w:rFonts w:ascii="Segoe UI" w:hAnsi="Segoe UI" w:cs="Segoe UI"/>
-          <w:color w:val="1F2933"/>
-          <w:sz w:val="18"/>
-          <w:szCs w:val="18"/>
-          <w:lang w:val="en"/>
-        </w:rPr>
-        <w:t xml:space="preserve"> Use an explicit contract such as </w:t>
-      </w:r>
-      <w:r>
-        <w:rPr>
-          <w:rStyle w:val="HTMLCode"/>
-          <w:color w:val="1F2933"/>
-          <w:lang w:val="en"/>
-        </w:rPr>
-        <w:t>[HttpGet("announcements/{authorityCode}")]</w:t>
-      </w:r>
-      <w:r>
-        <w:rPr>
-          <w:rFonts w:ascii="Segoe UI" w:hAnsi="Segoe UI" w:cs="Segoe UI"/>
-          <w:color w:val="1F2933"/>
-          <w:sz w:val="18"/>
-          <w:szCs w:val="18"/>
-          <w:lang w:val="en"/>
-        </w:rPr>
-        <w:t xml:space="preserve"> with </w:t>
-      </w:r>
-      <w:r>
-        <w:rPr>
-          <w:rStyle w:val="HTMLCode"/>
-          <w:color w:val="1F2933"/>
-          <w:lang w:val="en"/>
-        </w:rPr>
-        <w:t>[FromRoute]</w:t>
-      </w:r>
-      <w:r>
-        <w:rPr>
-          <w:rFonts w:ascii="Segoe UI" w:hAnsi="Segoe UI" w:cs="Segoe UI"/>
-          <w:color w:val="1F2933"/>
-          <w:sz w:val="18"/>
-          <w:szCs w:val="18"/>
-          <w:lang w:val="en"/>
-        </w:rPr>
-        <w:t xml:space="preserve">, or explicitly use </w:t>
-      </w:r>
-      <w:r>
-        <w:rPr>
-          <w:rStyle w:val="HTMLCode"/>
-          <w:color w:val="1F2933"/>
-          <w:lang w:val="en"/>
-        </w:rPr>
-        <w:t>[FromQuery]</w:t>
-      </w:r>
-      <w:r>
-        <w:rPr>
-          <w:rFonts w:ascii="Segoe UI" w:hAnsi="Segoe UI" w:cs="Segoe UI"/>
-          <w:color w:val="1F2933"/>
-          <w:sz w:val="18"/>
-          <w:szCs w:val="18"/>
-          <w:lang w:val="en"/>
-        </w:rPr>
-        <w:t>.</w:t>
-      </w:r>
-    </w:p>
-    <w:p>
-      <w:pPr>
-        <w:pStyle w:val="Heading2"/>
-        <w:tabs>
-          <w:tab w:val="left" w:pos="916"/>
-          <w:tab w:val="left" w:pos="1832"/>
-          <w:tab w:val="left" w:pos="2748"/>
-          <w:tab w:val="left" w:pos="3664"/>
-          <w:tab w:val="left" w:pos="4580"/>
-          <w:tab w:val="left" w:pos="5496"/>
-          <w:tab w:val="left" w:pos="6412"/>
-          <w:tab w:val="left" w:pos="7328"/>
-          <w:tab w:val="left" w:pos="8244"/>
-          <w:tab w:val="left" w:pos="9160"/>
-          <w:tab w:val="left" w:pos="10076"/>
-          <w:tab w:val="left" w:pos="10992"/>
-          <w:tab w:val="left" w:pos="11908"/>
-          <w:tab w:val="left" w:pos="12824"/>
-          <w:tab w:val="left" w:pos="13740"/>
-          <w:tab w:val="left" w:pos="14656"/>
-        </w:tabs>
-        <w:spacing w:line="240" w:lineRule="auto"/>
-        <w:rPr>
-          <w:rFonts w:ascii="Arial" w:eastAsia="Times New Roman" w:hAnsi="Arial" w:cs="Arial"/>
-          <w:color w:val="1F2933"/>
-          <w:sz w:val="27"/>
-          <w:szCs w:val="27"/>
-          <w:lang w:val="en"/>
-        </w:rPr>
-      </w:pPr>
-    </w:p>
-    <w:p>
-      <w:pPr>
-        <w:pStyle w:val="Heading2"/>
-        <w:tabs>
-          <w:tab w:val="left" w:pos="916"/>
-          <w:tab w:val="left" w:pos="1832"/>
-          <w:tab w:val="left" w:pos="2748"/>
-          <w:tab w:val="left" w:pos="3664"/>
-          <w:tab w:val="left" w:pos="4580"/>
-          <w:tab w:val="left" w:pos="5496"/>
-          <w:tab w:val="left" w:pos="6412"/>
-          <w:tab w:val="left" w:pos="7328"/>
-          <w:tab w:val="left" w:pos="8244"/>
-          <w:tab w:val="left" w:pos="9160"/>
-          <w:tab w:val="left" w:pos="10076"/>
-          <w:tab w:val="left" w:pos="10992"/>
-          <w:tab w:val="left" w:pos="11908"/>
-          <w:tab w:val="left" w:pos="12824"/>
-          <w:tab w:val="left" w:pos="13740"/>
-          <w:tab w:val="left" w:pos="14656"/>
-        </w:tabs>
-        <w:spacing w:line="240" w:lineRule="auto"/>
-        <w:rPr>
           <w:rFonts w:eastAsia="Times New Roman"/>
           <w:color w:val="1F2933"/>
           <w:lang w:val="en"/>
@@ -6275,7 +5758,7 @@
       <w:pPr>
         <w:numPr>
           <w:ilvl w:val="0"/>
-          <w:numId w:val="16"/>
+          <w:numId w:val="17"/>
         </w:numPr>
         <w:spacing w:line="240" w:lineRule="auto"/>
         <w:rPr>
@@ -6283,6 +5766,7 @@
           <w:color w:val="1F2933"/>
           <w:sz w:val="18"/>
           <w:szCs w:val="18"/>
+          <w:lang w:val="en-IL"/>
         </w:rPr>
       </w:pPr>
       <w:r>
@@ -6291,15 +5775,16 @@
           <w:color w:val="1F2933"/>
           <w:sz w:val="18"/>
           <w:szCs w:val="18"/>
-        </w:rPr>
-        <w:t>API contract, business rules, error handling, and tenant-isolation requirements are documented.</w:t>
+          <w:lang w:val="en-IL"/>
+        </w:rPr>
+        <w:t>The API contract, business rules, error handling, and tenant-isolation requirements are documented and agreed upon.</w:t>
       </w:r>
     </w:p>
     <w:p>
       <w:pPr>
         <w:numPr>
           <w:ilvl w:val="0"/>
-          <w:numId w:val="16"/>
+          <w:numId w:val="17"/>
         </w:numPr>
         <w:spacing w:line="240" w:lineRule="auto"/>
         <w:rPr>
@@ -6307,6 +5792,7 @@
           <w:color w:val="1F2933"/>
           <w:sz w:val="18"/>
           <w:szCs w:val="18"/>
+          <w:lang w:val="en-IL"/>
         </w:rPr>
       </w:pPr>
       <w:r>
@@ -6315,15 +5801,16 @@
           <w:color w:val="1F2933"/>
           <w:sz w:val="18"/>
           <w:szCs w:val="18"/>
-        </w:rPr>
-        <w:t>External calls use configured clients, bounded timeouts, cancellation, and appropriate error handling.</w:t>
+          <w:lang w:val="en-IL"/>
+        </w:rPr>
+        <w:t>External calls use configured HTTP clients, bounded timeouts, cancellation tokens, and appropriate failure handling.</w:t>
       </w:r>
     </w:p>
     <w:p>
       <w:pPr>
         <w:numPr>
           <w:ilvl w:val="0"/>
-          <w:numId w:val="16"/>
+          <w:numId w:val="17"/>
         </w:numPr>
         <w:spacing w:line="240" w:lineRule="auto"/>
         <w:rPr>
@@ -6331,6 +5818,7 @@
           <w:color w:val="1F2933"/>
           <w:sz w:val="18"/>
           <w:szCs w:val="18"/>
+          <w:lang w:val="en-IL"/>
         </w:rPr>
       </w:pPr>
       <w:r>
@@ -6339,15 +5827,16 @@
           <w:color w:val="1F2933"/>
           <w:sz w:val="18"/>
           <w:szCs w:val="18"/>
-        </w:rPr>
-        <w:t>Database queries are safely constructed, and tenant filtering is enforced.</w:t>
+          <w:lang w:val="en-IL"/>
+        </w:rPr>
+        <w:t>Database queries are safely constructed, and all data access is scoped to the requested authority.</w:t>
       </w:r>
     </w:p>
     <w:p>
       <w:pPr>
         <w:numPr>
           <w:ilvl w:val="0"/>
-          <w:numId w:val="16"/>
+          <w:numId w:val="17"/>
         </w:numPr>
         <w:spacing w:line="240" w:lineRule="auto"/>
         <w:rPr>
@@ -6355,6 +5844,7 @@
           <w:color w:val="1F2933"/>
           <w:sz w:val="18"/>
           <w:szCs w:val="18"/>
+          <w:lang w:val="en-IL"/>
         </w:rPr>
       </w:pPr>
       <w:r>
@@ -6363,15 +5853,16 @@
           <w:color w:val="1F2933"/>
           <w:sz w:val="18"/>
           <w:szCs w:val="18"/>
-        </w:rPr>
-        <w:t>Business logic is separated from controllers and covered by unit tests, including edge cases and failure scenarios.</w:t>
+          <w:lang w:val="en-IL"/>
+        </w:rPr>
+        <w:t>Business logic is separated from controllers and covered by unit tests, including filtering, sorting, urgency, expiration, category handling, and edge cases.</w:t>
       </w:r>
     </w:p>
     <w:p>
       <w:pPr>
         <w:numPr>
           <w:ilvl w:val="0"/>
-          <w:numId w:val="16"/>
+          <w:numId w:val="17"/>
         </w:numPr>
         <w:spacing w:line="240" w:lineRule="auto"/>
         <w:rPr>
@@ -6379,6 +5870,7 @@
           <w:color w:val="1F2933"/>
           <w:sz w:val="18"/>
           <w:szCs w:val="18"/>
+          <w:lang w:val="en-IL"/>
         </w:rPr>
       </w:pPr>
       <w:r>
@@ -6387,15 +5879,16 @@
           <w:color w:val="1F2933"/>
           <w:sz w:val="18"/>
           <w:szCs w:val="18"/>
-        </w:rPr>
-        <w:t>Integration tests cover successful responses, invalid or unknown authorities, upstream failures, and tenant isolation.</w:t>
+          <w:lang w:val="en-IL"/>
+        </w:rPr>
+        <w:t>Integration tests cover successful responses, invalid or unknown authorities, upstream failures, and tenant isolation, including attempts to access another authority’s data.</w:t>
       </w:r>
     </w:p>
     <w:p>
       <w:pPr>
         <w:numPr>
           <w:ilvl w:val="0"/>
-          <w:numId w:val="16"/>
+          <w:numId w:val="17"/>
         </w:numPr>
         <w:spacing w:line="240" w:lineRule="auto"/>
         <w:rPr>
@@ -6403,6 +5896,7 @@
           <w:color w:val="1F2933"/>
           <w:sz w:val="18"/>
           <w:szCs w:val="18"/>
+          <w:lang w:val="en-IL"/>
         </w:rPr>
       </w:pPr>
       <w:r>
@@ -6411,6 +5905,7 @@
           <w:color w:val="1F2933"/>
           <w:sz w:val="18"/>
           <w:szCs w:val="18"/>
+          <w:lang w:val="en-IL"/>
         </w:rPr>
         <w:t>Input validation, privacy-safe structured logging, and API documentation are in place.</w:t>
       </w:r>
@@ -6419,58 +5914,24 @@
       <w:pPr>
         <w:numPr>
           <w:ilvl w:val="0"/>
-          <w:numId w:val="16"/>
+          <w:numId w:val="17"/>
         </w:numPr>
         <w:spacing w:line="240" w:lineRule="auto"/>
         <w:rPr>
+          <w:rtl/>
+          <w:lang w:val="en-IL"/>
+        </w:rPr>
+      </w:pPr>
+      <w:r>
+        <w:rPr>
           <w:rFonts w:ascii="Segoe UI" w:eastAsia="Times New Roman" w:hAnsi="Segoe UI" w:cs="Segoe UI"/>
           <w:color w:val="1F2933"/>
           <w:sz w:val="18"/>
           <w:szCs w:val="18"/>
-        </w:rPr>
-      </w:pPr>
-      <w:r>
-        <w:rPr>
-          <w:rFonts w:ascii="Segoe UI" w:eastAsia="Times New Roman" w:hAnsi="Segoe UI" w:cs="Segoe UI"/>
-          <w:color w:val="1F2933"/>
-          <w:sz w:val="18"/>
-          <w:szCs w:val="18"/>
+          <w:lang w:val="en-IL"/>
         </w:rPr>
         <w:t>All acceptance criteria are met; the build, static analysis, and automated tests pass in CI.</w:t>
       </w:r>
-    </w:p>
-    <w:p>
-      <w:pPr>
-        <w:numPr>
-          <w:ilvl w:val="0"/>
-          <w:numId w:val="16"/>
-        </w:numPr>
-        <w:spacing w:line="240" w:lineRule="auto"/>
-        <w:rPr>
-          <w:rFonts w:ascii="Segoe UI" w:eastAsia="Times New Roman" w:hAnsi="Segoe UI" w:cs="Segoe UI"/>
-          <w:color w:val="1F2933"/>
-          <w:sz w:val="18"/>
-          <w:szCs w:val="18"/>
-        </w:rPr>
-      </w:pPr>
-      <w:r>
-        <w:rPr>
-          <w:rFonts w:ascii="Segoe UI" w:eastAsia="Times New Roman" w:hAnsi="Segoe UI" w:cs="Segoe UI"/>
-          <w:color w:val="1F2933"/>
-          <w:sz w:val="18"/>
-          <w:szCs w:val="18"/>
-        </w:rPr>
-        <w:t>The PR includes a clear description of the changes, test evidence, and any known limitations.</w:t>
-      </w:r>
-    </w:p>
-    <w:p>
-      <w:pPr>
-        <w:bidi/>
-        <w:spacing w:line="240" w:lineRule="auto"/>
-        <w:rPr>
-          <w:rtl/>
-        </w:rPr>
-      </w:pPr>
     </w:p>
     <w:p>
       <w:pPr>
@@ -6478,9 +5939,6 @@
         <w:rPr>
           <w:b/>
           <w:bCs/>
-          <w:sz w:val="28"/>
-          <w:szCs w:val="28"/>
-          <w:rtl/>
           <w:lang w:val="en-US"/>
         </w:rPr>
       </w:pPr>
@@ -6491,9 +5949,6 @@
         <w:rPr>
           <w:b/>
           <w:bCs/>
-          <w:sz w:val="28"/>
-          <w:szCs w:val="28"/>
-          <w:rtl/>
           <w:lang w:val="en-US"/>
         </w:rPr>
       </w:pPr>
@@ -6504,9 +5959,6 @@
         <w:rPr>
           <w:b/>
           <w:bCs/>
-          <w:sz w:val="28"/>
-          <w:szCs w:val="28"/>
-          <w:rtl/>
           <w:lang w:val="en-US"/>
         </w:rPr>
       </w:pPr>
@@ -6517,9 +5969,6 @@
         <w:rPr>
           <w:b/>
           <w:bCs/>
-          <w:sz w:val="28"/>
-          <w:szCs w:val="28"/>
-          <w:rtl/>
           <w:lang w:val="en-US"/>
         </w:rPr>
       </w:pPr>
@@ -6530,9 +5979,6 @@
         <w:rPr>
           <w:b/>
           <w:bCs/>
-          <w:sz w:val="28"/>
-          <w:szCs w:val="28"/>
-          <w:rtl/>
           <w:lang w:val="en-US"/>
         </w:rPr>
       </w:pPr>
@@ -6543,9 +5989,6 @@
         <w:rPr>
           <w:b/>
           <w:bCs/>
-          <w:sz w:val="28"/>
-          <w:szCs w:val="28"/>
-          <w:rtl/>
           <w:lang w:val="en-US"/>
         </w:rPr>
       </w:pPr>
@@ -6556,35 +5999,6 @@
         <w:rPr>
           <w:b/>
           <w:bCs/>
-          <w:sz w:val="28"/>
-          <w:szCs w:val="28"/>
-          <w:rtl/>
-          <w:lang w:val="en-US"/>
-        </w:rPr>
-      </w:pPr>
-    </w:p>
-    <w:p>
-      <w:pPr>
-        <w:bidi/>
-        <w:rPr>
-          <w:b/>
-          <w:bCs/>
-          <w:sz w:val="28"/>
-          <w:szCs w:val="28"/>
-          <w:rtl/>
-          <w:lang w:val="en-US"/>
-        </w:rPr>
-      </w:pPr>
-    </w:p>
-    <w:p>
-      <w:pPr>
-        <w:bidi/>
-        <w:rPr>
-          <w:b/>
-          <w:bCs/>
-          <w:sz w:val="28"/>
-          <w:szCs w:val="28"/>
-          <w:rtl/>
           <w:lang w:val="en-US"/>
         </w:rPr>
       </w:pPr>
@@ -9819,6 +9233,155 @@
     </w:lvl>
   </w:abstractNum>
   <w:abstractNum w:abstractNumId="13" w15:restartNumberingAfterBreak="0">
+    <w:nsid w:val="4C563B5B"/>
+    <w:multiLevelType w:val="multilevel"/>
+    <w:tmpl w:val="9F0C2498"/>
+    <w:lvl w:ilvl="0">
+      <w:start w:val="1"/>
+      <w:numFmt w:val="bullet"/>
+      <w:lvlText w:val=""/>
+      <w:lvlJc w:val="left"/>
+      <w:pPr>
+        <w:tabs>
+          <w:tab w:val="num" w:pos="720"/>
+        </w:tabs>
+        <w:ind w:left="720" w:hanging="360"/>
+      </w:pPr>
+      <w:rPr>
+        <w:rFonts w:ascii="Symbol" w:hAnsi="Symbol" w:hint="default"/>
+        <w:sz w:val="20"/>
+      </w:rPr>
+    </w:lvl>
+    <w:lvl w:ilvl="1" w:tentative="1">
+      <w:start w:val="1"/>
+      <w:numFmt w:val="bullet"/>
+      <w:lvlText w:val="o"/>
+      <w:lvlJc w:val="left"/>
+      <w:pPr>
+        <w:tabs>
+          <w:tab w:val="num" w:pos="1440"/>
+        </w:tabs>
+        <w:ind w:left="1440" w:hanging="360"/>
+      </w:pPr>
+      <w:rPr>
+        <w:rFonts w:ascii="Courier New" w:hAnsi="Courier New" w:hint="default"/>
+        <w:sz w:val="20"/>
+      </w:rPr>
+    </w:lvl>
+    <w:lvl w:ilvl="2" w:tentative="1">
+      <w:start w:val="1"/>
+      <w:numFmt w:val="bullet"/>
+      <w:lvlText w:val=""/>
+      <w:lvlJc w:val="left"/>
+      <w:pPr>
+        <w:tabs>
+          <w:tab w:val="num" w:pos="2160"/>
+        </w:tabs>
+        <w:ind w:left="2160" w:hanging="360"/>
+      </w:pPr>
+      <w:rPr>
+        <w:rFonts w:ascii="Wingdings" w:hAnsi="Wingdings" w:hint="default"/>
+        <w:sz w:val="20"/>
+      </w:rPr>
+    </w:lvl>
+    <w:lvl w:ilvl="3" w:tentative="1">
+      <w:start w:val="1"/>
+      <w:numFmt w:val="bullet"/>
+      <w:lvlText w:val=""/>
+      <w:lvlJc w:val="left"/>
+      <w:pPr>
+        <w:tabs>
+          <w:tab w:val="num" w:pos="2880"/>
+        </w:tabs>
+        <w:ind w:left="2880" w:hanging="360"/>
+      </w:pPr>
+      <w:rPr>
+        <w:rFonts w:ascii="Wingdings" w:hAnsi="Wingdings" w:hint="default"/>
+        <w:sz w:val="20"/>
+      </w:rPr>
+    </w:lvl>
+    <w:lvl w:ilvl="4" w:tentative="1">
+      <w:start w:val="1"/>
+      <w:numFmt w:val="bullet"/>
+      <w:lvlText w:val=""/>
+      <w:lvlJc w:val="left"/>
+      <w:pPr>
+        <w:tabs>
+          <w:tab w:val="num" w:pos="3600"/>
+        </w:tabs>
+        <w:ind w:left="3600" w:hanging="360"/>
+      </w:pPr>
+      <w:rPr>
+        <w:rFonts w:ascii="Wingdings" w:hAnsi="Wingdings" w:hint="default"/>
+        <w:sz w:val="20"/>
+      </w:rPr>
+    </w:lvl>
+    <w:lvl w:ilvl="5" w:tentative="1">
+      <w:start w:val="1"/>
+      <w:numFmt w:val="bullet"/>
+      <w:lvlText w:val=""/>
+      <w:lvlJc w:val="left"/>
+      <w:pPr>
+        <w:tabs>
+          <w:tab w:val="num" w:pos="4320"/>
+        </w:tabs>
+        <w:ind w:left="4320" w:hanging="360"/>
+      </w:pPr>
+      <w:rPr>
+        <w:rFonts w:ascii="Wingdings" w:hAnsi="Wingdings" w:hint="default"/>
+        <w:sz w:val="20"/>
+      </w:rPr>
+    </w:lvl>
+    <w:lvl w:ilvl="6" w:tentative="1">
+      <w:start w:val="1"/>
+      <w:numFmt w:val="bullet"/>
+      <w:lvlText w:val=""/>
+      <w:lvlJc w:val="left"/>
+      <w:pPr>
+        <w:tabs>
+          <w:tab w:val="num" w:pos="5040"/>
+        </w:tabs>
+        <w:ind w:left="5040" w:hanging="360"/>
+      </w:pPr>
+      <w:rPr>
+        <w:rFonts w:ascii="Wingdings" w:hAnsi="Wingdings" w:hint="default"/>
+        <w:sz w:val="20"/>
+      </w:rPr>
+    </w:lvl>
+    <w:lvl w:ilvl="7" w:tentative="1">
+      <w:start w:val="1"/>
+      <w:numFmt w:val="bullet"/>
+      <w:lvlText w:val=""/>
+      <w:lvlJc w:val="left"/>
+      <w:pPr>
+        <w:tabs>
+          <w:tab w:val="num" w:pos="5760"/>
+        </w:tabs>
+        <w:ind w:left="5760" w:hanging="360"/>
+      </w:pPr>
+      <w:rPr>
+        <w:rFonts w:ascii="Wingdings" w:hAnsi="Wingdings" w:hint="default"/>
+        <w:sz w:val="20"/>
+      </w:rPr>
+    </w:lvl>
+    <w:lvl w:ilvl="8" w:tentative="1">
+      <w:start w:val="1"/>
+      <w:numFmt w:val="bullet"/>
+      <w:lvlText w:val=""/>
+      <w:lvlJc w:val="left"/>
+      <w:pPr>
+        <w:tabs>
+          <w:tab w:val="num" w:pos="6480"/>
+        </w:tabs>
+        <w:ind w:left="6480" w:hanging="360"/>
+      </w:pPr>
+      <w:rPr>
+        <w:rFonts w:ascii="Wingdings" w:hAnsi="Wingdings" w:hint="default"/>
+        <w:sz w:val="20"/>
+      </w:rPr>
+    </w:lvl>
+  </w:abstractNum>
+  <w:abstractNum w:abstractNumId="14" w15:restartNumberingAfterBreak="0">
     <w:nsid w:val="522D4CD8"/>
     <w:multiLevelType w:val="multilevel"/>
     <w:tmpl w:val="7B68B400"/>
@@ -9967,7 +9530,7 @@
       </w:rPr>
     </w:lvl>
   </w:abstractNum>
-  <w:abstractNum w:abstractNumId="14" w15:restartNumberingAfterBreak="0">
+  <w:abstractNum w:abstractNumId="15" w15:restartNumberingAfterBreak="0">
     <w:nsid w:val="53DA168A"/>
     <w:multiLevelType w:val="hybridMultilevel"/>
     <w:tmpl w:val="D104382A"/>
@@ -10080,7 +9643,7 @@
       </w:rPr>
     </w:lvl>
   </w:abstractNum>
-  <w:abstractNum w:abstractNumId="15" w15:restartNumberingAfterBreak="0">
+  <w:abstractNum w:abstractNumId="16" w15:restartNumberingAfterBreak="0">
     <w:nsid w:val="6EE81949"/>
     <w:multiLevelType w:val="multilevel"/>
     <w:tmpl w:val="787EE5D6"/>
@@ -10248,7 +9811,7 @@
     <w:abstractNumId w:val="1"/>
   </w:num>
   <w:num w:numId="7" w16cid:durableId="1639263231">
-    <w:abstractNumId w:val="15"/>
+    <w:abstractNumId w:val="16"/>
   </w:num>
   <w:num w:numId="8" w16cid:durableId="977884173">
     <w:abstractNumId w:val="0"/>
@@ -10269,12 +9832,15 @@
     <w:abstractNumId w:val="11"/>
   </w:num>
   <w:num w:numId="14" w16cid:durableId="1726295084">
-    <w:abstractNumId w:val="14"/>
+    <w:abstractNumId w:val="15"/>
   </w:num>
   <w:num w:numId="15" w16cid:durableId="1604457910">
     <w:abstractNumId w:val="12"/>
   </w:num>
   <w:num w:numId="16" w16cid:durableId="39139047">
+    <w:abstractNumId w:val="14"/>
+  </w:num>
+  <w:num w:numId="17" w16cid:durableId="839662056">
     <w:abstractNumId w:val="13"/>
   </w:num>
 </w:numbering>
@@ -10882,7 +10448,6 @@
   <w:style w:type="character" w:default="1" w:styleId="DefaultParagraphFont">
     <w:name w:val="Default Paragraph Font"/>
     <w:uiPriority w:val="1"/>
-    <w:semiHidden/>
     <w:unhideWhenUsed/>
   </w:style>
   <w:style w:type="table" w:default="1" w:styleId="TableNormal">
